--- a/docs/thesis/magistrsko-delo-short-jasa-zupancic.docx
+++ b/docs/thesis/magistrsko-delo-short-jasa-zupancic.docx
@@ -322,7 +322,7 @@
         <w:fldChar w:fldCharType="begin"/>
       </w:r>
       <w:r>
-        <w:instrText xml:space="preserve"> PAGEREF _Toc230973856 \h </w:instrText>
+        <w:instrText xml:space="preserve"> PAGEREF _Toc231405433 \h </w:instrText>
       </w:r>
       <w:r>
         <w:fldChar w:fldCharType="separate"/>
@@ -377,7 +377,7 @@
         <w:fldChar w:fldCharType="begin"/>
       </w:r>
       <w:r>
-        <w:instrText xml:space="preserve"> PAGEREF _Toc230973857 \h </w:instrText>
+        <w:instrText xml:space="preserve"> PAGEREF _Toc231405434 \h </w:instrText>
       </w:r>
       <w:r>
         <w:fldChar w:fldCharType="separate"/>
@@ -432,7 +432,7 @@
         <w:fldChar w:fldCharType="begin"/>
       </w:r>
       <w:r>
-        <w:instrText xml:space="preserve"> PAGEREF _Toc230973858 \h </w:instrText>
+        <w:instrText xml:space="preserve"> PAGEREF _Toc231405435 \h </w:instrText>
       </w:r>
       <w:r>
         <w:fldChar w:fldCharType="separate"/>
@@ -477,7 +477,7 @@
         <w:tab/>
       </w:r>
       <w:r>
-        <w:t>OPIS, RAZVOJ IN OTIMIZACIJA MODELOV</w:t>
+        <w:t>OPIS, RAZVOJ IN OPTIMIZACIJA MODELOV</w:t>
       </w:r>
       <w:r>
         <w:tab/>
@@ -486,7 +486,7 @@
         <w:fldChar w:fldCharType="begin"/>
       </w:r>
       <w:r>
-        <w:instrText xml:space="preserve"> PAGEREF _Toc230973859 \h </w:instrText>
+        <w:instrText xml:space="preserve"> PAGEREF _Toc231405436 \h </w:instrText>
       </w:r>
       <w:r>
         <w:fldChar w:fldCharType="separate"/>
@@ -541,7 +541,7 @@
         <w:fldChar w:fldCharType="begin"/>
       </w:r>
       <w:r>
-        <w:instrText xml:space="preserve"> PAGEREF _Toc230973860 \h </w:instrText>
+        <w:instrText xml:space="preserve"> PAGEREF _Toc231405437 \h </w:instrText>
       </w:r>
       <w:r>
         <w:fldChar w:fldCharType="separate"/>
@@ -611,7 +611,7 @@
         <w:rPr>
           <w:noProof/>
         </w:rPr>
-        <w:instrText xml:space="preserve"> PAGEREF _Toc230973861 \h </w:instrText>
+        <w:instrText xml:space="preserve"> PAGEREF _Toc231405438 \h </w:instrText>
       </w:r>
       <w:r>
         <w:rPr>
@@ -695,7 +695,7 @@
         <w:rPr>
           <w:noProof/>
         </w:rPr>
-        <w:instrText xml:space="preserve"> PAGEREF _Toc230973862 \h </w:instrText>
+        <w:instrText xml:space="preserve"> PAGEREF _Toc231405439 \h </w:instrText>
       </w:r>
       <w:r>
         <w:rPr>
@@ -764,7 +764,7 @@
         <w:fldChar w:fldCharType="begin"/>
       </w:r>
       <w:r>
-        <w:instrText xml:space="preserve"> PAGEREF _Toc230973863 \h </w:instrText>
+        <w:instrText xml:space="preserve"> PAGEREF _Toc231405440 \h </w:instrText>
       </w:r>
       <w:r>
         <w:fldChar w:fldCharType="separate"/>
@@ -834,7 +834,7 @@
         <w:rPr>
           <w:noProof/>
         </w:rPr>
-        <w:instrText xml:space="preserve"> PAGEREF _Toc230973864 \h </w:instrText>
+        <w:instrText xml:space="preserve"> PAGEREF _Toc231405441 \h </w:instrText>
       </w:r>
       <w:r>
         <w:rPr>
@@ -918,7 +918,7 @@
         <w:rPr>
           <w:noProof/>
         </w:rPr>
-        <w:instrText xml:space="preserve"> PAGEREF _Toc230973865 \h </w:instrText>
+        <w:instrText xml:space="preserve"> PAGEREF _Toc231405442 \h </w:instrText>
       </w:r>
       <w:r>
         <w:rPr>
@@ -1002,7 +1002,7 @@
         <w:rPr>
           <w:noProof/>
         </w:rPr>
-        <w:instrText xml:space="preserve"> PAGEREF _Toc230973866 \h </w:instrText>
+        <w:instrText xml:space="preserve"> PAGEREF _Toc231405443 \h </w:instrText>
       </w:r>
       <w:r>
         <w:rPr>
@@ -1086,7 +1086,7 @@
         <w:rPr>
           <w:noProof/>
         </w:rPr>
-        <w:instrText xml:space="preserve"> PAGEREF _Toc230973867 \h </w:instrText>
+        <w:instrText xml:space="preserve"> PAGEREF _Toc231405444 \h </w:instrText>
       </w:r>
       <w:r>
         <w:rPr>
@@ -1170,7 +1170,7 @@
         <w:rPr>
           <w:noProof/>
         </w:rPr>
-        <w:instrText xml:space="preserve"> PAGEREF _Toc230973868 \h </w:instrText>
+        <w:instrText xml:space="preserve"> PAGEREF _Toc231405445 \h </w:instrText>
       </w:r>
       <w:r>
         <w:rPr>
@@ -1239,7 +1239,7 @@
         <w:fldChar w:fldCharType="begin"/>
       </w:r>
       <w:r>
-        <w:instrText xml:space="preserve"> PAGEREF _Toc230973869 \h </w:instrText>
+        <w:instrText xml:space="preserve"> PAGEREF _Toc231405446 \h </w:instrText>
       </w:r>
       <w:r>
         <w:fldChar w:fldCharType="separate"/>
@@ -1309,7 +1309,7 @@
         <w:rPr>
           <w:noProof/>
         </w:rPr>
-        <w:instrText xml:space="preserve"> PAGEREF _Toc230973870 \h </w:instrText>
+        <w:instrText xml:space="preserve"> PAGEREF _Toc231405447 \h </w:instrText>
       </w:r>
       <w:r>
         <w:rPr>
@@ -1393,7 +1393,7 @@
         <w:rPr>
           <w:noProof/>
         </w:rPr>
-        <w:instrText xml:space="preserve"> PAGEREF _Toc230973871 \h </w:instrText>
+        <w:instrText xml:space="preserve"> PAGEREF _Toc231405448 \h </w:instrText>
       </w:r>
       <w:r>
         <w:rPr>
@@ -1477,7 +1477,7 @@
         <w:rPr>
           <w:noProof/>
         </w:rPr>
-        <w:instrText xml:space="preserve"> PAGEREF _Toc230973872 \h </w:instrText>
+        <w:instrText xml:space="preserve"> PAGEREF _Toc231405449 \h </w:instrText>
       </w:r>
       <w:r>
         <w:rPr>
@@ -1561,7 +1561,7 @@
         <w:rPr>
           <w:noProof/>
         </w:rPr>
-        <w:instrText xml:space="preserve"> PAGEREF _Toc230973873 \h </w:instrText>
+        <w:instrText xml:space="preserve"> PAGEREF _Toc231405450 \h </w:instrText>
       </w:r>
       <w:r>
         <w:rPr>
@@ -1629,7 +1629,7 @@
         <w:fldChar w:fldCharType="begin"/>
       </w:r>
       <w:r>
-        <w:instrText xml:space="preserve"> PAGEREF _Toc230973874 \h </w:instrText>
+        <w:instrText xml:space="preserve"> PAGEREF _Toc231405451 \h </w:instrText>
       </w:r>
       <w:r>
         <w:fldChar w:fldCharType="separate"/>
@@ -1684,7 +1684,7 @@
         <w:fldChar w:fldCharType="begin"/>
       </w:r>
       <w:r>
-        <w:instrText xml:space="preserve"> PAGEREF _Toc230973875 \h </w:instrText>
+        <w:instrText xml:space="preserve"> PAGEREF _Toc231405452 \h </w:instrText>
       </w:r>
       <w:r>
         <w:fldChar w:fldCharType="separate"/>
@@ -1754,7 +1754,7 @@
         <w:rPr>
           <w:noProof/>
         </w:rPr>
-        <w:instrText xml:space="preserve"> PAGEREF _Toc230973876 \h </w:instrText>
+        <w:instrText xml:space="preserve"> PAGEREF _Toc231405453 \h </w:instrText>
       </w:r>
       <w:r>
         <w:rPr>
@@ -1838,7 +1838,7 @@
         <w:rPr>
           <w:noProof/>
         </w:rPr>
-        <w:instrText xml:space="preserve"> PAGEREF _Toc230973877 \h </w:instrText>
+        <w:instrText xml:space="preserve"> PAGEREF _Toc231405454 \h </w:instrText>
       </w:r>
       <w:r>
         <w:rPr>
@@ -1922,7 +1922,7 @@
         <w:rPr>
           <w:noProof/>
         </w:rPr>
-        <w:instrText xml:space="preserve"> PAGEREF _Toc230973878 \h </w:instrText>
+        <w:instrText xml:space="preserve"> PAGEREF _Toc231405455 \h </w:instrText>
       </w:r>
       <w:r>
         <w:rPr>
@@ -1991,7 +1991,7 @@
         <w:fldChar w:fldCharType="begin"/>
       </w:r>
       <w:r>
-        <w:instrText xml:space="preserve"> PAGEREF _Toc230973879 \h </w:instrText>
+        <w:instrText xml:space="preserve"> PAGEREF _Toc231405456 \h </w:instrText>
       </w:r>
       <w:r>
         <w:fldChar w:fldCharType="separate"/>
@@ -2046,7 +2046,7 @@
         <w:fldChar w:fldCharType="begin"/>
       </w:r>
       <w:r>
-        <w:instrText xml:space="preserve"> PAGEREF _Toc230973880 \h </w:instrText>
+        <w:instrText xml:space="preserve"> PAGEREF _Toc231405457 \h </w:instrText>
       </w:r>
       <w:r>
         <w:fldChar w:fldCharType="separate"/>
@@ -2116,7 +2116,7 @@
         <w:rPr>
           <w:noProof/>
         </w:rPr>
-        <w:instrText xml:space="preserve"> PAGEREF _Toc230973881 \h </w:instrText>
+        <w:instrText xml:space="preserve"> PAGEREF _Toc231405458 \h </w:instrText>
       </w:r>
       <w:r>
         <w:rPr>
@@ -2201,7 +2201,7 @@
         <w:rPr>
           <w:noProof/>
         </w:rPr>
-        <w:instrText xml:space="preserve"> PAGEREF _Toc230973882 \h </w:instrText>
+        <w:instrText xml:space="preserve"> PAGEREF _Toc231405459 \h </w:instrText>
       </w:r>
       <w:r>
         <w:rPr>
@@ -2285,7 +2285,7 @@
         <w:rPr>
           <w:noProof/>
         </w:rPr>
-        <w:instrText xml:space="preserve"> PAGEREF _Toc230973883 \h </w:instrText>
+        <w:instrText xml:space="preserve"> PAGEREF _Toc231405460 \h </w:instrText>
       </w:r>
       <w:r>
         <w:rPr>
@@ -2354,7 +2354,7 @@
         <w:fldChar w:fldCharType="begin"/>
       </w:r>
       <w:r>
-        <w:instrText xml:space="preserve"> PAGEREF _Toc230973884 \h </w:instrText>
+        <w:instrText xml:space="preserve"> PAGEREF _Toc231405461 \h </w:instrText>
       </w:r>
       <w:r>
         <w:fldChar w:fldCharType="separate"/>
@@ -2424,7 +2424,7 @@
         <w:rPr>
           <w:noProof/>
         </w:rPr>
-        <w:instrText xml:space="preserve"> PAGEREF _Toc230973885 \h </w:instrText>
+        <w:instrText xml:space="preserve"> PAGEREF _Toc231405462 \h </w:instrText>
       </w:r>
       <w:r>
         <w:rPr>
@@ -2508,7 +2508,7 @@
         <w:rPr>
           <w:noProof/>
         </w:rPr>
-        <w:instrText xml:space="preserve"> PAGEREF _Toc230973886 \h </w:instrText>
+        <w:instrText xml:space="preserve"> PAGEREF _Toc231405463 \h </w:instrText>
       </w:r>
       <w:r>
         <w:rPr>
@@ -2592,7 +2592,7 @@
         <w:rPr>
           <w:noProof/>
         </w:rPr>
-        <w:instrText xml:space="preserve"> PAGEREF _Toc230973887 \h </w:instrText>
+        <w:instrText xml:space="preserve"> PAGEREF _Toc231405464 \h </w:instrText>
       </w:r>
       <w:r>
         <w:rPr>
@@ -2676,7 +2676,7 @@
         <w:rPr>
           <w:noProof/>
         </w:rPr>
-        <w:instrText xml:space="preserve"> PAGEREF _Toc230973888 \h </w:instrText>
+        <w:instrText xml:space="preserve"> PAGEREF _Toc231405465 \h </w:instrText>
       </w:r>
       <w:r>
         <w:rPr>
@@ -2744,7 +2744,7 @@
         <w:fldChar w:fldCharType="begin"/>
       </w:r>
       <w:r>
-        <w:instrText xml:space="preserve"> PAGEREF _Toc230973889 \h </w:instrText>
+        <w:instrText xml:space="preserve"> PAGEREF _Toc231405466 \h </w:instrText>
       </w:r>
       <w:r>
         <w:fldChar w:fldCharType="separate"/>
@@ -2799,7 +2799,7 @@
         <w:fldChar w:fldCharType="begin"/>
       </w:r>
       <w:r>
-        <w:instrText xml:space="preserve"> PAGEREF _Toc230973890 \h </w:instrText>
+        <w:instrText xml:space="preserve"> PAGEREF _Toc231405467 \h </w:instrText>
       </w:r>
       <w:r>
         <w:fldChar w:fldCharType="separate"/>
@@ -2854,7 +2854,7 @@
         <w:fldChar w:fldCharType="begin"/>
       </w:r>
       <w:r>
-        <w:instrText xml:space="preserve"> PAGEREF _Toc230973891 \h </w:instrText>
+        <w:instrText xml:space="preserve"> PAGEREF _Toc231405468 \h </w:instrText>
       </w:r>
       <w:r>
         <w:fldChar w:fldCharType="separate"/>
@@ -2909,7 +2909,7 @@
         <w:fldChar w:fldCharType="begin"/>
       </w:r>
       <w:r>
-        <w:instrText xml:space="preserve"> PAGEREF _Toc230973892 \h </w:instrText>
+        <w:instrText xml:space="preserve"> PAGEREF _Toc231405469 \h </w:instrText>
       </w:r>
       <w:r>
         <w:fldChar w:fldCharType="separate"/>
@@ -2964,7 +2964,7 @@
         <w:fldChar w:fldCharType="begin"/>
       </w:r>
       <w:r>
-        <w:instrText xml:space="preserve"> PAGEREF _Toc230973893 \h </w:instrText>
+        <w:instrText xml:space="preserve"> PAGEREF _Toc231405470 \h </w:instrText>
       </w:r>
       <w:r>
         <w:fldChar w:fldCharType="separate"/>
@@ -3034,7 +3034,7 @@
         <w:rPr>
           <w:noProof/>
         </w:rPr>
-        <w:instrText xml:space="preserve"> PAGEREF _Toc230973894 \h </w:instrText>
+        <w:instrText xml:space="preserve"> PAGEREF _Toc231405471 \h </w:instrText>
       </w:r>
       <w:r>
         <w:rPr>
@@ -3118,7 +3118,7 @@
         <w:rPr>
           <w:noProof/>
         </w:rPr>
-        <w:instrText xml:space="preserve"> PAGEREF _Toc230973895 \h </w:instrText>
+        <w:instrText xml:space="preserve"> PAGEREF _Toc231405472 \h </w:instrText>
       </w:r>
       <w:r>
         <w:rPr>
@@ -3202,7 +3202,7 @@
         <w:rPr>
           <w:noProof/>
         </w:rPr>
-        <w:instrText xml:space="preserve"> PAGEREF _Toc230973896 \h </w:instrText>
+        <w:instrText xml:space="preserve"> PAGEREF _Toc231405473 \h </w:instrText>
       </w:r>
       <w:r>
         <w:rPr>
@@ -3270,7 +3270,7 @@
         <w:fldChar w:fldCharType="begin"/>
       </w:r>
       <w:r>
-        <w:instrText xml:space="preserve"> PAGEREF _Toc230973897 \h </w:instrText>
+        <w:instrText xml:space="preserve"> PAGEREF _Toc231405474 \h </w:instrText>
       </w:r>
       <w:r>
         <w:fldChar w:fldCharType="separate"/>
@@ -3325,7 +3325,7 @@
         <w:fldChar w:fldCharType="begin"/>
       </w:r>
       <w:r>
-        <w:instrText xml:space="preserve"> PAGEREF _Toc230973898 \h </w:instrText>
+        <w:instrText xml:space="preserve"> PAGEREF _Toc231405475 \h </w:instrText>
       </w:r>
       <w:r>
         <w:fldChar w:fldCharType="separate"/>
@@ -3395,7 +3395,7 @@
         <w:rPr>
           <w:noProof/>
         </w:rPr>
-        <w:instrText xml:space="preserve"> PAGEREF _Toc230973899 \h </w:instrText>
+        <w:instrText xml:space="preserve"> PAGEREF _Toc231405476 \h </w:instrText>
       </w:r>
       <w:r>
         <w:rPr>
@@ -3479,7 +3479,7 @@
         <w:rPr>
           <w:noProof/>
         </w:rPr>
-        <w:instrText xml:space="preserve"> PAGEREF _Toc230973900 \h </w:instrText>
+        <w:instrText xml:space="preserve"> PAGEREF _Toc231405477 \h </w:instrText>
       </w:r>
       <w:r>
         <w:rPr>
@@ -3548,7 +3548,7 @@
         <w:fldChar w:fldCharType="begin"/>
       </w:r>
       <w:r>
-        <w:instrText xml:space="preserve"> PAGEREF _Toc230973901 \h </w:instrText>
+        <w:instrText xml:space="preserve"> PAGEREF _Toc231405478 \h </w:instrText>
       </w:r>
       <w:r>
         <w:fldChar w:fldCharType="separate"/>
@@ -3618,7 +3618,7 @@
         <w:rPr>
           <w:noProof/>
         </w:rPr>
-        <w:instrText xml:space="preserve"> PAGEREF _Toc230973902 \h </w:instrText>
+        <w:instrText xml:space="preserve"> PAGEREF _Toc231405479 \h </w:instrText>
       </w:r>
       <w:r>
         <w:rPr>
@@ -3702,7 +3702,7 @@
         <w:rPr>
           <w:noProof/>
         </w:rPr>
-        <w:instrText xml:space="preserve"> PAGEREF _Toc230973903 \h </w:instrText>
+        <w:instrText xml:space="preserve"> PAGEREF _Toc231405480 \h </w:instrText>
       </w:r>
       <w:r>
         <w:rPr>
@@ -3786,7 +3786,7 @@
         <w:rPr>
           <w:noProof/>
         </w:rPr>
-        <w:instrText xml:space="preserve"> PAGEREF _Toc230973904 \h </w:instrText>
+        <w:instrText xml:space="preserve"> PAGEREF _Toc231405481 \h </w:instrText>
       </w:r>
       <w:r>
         <w:rPr>
@@ -3870,7 +3870,7 @@
         <w:rPr>
           <w:noProof/>
         </w:rPr>
-        <w:instrText xml:space="preserve"> PAGEREF _Toc230973905 \h </w:instrText>
+        <w:instrText xml:space="preserve"> PAGEREF _Toc231405482 \h </w:instrText>
       </w:r>
       <w:r>
         <w:rPr>
@@ -3938,7 +3938,7 @@
         <w:fldChar w:fldCharType="begin"/>
       </w:r>
       <w:r>
-        <w:instrText xml:space="preserve"> PAGEREF _Toc230973906 \h </w:instrText>
+        <w:instrText xml:space="preserve"> PAGEREF _Toc231405483 \h </w:instrText>
       </w:r>
       <w:r>
         <w:fldChar w:fldCharType="separate"/>
@@ -3993,7 +3993,7 @@
         <w:fldChar w:fldCharType="begin"/>
       </w:r>
       <w:r>
-        <w:instrText xml:space="preserve"> PAGEREF _Toc230973907 \h </w:instrText>
+        <w:instrText xml:space="preserve"> PAGEREF _Toc231405484 \h </w:instrText>
       </w:r>
       <w:r>
         <w:fldChar w:fldCharType="separate"/>
@@ -4063,7 +4063,7 @@
         <w:rPr>
           <w:noProof/>
         </w:rPr>
-        <w:instrText xml:space="preserve"> PAGEREF _Toc230973908 \h </w:instrText>
+        <w:instrText xml:space="preserve"> PAGEREF _Toc231405485 \h </w:instrText>
       </w:r>
       <w:r>
         <w:rPr>
@@ -4148,7 +4148,7 @@
         <w:rPr>
           <w:noProof/>
         </w:rPr>
-        <w:instrText xml:space="preserve"> PAGEREF _Toc230973909 \h </w:instrText>
+        <w:instrText xml:space="preserve"> PAGEREF _Toc231405486 \h </w:instrText>
       </w:r>
       <w:r>
         <w:rPr>
@@ -4232,7 +4232,7 @@
         <w:rPr>
           <w:noProof/>
         </w:rPr>
-        <w:instrText xml:space="preserve"> PAGEREF _Toc230973910 \h </w:instrText>
+        <w:instrText xml:space="preserve"> PAGEREF _Toc231405487 \h </w:instrText>
       </w:r>
       <w:r>
         <w:rPr>
@@ -4301,7 +4301,7 @@
         <w:fldChar w:fldCharType="begin"/>
       </w:r>
       <w:r>
-        <w:instrText xml:space="preserve"> PAGEREF _Toc230973911 \h </w:instrText>
+        <w:instrText xml:space="preserve"> PAGEREF _Toc231405488 \h </w:instrText>
       </w:r>
       <w:r>
         <w:fldChar w:fldCharType="separate"/>
@@ -4356,7 +4356,7 @@
         <w:fldChar w:fldCharType="begin"/>
       </w:r>
       <w:r>
-        <w:instrText xml:space="preserve"> PAGEREF _Toc230973912 \h </w:instrText>
+        <w:instrText xml:space="preserve"> PAGEREF _Toc231405489 \h </w:instrText>
       </w:r>
       <w:r>
         <w:fldChar w:fldCharType="separate"/>
@@ -4426,7 +4426,7 @@
         <w:rPr>
           <w:noProof/>
         </w:rPr>
-        <w:instrText xml:space="preserve"> PAGEREF _Toc230973913 \h </w:instrText>
+        <w:instrText xml:space="preserve"> PAGEREF _Toc231405490 \h </w:instrText>
       </w:r>
       <w:r>
         <w:rPr>
@@ -4510,7 +4510,7 @@
         <w:rPr>
           <w:noProof/>
         </w:rPr>
-        <w:instrText xml:space="preserve"> PAGEREF _Toc230973914 \h </w:instrText>
+        <w:instrText xml:space="preserve"> PAGEREF _Toc231405491 \h </w:instrText>
       </w:r>
       <w:r>
         <w:rPr>
@@ -4594,7 +4594,7 @@
         <w:rPr>
           <w:noProof/>
         </w:rPr>
-        <w:instrText xml:space="preserve"> PAGEREF _Toc230973915 \h </w:instrText>
+        <w:instrText xml:space="preserve"> PAGEREF _Toc231405492 \h </w:instrText>
       </w:r>
       <w:r>
         <w:rPr>
@@ -4663,7 +4663,7 @@
         <w:fldChar w:fldCharType="begin"/>
       </w:r>
       <w:r>
-        <w:instrText xml:space="preserve"> PAGEREF _Toc230973916 \h </w:instrText>
+        <w:instrText xml:space="preserve"> PAGEREF _Toc231405493 \h </w:instrText>
       </w:r>
       <w:r>
         <w:fldChar w:fldCharType="separate"/>
@@ -4733,7 +4733,7 @@
         <w:rPr>
           <w:noProof/>
         </w:rPr>
-        <w:instrText xml:space="preserve"> PAGEREF _Toc230973917 \h </w:instrText>
+        <w:instrText xml:space="preserve"> PAGEREF _Toc231405494 \h </w:instrText>
       </w:r>
       <w:r>
         <w:rPr>
@@ -4817,7 +4817,7 @@
         <w:rPr>
           <w:noProof/>
         </w:rPr>
-        <w:instrText xml:space="preserve"> PAGEREF _Toc230973918 \h </w:instrText>
+        <w:instrText xml:space="preserve"> PAGEREF _Toc231405495 \h </w:instrText>
       </w:r>
       <w:r>
         <w:rPr>
@@ -4901,7 +4901,7 @@
         <w:rPr>
           <w:noProof/>
         </w:rPr>
-        <w:instrText xml:space="preserve"> PAGEREF _Toc230973919 \h </w:instrText>
+        <w:instrText xml:space="preserve"> PAGEREF _Toc231405496 \h </w:instrText>
       </w:r>
       <w:r>
         <w:rPr>
@@ -4970,7 +4970,7 @@
         <w:fldChar w:fldCharType="begin"/>
       </w:r>
       <w:r>
-        <w:instrText xml:space="preserve"> PAGEREF _Toc230973920 \h </w:instrText>
+        <w:instrText xml:space="preserve"> PAGEREF _Toc231405497 \h </w:instrText>
       </w:r>
       <w:r>
         <w:fldChar w:fldCharType="separate"/>
@@ -5025,7 +5025,7 @@
         <w:fldChar w:fldCharType="begin"/>
       </w:r>
       <w:r>
-        <w:instrText xml:space="preserve"> PAGEREF _Toc230973921 \h </w:instrText>
+        <w:instrText xml:space="preserve"> PAGEREF _Toc231405498 \h </w:instrText>
       </w:r>
       <w:r>
         <w:fldChar w:fldCharType="separate"/>
@@ -5085,7 +5085,7 @@
         <w:fldChar w:fldCharType="begin"/>
       </w:r>
       <w:r>
-        <w:instrText xml:space="preserve"> PAGEREF _Toc230973922 \h </w:instrText>
+        <w:instrText xml:space="preserve"> PAGEREF _Toc231405499 \h </w:instrText>
       </w:r>
       <w:r>
         <w:fldChar w:fldCharType="separate"/>
@@ -7468,7 +7468,7 @@
       <w:bookmarkStart w:id="7" w:name="_Toc313871429"/>
       <w:bookmarkStart w:id="8" w:name="_Toc318438937"/>
       <w:bookmarkStart w:id="9" w:name="_Ref225069870"/>
-      <w:bookmarkStart w:id="10" w:name="_Toc230973856"/>
+      <w:bookmarkStart w:id="10" w:name="_Toc231405433"/>
       <w:r>
         <w:rPr>
           <w:b/>
@@ -7495,7 +7495,7 @@
       <w:pPr>
         <w:pStyle w:val="Heading2"/>
       </w:pPr>
-      <w:bookmarkStart w:id="11" w:name="_Toc230973857"/>
+      <w:bookmarkStart w:id="11" w:name="_Toc231405434"/>
       <w:r>
         <w:t>Opis problema</w:t>
       </w:r>
@@ -7559,7 +7559,7 @@
       <w:pPr>
         <w:pStyle w:val="Heading2"/>
       </w:pPr>
-      <w:bookmarkStart w:id="12" w:name="_Toc230973858"/>
+      <w:bookmarkStart w:id="12" w:name="_Toc231405435"/>
       <w:r>
         <w:t>Cilji in nameni naloge</w:t>
       </w:r>
@@ -7728,7 +7728,7 @@
           <w:lang w:val="sl-SI"/>
         </w:rPr>
       </w:pPr>
-      <w:bookmarkStart w:id="13" w:name="_Toc230973859"/>
+      <w:bookmarkStart w:id="13" w:name="_Toc231405436"/>
       <w:r>
         <w:rPr>
           <w:b/>
@@ -7746,7 +7746,25 @@
           <w:szCs w:val="36"/>
           <w:lang w:val="sl-SI"/>
         </w:rPr>
-        <w:t>RAZVOJ IN OTIMIZACIJA MODELOV</w:t>
+        <w:t>RAZVOJ IN O</w:t>
+      </w:r>
+      <w:r>
+        <w:rPr>
+          <w:b/>
+          <w:sz w:val="36"/>
+          <w:szCs w:val="36"/>
+          <w:lang w:val="sl-SI"/>
+        </w:rPr>
+        <w:t>P</w:t>
+      </w:r>
+      <w:r>
+        <w:rPr>
+          <w:b/>
+          <w:sz w:val="36"/>
+          <w:szCs w:val="36"/>
+          <w:lang w:val="sl-SI"/>
+        </w:rPr>
+        <w:t>TIMIZACIJA MODELOV</w:t>
       </w:r>
       <w:bookmarkEnd w:id="13"/>
     </w:p>
@@ -7769,7 +7787,7 @@
       <w:pPr>
         <w:pStyle w:val="Heading2"/>
       </w:pPr>
-      <w:bookmarkStart w:id="14" w:name="_Toc230973860"/>
+      <w:bookmarkStart w:id="14" w:name="_Toc231405437"/>
       <w:r>
         <w:t>Razlike med modeli</w:t>
       </w:r>
@@ -7784,7 +7802,7 @@
       <w:pPr>
         <w:pStyle w:val="Heading3"/>
       </w:pPr>
-      <w:bookmarkStart w:id="15" w:name="_Toc230973861"/>
+      <w:bookmarkStart w:id="15" w:name="_Toc231405438"/>
       <w:r>
         <w:t>2D in 3D pozicija zaznanih sklepnih točk</w:t>
       </w:r>
@@ -7989,7 +8007,7 @@
       <w:pPr>
         <w:pStyle w:val="Heading3"/>
       </w:pPr>
-      <w:bookmarkStart w:id="16" w:name="_Toc230973862"/>
+      <w:bookmarkStart w:id="16" w:name="_Toc231405439"/>
       <w:r>
         <w:t>Oblika</w:t>
       </w:r>
@@ -8037,7 +8055,7 @@
       <w:pPr>
         <w:pStyle w:val="Heading2"/>
       </w:pPr>
-      <w:bookmarkStart w:id="17" w:name="_Toc230973863"/>
+      <w:bookmarkStart w:id="17" w:name="_Toc231405440"/>
       <w:r>
         <w:lastRenderedPageBreak/>
         <w:t>Izbrani modeli in njihov</w:t>
@@ -8208,17 +8226,30 @@
         <w:pStyle w:val="Heading3"/>
       </w:pPr>
       <w:bookmarkStart w:id="18" w:name="_Ref225069855"/>
-      <w:bookmarkStart w:id="19" w:name="_Toc230973864"/>
-      <w:r>
-        <w:t xml:space="preserve">Pose Landmarker </w:t>
+      <w:bookmarkStart w:id="19" w:name="_Toc231405441"/>
+      <w:r>
+        <w:t xml:space="preserve">Pose </w:t>
+      </w:r>
+      <w:proofErr w:type="spellStart"/>
+      <w:r>
+        <w:t>Landmarker</w:t>
+      </w:r>
+      <w:proofErr w:type="spellEnd"/>
+      <w:r>
+        <w:t xml:space="preserve"> </w:t>
       </w:r>
       <w:r>
         <w:t>–</w:t>
       </w:r>
       <w:r>
-        <w:t xml:space="preserve"> Mediapipe</w:t>
+        <w:t xml:space="preserve"> </w:t>
+      </w:r>
+      <w:proofErr w:type="spellStart"/>
+      <w:r>
+        <w:t>Mediapipe</w:t>
       </w:r>
       <w:bookmarkEnd w:id="18"/>
+      <w:proofErr w:type="spellEnd"/>
       <w:r>
         <w:t xml:space="preserve"> </w:t>
       </w:r>
@@ -8249,7 +8280,23 @@
     </w:p>
     <w:p>
       <w:r>
-        <w:t>Pose Landmarker je Mediapipe-ova rešitev za zaznavanje telesne drže, katere delovanje je namenjeno robnim napravam</w:t>
+        <w:t xml:space="preserve">Pose </w:t>
+      </w:r>
+      <w:proofErr w:type="spellStart"/>
+      <w:r>
+        <w:t>Landmarker</w:t>
+      </w:r>
+      <w:proofErr w:type="spellEnd"/>
+      <w:r>
+        <w:t xml:space="preserve"> je </w:t>
+      </w:r>
+      <w:proofErr w:type="spellStart"/>
+      <w:r>
+        <w:t>Mediapipe-ova</w:t>
+      </w:r>
+      <w:proofErr w:type="spellEnd"/>
+      <w:r>
+        <w:t xml:space="preserve"> rešitev za zaznavanje telesne drže, katere delovanje je namenjeno robnim napravam</w:t>
       </w:r>
       <w:r>
         <w:t>, v realnem času.</w:t>
@@ -8314,11 +8361,29 @@
       <w:r>
         <w:t xml:space="preserve">za ocenjevanje 3D telesne drže </w:t>
       </w:r>
+      <w:proofErr w:type="spellStart"/>
       <w:r>
         <w:t>BlazePose</w:t>
       </w:r>
-      <w:r>
-        <w:t xml:space="preserve"> GHUM (Generative 3D Human Shape)</w:t>
+      <w:proofErr w:type="spellEnd"/>
+      <w:r>
+        <w:t xml:space="preserve"> GHUM (</w:t>
+      </w:r>
+      <w:proofErr w:type="spellStart"/>
+      <w:r>
+        <w:t>Generative</w:t>
+      </w:r>
+      <w:proofErr w:type="spellEnd"/>
+      <w:r>
+        <w:t xml:space="preserve"> 3D Human </w:t>
+      </w:r>
+      <w:proofErr w:type="spellStart"/>
+      <w:r>
+        <w:t>Shape</w:t>
+      </w:r>
+      <w:proofErr w:type="spellEnd"/>
+      <w:r>
+        <w:t>)</w:t>
       </w:r>
       <w:r>
         <w:t xml:space="preserve"> </w:t>
@@ -8453,7 +8518,23 @@
       </w:r>
       <w:bookmarkStart w:id="21" w:name="_Ref224994256"/>
       <w:r>
-        <w:t>Shema sklepnih točk modela MediaPipe Pose Landmarker (33 točk)</w:t>
+        <w:t xml:space="preserve">Shema sklepnih točk modela </w:t>
+      </w:r>
+      <w:proofErr w:type="spellStart"/>
+      <w:r>
+        <w:t>MediaPipe</w:t>
+      </w:r>
+      <w:proofErr w:type="spellEnd"/>
+      <w:r>
+        <w:t xml:space="preserve"> Pose </w:t>
+      </w:r>
+      <w:proofErr w:type="spellStart"/>
+      <w:r>
+        <w:t>Landmarker</w:t>
+      </w:r>
+      <w:proofErr w:type="spellEnd"/>
+      <w:r>
+        <w:t xml:space="preserve"> (33 točk)</w:t>
       </w:r>
       <w:bookmarkEnd w:id="20"/>
       <w:bookmarkEnd w:id="21"/>
@@ -8584,7 +8665,39 @@
     <w:p>
       <w:r>
         <w:lastRenderedPageBreak/>
-        <w:t>Pose Landmarker je v okolju brskalnika na voljo preko knjižnice npm “@mediapipe/tasks-vision“, ki je primerna za integracijo v Next.js</w:t>
+        <w:t xml:space="preserve">Pose </w:t>
+      </w:r>
+      <w:proofErr w:type="spellStart"/>
+      <w:r>
+        <w:t>Landmarker</w:t>
+      </w:r>
+      <w:proofErr w:type="spellEnd"/>
+      <w:r>
+        <w:t xml:space="preserve"> je v okolju brskalnika na voljo preko knjižnice </w:t>
+      </w:r>
+      <w:proofErr w:type="spellStart"/>
+      <w:r>
+        <w:t>npm</w:t>
+      </w:r>
+      <w:proofErr w:type="spellEnd"/>
+      <w:r>
+        <w:t xml:space="preserve"> “@</w:t>
+      </w:r>
+      <w:proofErr w:type="spellStart"/>
+      <w:r>
+        <w:t>mediapipe</w:t>
+      </w:r>
+      <w:proofErr w:type="spellEnd"/>
+      <w:r>
+        <w:t>/</w:t>
+      </w:r>
+      <w:proofErr w:type="spellStart"/>
+      <w:r>
+        <w:t>tasks-vision</w:t>
+      </w:r>
+      <w:proofErr w:type="spellEnd"/>
+      <w:r>
+        <w:t>“, ki je primerna za integracijo v Next.js</w:t>
       </w:r>
       <w:r>
         <w:t>.</w:t>
@@ -8596,17 +8709,35 @@
         <w:t>Na voljo so 3 različice modela: Lite</w:t>
       </w:r>
       <w:r>
-        <w:t xml:space="preserve"> (vleikost 3MB)</w:t>
-      </w:r>
-      <w:r>
-        <w:t>, Full</w:t>
-      </w:r>
+        <w:t xml:space="preserve"> (</w:t>
+      </w:r>
+      <w:proofErr w:type="spellStart"/>
+      <w:r>
+        <w:t>vleikost</w:t>
+      </w:r>
+      <w:proofErr w:type="spellEnd"/>
+      <w:r>
+        <w:t xml:space="preserve"> 3MB)</w:t>
+      </w:r>
+      <w:r>
+        <w:t xml:space="preserve">, </w:t>
+      </w:r>
+      <w:proofErr w:type="spellStart"/>
+      <w:r>
+        <w:t>Full</w:t>
+      </w:r>
+      <w:proofErr w:type="spellEnd"/>
       <w:r>
         <w:t xml:space="preserve"> (velikost 6MB)</w:t>
       </w:r>
       <w:r>
-        <w:t xml:space="preserve"> in Heavy</w:t>
-      </w:r>
+        <w:t xml:space="preserve"> in </w:t>
+      </w:r>
+      <w:proofErr w:type="spellStart"/>
+      <w:r>
+        <w:t>Heavy</w:t>
+      </w:r>
+      <w:proofErr w:type="spellEnd"/>
       <w:r>
         <w:t xml:space="preserve"> (velikost 26MB)</w:t>
       </w:r>
@@ -8626,7 +8757,15 @@
         <w:t>zaznave</w:t>
       </w:r>
       <w:r>
-        <w:t xml:space="preserve"> sklepnih točk slabša od ostalih dveh različic. Različica Full </w:t>
+        <w:t xml:space="preserve"> sklepnih točk slabša od ostalih dveh različic. Različica </w:t>
+      </w:r>
+      <w:proofErr w:type="spellStart"/>
+      <w:r>
+        <w:t>Full</w:t>
+      </w:r>
+      <w:proofErr w:type="spellEnd"/>
+      <w:r>
+        <w:t xml:space="preserve"> </w:t>
       </w:r>
       <w:r>
         <w:t xml:space="preserve">je po hitrosti delovanja kot tudi po kakovosti </w:t>
@@ -8635,10 +8774,23 @@
         <w:t>zaznave</w:t>
       </w:r>
       <w:r>
-        <w:t xml:space="preserve"> sklepnih točk zlata sredina med Lite in Heavy različico. </w:t>
-      </w:r>
-      <w:r>
-        <w:t xml:space="preserve">Heavy različica </w:t>
+        <w:t xml:space="preserve"> sklepnih točk zlata sredina med Lite in </w:t>
+      </w:r>
+      <w:proofErr w:type="spellStart"/>
+      <w:r>
+        <w:t>Heavy</w:t>
+      </w:r>
+      <w:proofErr w:type="spellEnd"/>
+      <w:r>
+        <w:t xml:space="preserve"> različico. </w:t>
+      </w:r>
+      <w:proofErr w:type="spellStart"/>
+      <w:r>
+        <w:t>Heavy</w:t>
+      </w:r>
+      <w:proofErr w:type="spellEnd"/>
+      <w:r>
+        <w:t xml:space="preserve"> različica </w:t>
       </w:r>
       <w:r>
         <w:t xml:space="preserve">je namenjena za modernejše robne naprave, kajti na strojno slabših napravah je detekcija </w:t>
@@ -8668,7 +8820,23 @@
         <w:t>. Pri vseh treh različicah</w:t>
       </w:r>
       <w:r>
-        <w:t xml:space="preserve"> (Lite, Full in Heavy) </w:t>
+        <w:t xml:space="preserve"> (Lite, </w:t>
+      </w:r>
+      <w:proofErr w:type="spellStart"/>
+      <w:r>
+        <w:t>Full</w:t>
+      </w:r>
+      <w:proofErr w:type="spellEnd"/>
+      <w:r>
+        <w:t xml:space="preserve"> in </w:t>
+      </w:r>
+      <w:proofErr w:type="spellStart"/>
+      <w:r>
+        <w:t>Heavy</w:t>
+      </w:r>
+      <w:proofErr w:type="spellEnd"/>
+      <w:r>
+        <w:t xml:space="preserve">) </w:t>
       </w:r>
       <w:r>
         <w:t>so vhodne oblike enake.</w:t>
@@ -8803,7 +8971,23 @@
         <w:t>r</w:t>
       </w:r>
       <w:r>
-        <w:t>azličica modela (Lite, Full ali Heavy)</w:t>
+        <w:t xml:space="preserve">azličica modela (Lite, </w:t>
+      </w:r>
+      <w:proofErr w:type="spellStart"/>
+      <w:r>
+        <w:t>Full</w:t>
+      </w:r>
+      <w:proofErr w:type="spellEnd"/>
+      <w:r>
+        <w:t xml:space="preserve"> ali </w:t>
+      </w:r>
+      <w:proofErr w:type="spellStart"/>
+      <w:r>
+        <w:t>Heavy</w:t>
+      </w:r>
+      <w:proofErr w:type="spellEnd"/>
+      <w:r>
+        <w:t>)</w:t>
       </w:r>
       <w:r>
         <w:t>,</w:t>
@@ -8961,7 +9145,7 @@
       <w:pPr>
         <w:pStyle w:val="Heading3"/>
       </w:pPr>
-      <w:bookmarkStart w:id="22" w:name="_Toc230973865"/>
+      <w:bookmarkStart w:id="22" w:name="_Toc231405442"/>
       <w:r>
         <w:lastRenderedPageBreak/>
         <w:t>YOLO</w:t>
@@ -8981,14 +9165,24 @@
       <w:r>
         <w:t xml:space="preserve">- </w:t>
       </w:r>
+      <w:proofErr w:type="spellStart"/>
       <w:r>
         <w:t>Ultralytics</w:t>
       </w:r>
       <w:bookmarkEnd w:id="22"/>
-    </w:p>
-    <w:p>
-      <w:r>
-        <w:t xml:space="preserve">YOLO11-pose je različica modelov družine Ultralytics YOLO11, namenjena zaznavanju drže. Modeli YOLO11 podpirajo več rešitev na področju računalniškega vida, med njimi tudi zaznavanje sklepnih točk, pri čemer so te različice označene s pripono </w:t>
+      <w:proofErr w:type="spellEnd"/>
+    </w:p>
+    <w:p>
+      <w:r>
+        <w:t xml:space="preserve">YOLO11-pose je različica modelov družine </w:t>
+      </w:r>
+      <w:proofErr w:type="spellStart"/>
+      <w:r>
+        <w:t>Ultralytics</w:t>
+      </w:r>
+      <w:proofErr w:type="spellEnd"/>
+      <w:r>
+        <w:t xml:space="preserve"> YOLO11, namenjena zaznavanju drže. Modeli YOLO11 podpirajo več rešitev na področju računalniškega vida, med njimi tudi zaznavanje sklepnih točk, pri čemer so te različice označene s pripono </w:t>
       </w:r>
       <w:r>
         <w:t>“</w:t>
@@ -9003,7 +9197,15 @@
         <w:t>.</w:t>
       </w:r>
       <w:r>
-        <w:t xml:space="preserve"> Modeli delujejo za več oseb (multipose), kar pomeni, da lahko v enem vhodnem kadru hkrati zaznajo več oseb in za njih opravijo zaznavo sklepnih točk.</w:t>
+        <w:t xml:space="preserve"> Modeli delujejo za več oseb (</w:t>
+      </w:r>
+      <w:proofErr w:type="spellStart"/>
+      <w:r>
+        <w:t>multipose</w:t>
+      </w:r>
+      <w:proofErr w:type="spellEnd"/>
+      <w:r>
+        <w:t>), kar pomeni, da lahko v enem vhodnem kadru hkrati zaznajo več oseb in za njih opravijo zaznavo sklepnih točk.</w:t>
       </w:r>
     </w:p>
     <w:p/>
@@ -9093,7 +9295,15 @@
     <w:p/>
     <w:p>
       <w:r>
-        <w:t xml:space="preserve">Pose modeli Ultralytics YOLO </w:t>
+        <w:t xml:space="preserve">Pose modeli </w:t>
+      </w:r>
+      <w:proofErr w:type="spellStart"/>
+      <w:r>
+        <w:t>Ultralytics</w:t>
+      </w:r>
+      <w:proofErr w:type="spellEnd"/>
+      <w:r>
+        <w:t xml:space="preserve"> YOLO </w:t>
       </w:r>
       <w:r>
         <w:t>so privzeto učeni na podatkovni zbirki “COCO-pose“ in napovedujejo 17 sklepnih točk, ki ustrezajo standardnim COCO sklepom</w:t>
@@ -9249,7 +9459,15 @@
     <w:p/>
     <w:p>
       <w:r>
-        <w:t>Že naučeni modeli YOLO11-pose so privzeto trenirani za človeško pozo (npr. na COCO-pose učni množici). Je pa delovanje zaznave ključnih točk zasnovana dovolj splošno, da je YOLO-pose modele mogoče učiti ali nastaviti na poljubno definirane poze, kjer ključne točke ne predstavljajo nujno človeških sklepov, temveč katerikoli konsistentno označeni del objekta v učni zbirki. Ultralytics dokumentacija navaja tudi primere specializiranih učnih zbirk za živalsko pozo (npr. Tiger-Pose).</w:t>
+        <w:t xml:space="preserve">Že naučeni modeli YOLO11-pose so privzeto trenirani za človeško pozo (npr. na COCO-pose učni množici). Je pa delovanje zaznave ključnih točk zasnovana dovolj splošno, da je YOLO-pose modele mogoče učiti ali nastaviti na poljubno definirane poze, kjer ključne točke ne predstavljajo nujno človeških sklepov, temveč katerikoli konsistentno označeni del objekta v učni zbirki. </w:t>
+      </w:r>
+      <w:proofErr w:type="spellStart"/>
+      <w:r>
+        <w:t>Ultralytics</w:t>
+      </w:r>
+      <w:proofErr w:type="spellEnd"/>
+      <w:r>
+        <w:t xml:space="preserve"> dokumentacija navaja tudi primere specializiranih učnih zbirk za živalsko pozo (npr. Tiger-Pose).</w:t>
       </w:r>
     </w:p>
     <w:p/>
@@ -9294,7 +9512,23 @@
         <w:t>o</w:t>
       </w:r>
       <w:r>
-        <w:t>mejitveni pravokotnik (bounding box) osebe (v normalizirani obliki: x, y, širina, višina)</w:t>
+        <w:t>mejitveni pravokotnik (</w:t>
+      </w:r>
+      <w:proofErr w:type="spellStart"/>
+      <w:r>
+        <w:t>bounding</w:t>
+      </w:r>
+      <w:proofErr w:type="spellEnd"/>
+      <w:r>
+        <w:t xml:space="preserve"> </w:t>
+      </w:r>
+      <w:proofErr w:type="spellStart"/>
+      <w:r>
+        <w:t>box</w:t>
+      </w:r>
+      <w:proofErr w:type="spellEnd"/>
+      <w:r>
+        <w:t>) osebe (v normalizirani obliki: x, y, širina, višina)</w:t>
       </w:r>
       <w:r>
         <w:t>,</w:t>
@@ -9339,7 +9573,15 @@
     <w:p/>
     <w:p>
       <w:r>
-        <w:t xml:space="preserve">YOLO modeli pri zaznavi uporabljajo parameter “imgsz“, ki določa velikost vhodne slike, ki je kvadratno oblikovana. Večja vhodna ločljivost praviloma izboljša kakovost zaznave in natančnost sklepnih točk, vendar poveča računsko zahtevnost in s tem zmanjša hitrost delovanja. Manjša ločljivost ima obratne lastnosti (hitrejše delovanje, praviloma slabšo </w:t>
+        <w:t>YOLO modeli pri zaznavi uporabljajo parameter “</w:t>
+      </w:r>
+      <w:proofErr w:type="spellStart"/>
+      <w:r>
+        <w:t>imgsz</w:t>
+      </w:r>
+      <w:proofErr w:type="spellEnd"/>
+      <w:r>
+        <w:t xml:space="preserve">“, ki določa velikost vhodne slike, ki je kvadratno oblikovana. Večja vhodna ločljivost praviloma izboljša kakovost zaznave in natančnost sklepnih točk, vendar poveča računsko zahtevnost in s tem zmanjša hitrost delovanja. Manjša ločljivost ima obratne lastnosti (hitrejše delovanje, praviloma slabšo </w:t>
       </w:r>
       <w:r>
         <w:lastRenderedPageBreak/>
@@ -9364,7 +9606,15 @@
         <w:t xml:space="preserve"> modelov</w:t>
       </w:r>
       <w:r>
-        <w:t xml:space="preserve"> je Python. Možnost izvažanja modelov v ostale formate je v kontekstu naloge </w:t>
+        <w:t xml:space="preserve"> je </w:t>
+      </w:r>
+      <w:proofErr w:type="spellStart"/>
+      <w:r>
+        <w:t>Python</w:t>
+      </w:r>
+      <w:proofErr w:type="spellEnd"/>
+      <w:r>
+        <w:t xml:space="preserve">. Možnost izvažanja modelov v ostale formate je v kontekstu naloge </w:t>
       </w:r>
       <w:r>
         <w:t>ključna</w:t>
@@ -9376,7 +9626,31 @@
     <w:p/>
     <w:p>
       <w:r>
-        <w:t>Najučinkovitejšo izvajanje YOLO-pose modelov v okolju brskalnika omogoča knjižnica npm “@tensorflow/tfjs“. Knjižnica omogoča nalaganje modela in tudi izbiro zaledja, ki vpliva na zmogljivost in porabo virov ter je pomemben dejavnik pri optimizaciji hitrosti delovanja modelov v brskalniku.</w:t>
+        <w:t xml:space="preserve">Najučinkovitejšo izvajanje YOLO-pose modelov v okolju brskalnika omogoča knjižnica </w:t>
+      </w:r>
+      <w:proofErr w:type="spellStart"/>
+      <w:r>
+        <w:t>npm</w:t>
+      </w:r>
+      <w:proofErr w:type="spellEnd"/>
+      <w:r>
+        <w:t xml:space="preserve"> “@</w:t>
+      </w:r>
+      <w:proofErr w:type="spellStart"/>
+      <w:r>
+        <w:t>tensorflow</w:t>
+      </w:r>
+      <w:proofErr w:type="spellEnd"/>
+      <w:r>
+        <w:t>/</w:t>
+      </w:r>
+      <w:proofErr w:type="spellStart"/>
+      <w:r>
+        <w:t>tfjs</w:t>
+      </w:r>
+      <w:proofErr w:type="spellEnd"/>
+      <w:r>
+        <w:t>“. Knjižnica omogoča nalaganje modela in tudi izbiro zaledja, ki vpliva na zmogljivost in porabo virov ter je pomemben dejavnik pri optimizaciji hitrosti delovanja modelov v brskalniku.</w:t>
       </w:r>
     </w:p>
     <w:p/>
@@ -9393,10 +9667,12 @@
       <w:pPr>
         <w:pStyle w:val="Heading3"/>
       </w:pPr>
-      <w:bookmarkStart w:id="24" w:name="_Toc230973866"/>
+      <w:bookmarkStart w:id="24" w:name="_Toc231405443"/>
+      <w:proofErr w:type="spellStart"/>
       <w:r>
         <w:t>PoseNet</w:t>
       </w:r>
+      <w:proofErr w:type="spellEnd"/>
       <w:r>
         <w:t xml:space="preserve"> – Tensorflow.js</w:t>
       </w:r>
@@ -9429,8 +9705,13 @@
       <w:bookmarkEnd w:id="24"/>
     </w:p>
     <w:p>
-      <w:r>
-        <w:t>PoseNet je model namenjen zaznavanju</w:t>
+      <w:proofErr w:type="spellStart"/>
+      <w:r>
+        <w:t>PoseNet</w:t>
+      </w:r>
+      <w:proofErr w:type="spellEnd"/>
+      <w:r>
+        <w:t xml:space="preserve"> je model namenjen zaznavanju</w:t>
       </w:r>
       <w:r>
         <w:t xml:space="preserve"> telesne</w:t>
@@ -9439,13 +9720,26 @@
         <w:t xml:space="preserve"> drže.  Integriran je v okolje Tensorflow.js, kar omogoča izvajanje neposredno v spletnem brskalniku.</w:t>
       </w:r>
       <w:r>
-        <w:t xml:space="preserve"> Namenjen je realno-časovni oceni poze na slikah in video toku, pri čemer je PoseNet v praksi pogosto uporabljen kot “lahka“ rešitev za aplikacije spletnih brskalnikov.</w:t>
+        <w:t xml:space="preserve"> Namenjen je realno-časovni oceni poze na slikah in video toku, pri čemer je </w:t>
+      </w:r>
+      <w:proofErr w:type="spellStart"/>
+      <w:r>
+        <w:t>PoseNet</w:t>
+      </w:r>
+      <w:proofErr w:type="spellEnd"/>
+      <w:r>
+        <w:t xml:space="preserve"> v praksi pogosto uporabljen kot “lahka“ rešitev za aplikacije spletnih brskalnikov.</w:t>
       </w:r>
     </w:p>
     <w:p/>
     <w:p>
-      <w:r>
-        <w:t xml:space="preserve">PoseNet podpira tako zaznavo ene osebe kot tudi zaznavo več oseb hkrati. </w:t>
+      <w:proofErr w:type="spellStart"/>
+      <w:r>
+        <w:t>PoseNet</w:t>
+      </w:r>
+      <w:proofErr w:type="spellEnd"/>
+      <w:r>
+        <w:t xml:space="preserve"> podpira tako zaznavo ene osebe kot tudi zaznavo več oseb hkrati. </w:t>
       </w:r>
       <w:r>
         <w:t>V konfiguraciji modela je možno specificirati maksimalno število oseb, ki bi jih naj model med izvajanjem zaznal.</w:t>
@@ -9467,7 +9761,63 @@
         <w:t>Za</w:t>
       </w:r>
       <w:r>
-        <w:t xml:space="preserve"> integracijo modela v okolje JavaScript je na voljo knjižnica npm “@tensorflow-models/pose-detection“, ki se izvaja s pomočjo knjižnice npm “@tensorflow/tfjs“</w:t>
+        <w:t xml:space="preserve"> integracijo modela v okolje </w:t>
+      </w:r>
+      <w:proofErr w:type="spellStart"/>
+      <w:r>
+        <w:t>JavaScript</w:t>
+      </w:r>
+      <w:proofErr w:type="spellEnd"/>
+      <w:r>
+        <w:t xml:space="preserve"> je na voljo knjižnica </w:t>
+      </w:r>
+      <w:proofErr w:type="spellStart"/>
+      <w:r>
+        <w:t>npm</w:t>
+      </w:r>
+      <w:proofErr w:type="spellEnd"/>
+      <w:r>
+        <w:t xml:space="preserve"> “@</w:t>
+      </w:r>
+      <w:proofErr w:type="spellStart"/>
+      <w:r>
+        <w:t>tensorflow-models</w:t>
+      </w:r>
+      <w:proofErr w:type="spellEnd"/>
+      <w:r>
+        <w:t>/pose-</w:t>
+      </w:r>
+      <w:proofErr w:type="spellStart"/>
+      <w:r>
+        <w:t>detection</w:t>
+      </w:r>
+      <w:proofErr w:type="spellEnd"/>
+      <w:r>
+        <w:t xml:space="preserve">“, ki se izvaja s pomočjo knjižnice </w:t>
+      </w:r>
+      <w:proofErr w:type="spellStart"/>
+      <w:r>
+        <w:t>npm</w:t>
+      </w:r>
+      <w:proofErr w:type="spellEnd"/>
+      <w:r>
+        <w:t xml:space="preserve"> “@</w:t>
+      </w:r>
+      <w:proofErr w:type="spellStart"/>
+      <w:r>
+        <w:t>tensorflow</w:t>
+      </w:r>
+      <w:proofErr w:type="spellEnd"/>
+      <w:r>
+        <w:t>/</w:t>
+      </w:r>
+      <w:proofErr w:type="spellStart"/>
+      <w:r>
+        <w:t>tfjs</w:t>
+      </w:r>
+      <w:proofErr w:type="spellEnd"/>
+      <w:r>
+        <w:t>“</w:t>
       </w:r>
       <w:r>
         <w:t>.</w:t>
@@ -9569,7 +9919,15 @@
         <w:t xml:space="preserve">Shema </w:t>
       </w:r>
       <w:r>
-        <w:t>sklepnih točk PoseNet modela</w:t>
+        <w:t xml:space="preserve">sklepnih točk </w:t>
+      </w:r>
+      <w:proofErr w:type="spellStart"/>
+      <w:r>
+        <w:t>PoseNet</w:t>
+      </w:r>
+      <w:proofErr w:type="spellEnd"/>
+      <w:r>
+        <w:t xml:space="preserve"> modela</w:t>
       </w:r>
       <w:bookmarkEnd w:id="25"/>
       <w:bookmarkEnd w:id="26"/>
@@ -9577,7 +9935,23 @@
     <w:p/>
     <w:p>
       <w:r>
-        <w:t>Pose Net podpira dve osnovni arhitekturi: MobileNetV1, ResNet. Pri inicializaciji PoseNet modela je potrebno specificirati katera arhitektura se naj uporablja.</w:t>
+        <w:t xml:space="preserve">Pose Net podpira dve osnovni arhitekturi: MobileNetV1, </w:t>
+      </w:r>
+      <w:proofErr w:type="spellStart"/>
+      <w:r>
+        <w:t>ResNet</w:t>
+      </w:r>
+      <w:proofErr w:type="spellEnd"/>
+      <w:r>
+        <w:t xml:space="preserve">. Pri inicializaciji </w:t>
+      </w:r>
+      <w:proofErr w:type="spellStart"/>
+      <w:r>
+        <w:t>PoseNet</w:t>
+      </w:r>
+      <w:proofErr w:type="spellEnd"/>
+      <w:r>
+        <w:t xml:space="preserve"> modela je potrebno specificirati katera arhitektura se naj uporablja.</w:t>
       </w:r>
       <w:r>
         <w:t xml:space="preserve"> </w:t>
@@ -9598,7 +9972,15 @@
         <w:t xml:space="preserve">1 je praviloma hitrejša in primernejša za šibkejše naprave, kar pomeni, da je praviloma tudi manj natančna. </w:t>
       </w:r>
       <w:r>
-        <w:t xml:space="preserve">MobileNetV1 je del množice konvolucijskih nevronskih mrež, namenjenih za aplikacije </w:t>
+        <w:t xml:space="preserve">MobileNetV1 je del množice </w:t>
+      </w:r>
+      <w:proofErr w:type="spellStart"/>
+      <w:r>
+        <w:t>konvolucijskih</w:t>
+      </w:r>
+      <w:proofErr w:type="spellEnd"/>
+      <w:r>
+        <w:t xml:space="preserve"> nevronskih mrež, namenjenih za aplikacije </w:t>
       </w:r>
       <w:r>
         <w:t xml:space="preserve">računalniškega vida </w:t>
@@ -9643,19 +10025,53 @@
       </w:r>
       <w:r>
         <w:lastRenderedPageBreak/>
-        <w:t>arhitekture temelji na globinsko ločljivih konvolucijah, razen prvega sloja, ki je polna konvolucija</w:t>
-      </w:r>
+        <w:t xml:space="preserve">arhitekture temelji na globinsko ločljivih </w:t>
+      </w:r>
+      <w:proofErr w:type="spellStart"/>
+      <w:r>
+        <w:t>konvolucijah</w:t>
+      </w:r>
+      <w:proofErr w:type="spellEnd"/>
+      <w:r>
+        <w:t xml:space="preserve">, razen prvega sloja, ki je polna </w:t>
+      </w:r>
+      <w:proofErr w:type="spellStart"/>
+      <w:r>
+        <w:t>konvolucija</w:t>
+      </w:r>
+      <w:proofErr w:type="spellEnd"/>
       <w:r>
         <w:t>.</w:t>
       </w:r>
       <w:r>
-        <w:t xml:space="preserve"> MobileNet uporablja globinsko ločljive konvolucije</w:t>
-      </w:r>
+        <w:t xml:space="preserve"> </w:t>
+      </w:r>
+      <w:proofErr w:type="spellStart"/>
+      <w:r>
+        <w:t>MobileNet</w:t>
+      </w:r>
+      <w:proofErr w:type="spellEnd"/>
+      <w:r>
+        <w:t xml:space="preserve"> uporablja globinsko ločljive </w:t>
+      </w:r>
+      <w:proofErr w:type="spellStart"/>
+      <w:r>
+        <w:t>konvolucije</w:t>
+      </w:r>
+      <w:proofErr w:type="spellEnd"/>
       <w:r>
         <w:t xml:space="preserve"> velikosti 3x3</w:t>
       </w:r>
       <w:r>
-        <w:t xml:space="preserve">, ki opravijo 8 do 9 krat manj računskih operacij kot standardne konvolucije, pri čemer se natančnost zmanjša le v </w:t>
+        <w:t xml:space="preserve">, ki opravijo 8 do 9 krat manj računskih operacij kot standardne </w:t>
+      </w:r>
+      <w:proofErr w:type="spellStart"/>
+      <w:r>
+        <w:t>konvolucije</w:t>
+      </w:r>
+      <w:proofErr w:type="spellEnd"/>
+      <w:r>
+        <w:t xml:space="preserve">, pri čemer se natančnost zmanjša le v </w:t>
       </w:r>
       <w:r>
         <w:t>majhnem</w:t>
@@ -9673,7 +10089,15 @@
         <w:t xml:space="preserve"> na robnih napravah ključnega pomena.</w:t>
       </w:r>
       <w:r>
-        <w:t xml:space="preserve"> Glavna slabost globinsko ločljivih konvolucij v primerjavi s standardnimi je ta, da vhodne kanale le prefiltrira in jih ne združuje za ustvarjanje novih </w:t>
+        <w:t xml:space="preserve"> Glavna slabost globinsko ločljivih </w:t>
+      </w:r>
+      <w:proofErr w:type="spellStart"/>
+      <w:r>
+        <w:t>konvolucij</w:t>
+      </w:r>
+      <w:proofErr w:type="spellEnd"/>
+      <w:r>
+        <w:t xml:space="preserve"> v primerjavi s standardnimi je ta, da vhodne kanale le prefiltrira in jih ne združuje za ustvarjanje novih </w:t>
       </w:r>
       <w:r>
         <w:t>značilnosti</w:t>
@@ -9685,19 +10109,43 @@
         <w:t>značilnosti</w:t>
       </w:r>
       <w:r>
-        <w:t xml:space="preserve"> je potrebna dodatna plast, ki izračuna linearno kombinacijo izhoda globinske konvolucije </w:t>
+        <w:t xml:space="preserve"> je potrebna dodatna plast, ki izračuna linearno kombinacijo izhoda globinske </w:t>
+      </w:r>
+      <w:proofErr w:type="spellStart"/>
+      <w:r>
+        <w:t>konvolucije</w:t>
+      </w:r>
+      <w:proofErr w:type="spellEnd"/>
+      <w:r>
+        <w:t xml:space="preserve"> </w:t>
       </w:r>
       <w:r>
         <w:t>in</w:t>
       </w:r>
       <w:r>
-        <w:t xml:space="preserve"> konvolucije velikosti 1x1.</w:t>
+        <w:t xml:space="preserve"> </w:t>
+      </w:r>
+      <w:proofErr w:type="spellStart"/>
+      <w:r>
+        <w:t>konvolucije</w:t>
+      </w:r>
+      <w:proofErr w:type="spellEnd"/>
+      <w:r>
+        <w:t xml:space="preserve"> velikosti 1x1.</w:t>
       </w:r>
     </w:p>
     <w:p/>
     <w:p>
       <w:r>
-        <w:t xml:space="preserve">Arhitektura ResNet je računsko zahtevnejša, kar v praksi pomeni, da je praviloma natančnejša. </w:t>
+        <w:t xml:space="preserve">Arhitektura </w:t>
+      </w:r>
+      <w:proofErr w:type="spellStart"/>
+      <w:r>
+        <w:t>ResNet</w:t>
+      </w:r>
+      <w:proofErr w:type="spellEnd"/>
+      <w:r>
+        <w:t xml:space="preserve"> je računsko zahtevnejša, kar v praksi pomeni, da je praviloma natančnejša. </w:t>
       </w:r>
       <w:r>
         <w:t>Njena slabost je večja računska zahtevnost v primerjavi z arhitekturo MobileNetV1, zato je za uporabo na robni napravah manj primerna.</w:t>
@@ -9717,8 +10165,21 @@
           <w:numId w:val="15"/>
         </w:numPr>
       </w:pPr>
-      <w:r>
-        <w:t>architecture: izbira med MobileNetV1 in ResNet arhitekturo</w:t>
+      <w:proofErr w:type="spellStart"/>
+      <w:r>
+        <w:t>architecture</w:t>
+      </w:r>
+      <w:proofErr w:type="spellEnd"/>
+      <w:r>
+        <w:t xml:space="preserve">: izbira med MobileNetV1 in </w:t>
+      </w:r>
+      <w:proofErr w:type="spellStart"/>
+      <w:r>
+        <w:t>ResNet</w:t>
+      </w:r>
+      <w:proofErr w:type="spellEnd"/>
+      <w:r>
+        <w:t xml:space="preserve"> arhitekturo</w:t>
       </w:r>
       <w:r>
         <w:t>,</w:t>
@@ -9732,8 +10193,13 @@
           <w:numId w:val="14"/>
         </w:numPr>
       </w:pPr>
-      <w:r>
-        <w:t>outputStride: faktor zmanjšanja ločljivosti med vhodno sliko in izhodn</w:t>
+      <w:proofErr w:type="spellStart"/>
+      <w:r>
+        <w:t>outputStride</w:t>
+      </w:r>
+      <w:proofErr w:type="spellEnd"/>
+      <w:r>
+        <w:t>: faktor zmanjšanja ločljivosti med vhodno sliko in izhodn</w:t>
       </w:r>
       <w:r>
         <w:t xml:space="preserve">imi </w:t>
@@ -9762,11 +10228,16 @@
           <w:numId w:val="14"/>
         </w:numPr>
       </w:pPr>
+      <w:proofErr w:type="spellStart"/>
       <w:r>
         <w:t>input</w:t>
       </w:r>
       <w:r>
-        <w:t xml:space="preserve">Resolution: </w:t>
+        <w:t>Resolution</w:t>
+      </w:r>
+      <w:proofErr w:type="spellEnd"/>
+      <w:r>
+        <w:t xml:space="preserve">: </w:t>
       </w:r>
       <w:r>
         <w:t xml:space="preserve">določa velikost, na katero se vhodna slika pomanjša, preden se </w:t>
@@ -9786,17 +10257,38 @@
           <w:numId w:val="14"/>
         </w:numPr>
       </w:pPr>
-      <w:r>
-        <w:t xml:space="preserve">multiplier: </w:t>
-      </w:r>
-      <w:r>
-        <w:t xml:space="preserve">faktor zmanjševanja števila kanalov za vse konvolucijske </w:t>
+      <w:proofErr w:type="spellStart"/>
+      <w:r>
+        <w:t>multiplier</w:t>
+      </w:r>
+      <w:proofErr w:type="spellEnd"/>
+      <w:r>
+        <w:t xml:space="preserve">: </w:t>
+      </w:r>
+      <w:r>
+        <w:t xml:space="preserve">faktor zmanjševanja števila kanalov za vse </w:t>
+      </w:r>
+      <w:proofErr w:type="spellStart"/>
+      <w:r>
+        <w:t>konvolucijske</w:t>
+      </w:r>
+      <w:proofErr w:type="spellEnd"/>
+      <w:r>
+        <w:t xml:space="preserve"> </w:t>
       </w:r>
       <w:r>
         <w:t>sloje</w:t>
       </w:r>
       <w:r>
-        <w:t>. Več konvolucijskih kanalov pomeni praviloma natančnejši, a računsko zahtevnejši model</w:t>
+        <w:t xml:space="preserve">. Več </w:t>
+      </w:r>
+      <w:proofErr w:type="spellStart"/>
+      <w:r>
+        <w:t>konvolucijskih</w:t>
+      </w:r>
+      <w:proofErr w:type="spellEnd"/>
+      <w:r>
+        <w:t xml:space="preserve"> kanalov pomeni praviloma natančnejši, a računsko zahtevnejši model</w:t>
       </w:r>
       <w:r>
         <w:t>,</w:t>
@@ -9810,9 +10302,11 @@
           <w:numId w:val="14"/>
         </w:numPr>
       </w:pPr>
+      <w:proofErr w:type="spellStart"/>
       <w:r>
         <w:t>quantBytes</w:t>
       </w:r>
+      <w:proofErr w:type="spellEnd"/>
       <w:r>
         <w:t>:</w:t>
       </w:r>
@@ -9831,7 +10325,8 @@
       <w:pPr>
         <w:pStyle w:val="Heading3"/>
       </w:pPr>
-      <w:bookmarkStart w:id="27" w:name="_Toc230973867"/>
+      <w:bookmarkStart w:id="27" w:name="_Toc231405444"/>
+      <w:proofErr w:type="spellStart"/>
       <w:r>
         <w:t>Move</w:t>
       </w:r>
@@ -9841,17 +10336,71 @@
       <w:r>
         <w:t>et</w:t>
       </w:r>
+      <w:proofErr w:type="spellEnd"/>
       <w:r>
         <w:t xml:space="preserve"> – Tensorflow.js</w:t>
       </w:r>
       <w:bookmarkEnd w:id="27"/>
     </w:p>
     <w:p>
-      <w:r>
-        <w:t>MoveNet je model za zaznavanje telesne drže</w:t>
-      </w:r>
-      <w:r>
-        <w:t>, ki se podobno kot PoseNet v brskalniku uporablja preko knjižnice npm “@tensorflow-models/pose-detection“ in se izvaja z uporabo knjižnice npm “@tensorflow-js“</w:t>
+      <w:proofErr w:type="spellStart"/>
+      <w:r>
+        <w:t>MoveNet</w:t>
+      </w:r>
+      <w:proofErr w:type="spellEnd"/>
+      <w:r>
+        <w:t xml:space="preserve"> je model za zaznavanje telesne drže</w:t>
+      </w:r>
+      <w:r>
+        <w:t xml:space="preserve">, ki se podobno kot </w:t>
+      </w:r>
+      <w:proofErr w:type="spellStart"/>
+      <w:r>
+        <w:t>PoseNet</w:t>
+      </w:r>
+      <w:proofErr w:type="spellEnd"/>
+      <w:r>
+        <w:t xml:space="preserve"> v brskalniku uporablja preko knjižnice </w:t>
+      </w:r>
+      <w:proofErr w:type="spellStart"/>
+      <w:r>
+        <w:t>npm</w:t>
+      </w:r>
+      <w:proofErr w:type="spellEnd"/>
+      <w:r>
+        <w:t xml:space="preserve"> “@</w:t>
+      </w:r>
+      <w:proofErr w:type="spellStart"/>
+      <w:r>
+        <w:t>tensorflow-models</w:t>
+      </w:r>
+      <w:proofErr w:type="spellEnd"/>
+      <w:r>
+        <w:t>/pose-</w:t>
+      </w:r>
+      <w:proofErr w:type="spellStart"/>
+      <w:r>
+        <w:t>detection</w:t>
+      </w:r>
+      <w:proofErr w:type="spellEnd"/>
+      <w:r>
+        <w:t xml:space="preserve">“ in se izvaja z uporabo knjižnice </w:t>
+      </w:r>
+      <w:proofErr w:type="spellStart"/>
+      <w:r>
+        <w:t>npm</w:t>
+      </w:r>
+      <w:proofErr w:type="spellEnd"/>
+      <w:r>
+        <w:t xml:space="preserve"> “@</w:t>
+      </w:r>
+      <w:proofErr w:type="spellStart"/>
+      <w:r>
+        <w:t>tensorflow-js</w:t>
+      </w:r>
+      <w:proofErr w:type="spellEnd"/>
+      <w:r>
+        <w:t>“</w:t>
       </w:r>
       <w:r>
         <w:t xml:space="preserve">. </w:t>
@@ -9867,7 +10416,47 @@
     <w:p/>
     <w:p>
       <w:r>
-        <w:t>Model MoveNet ima dve različici: Lightning in Thunder. Movenet Lightning je “lažji“ model, ki ima praviloma slabšo kvaliteto zaznave in manjšo računsko zahtevnost. Njegova prioriteta je hitrost, zato zaznava telesne drže deluje le za eno oseb</w:t>
+        <w:t xml:space="preserve">Model </w:t>
+      </w:r>
+      <w:proofErr w:type="spellStart"/>
+      <w:r>
+        <w:t>MoveNet</w:t>
+      </w:r>
+      <w:proofErr w:type="spellEnd"/>
+      <w:r>
+        <w:t xml:space="preserve"> ima dve različici: </w:t>
+      </w:r>
+      <w:proofErr w:type="spellStart"/>
+      <w:r>
+        <w:t>Lightning</w:t>
+      </w:r>
+      <w:proofErr w:type="spellEnd"/>
+      <w:r>
+        <w:t xml:space="preserve"> in </w:t>
+      </w:r>
+      <w:proofErr w:type="spellStart"/>
+      <w:r>
+        <w:t>Thunder</w:t>
+      </w:r>
+      <w:proofErr w:type="spellEnd"/>
+      <w:r>
+        <w:t xml:space="preserve">. </w:t>
+      </w:r>
+      <w:proofErr w:type="spellStart"/>
+      <w:r>
+        <w:t>Movenet</w:t>
+      </w:r>
+      <w:proofErr w:type="spellEnd"/>
+      <w:r>
+        <w:t xml:space="preserve"> </w:t>
+      </w:r>
+      <w:proofErr w:type="spellStart"/>
+      <w:r>
+        <w:t>Lightning</w:t>
+      </w:r>
+      <w:proofErr w:type="spellEnd"/>
+      <w:r>
+        <w:t xml:space="preserve"> je “lažji“ model, ki ima praviloma slabšo kvaliteto zaznave in manjšo računsko zahtevnost. Njegova prioriteta je hitrost, zato zaznava telesne drže deluje le za eno oseb</w:t>
       </w:r>
       <w:r>
         <w:t>o</w:t>
@@ -9875,11 +10464,48 @@
       <w:r>
         <w:t xml:space="preserve">. </w:t>
       </w:r>
-      <w:r>
-        <w:t xml:space="preserve">MoveNet Thunder pa ima praviloma boljšo kvaliteto zaznave in s tem povečano računsko zahtevnost, kar naredi model “težji“. </w:t>
-      </w:r>
-      <w:r>
-        <w:t>Sposoben je tudi zaznave več oseb hkrati, zato obstajata dve različi MoveNet Thunder modela: SINGLEPOSE_THUNDER</w:t>
+      <w:proofErr w:type="spellStart"/>
+      <w:r>
+        <w:t>MoveNet</w:t>
+      </w:r>
+      <w:proofErr w:type="spellEnd"/>
+      <w:r>
+        <w:t xml:space="preserve"> </w:t>
+      </w:r>
+      <w:proofErr w:type="spellStart"/>
+      <w:r>
+        <w:t>Thunder</w:t>
+      </w:r>
+      <w:proofErr w:type="spellEnd"/>
+      <w:r>
+        <w:t xml:space="preserve"> pa ima praviloma boljšo kvaliteto zaznave in s tem povečano računsko zahtevnost, kar naredi model “težji“. </w:t>
+      </w:r>
+      <w:r>
+        <w:t xml:space="preserve">Sposoben je tudi zaznave več oseb hkrati, zato obstajata dve </w:t>
+      </w:r>
+      <w:proofErr w:type="spellStart"/>
+      <w:r>
+        <w:t>različi</w:t>
+      </w:r>
+      <w:proofErr w:type="spellEnd"/>
+      <w:r>
+        <w:t xml:space="preserve"> </w:t>
+      </w:r>
+      <w:proofErr w:type="spellStart"/>
+      <w:r>
+        <w:t>MoveNet</w:t>
+      </w:r>
+      <w:proofErr w:type="spellEnd"/>
+      <w:r>
+        <w:t xml:space="preserve"> </w:t>
+      </w:r>
+      <w:proofErr w:type="spellStart"/>
+      <w:r>
+        <w:t>Thunder</w:t>
+      </w:r>
+      <w:proofErr w:type="spellEnd"/>
+      <w:r>
+        <w:t xml:space="preserve"> modela: SINGLEPOSE_THUNDER</w:t>
       </w:r>
       <w:r>
         <w:t xml:space="preserve">, namenjen zaznavi le ene osebe v kadru </w:t>
@@ -9897,7 +10523,15 @@
         <w:t>.</w:t>
       </w:r>
       <w:r>
-        <w:t xml:space="preserve"> Različica Lightning je bolj primerna za realno-časovno zaznavo</w:t>
+        <w:t xml:space="preserve"> Različica </w:t>
+      </w:r>
+      <w:proofErr w:type="spellStart"/>
+      <w:r>
+        <w:t>Lightning</w:t>
+      </w:r>
+      <w:proofErr w:type="spellEnd"/>
+      <w:r>
+        <w:t xml:space="preserve"> je bolj primerna za realno-časovno zaznavo</w:t>
       </w:r>
       <w:r>
         <w:t>, ki je ključnega pomena v tej nalogi.</w:t>
@@ -9906,7 +10540,31 @@
     <w:p/>
     <w:p>
       <w:r>
-        <w:t>Obe različici modela MoveNet prejmeta na vhod RGB sliko ali posnetek video toka, ki je predstavljen kot tenzor z obliko 192x192x3 za Lightning različico in 256x256x3 za Thunder različico.</w:t>
+        <w:t xml:space="preserve">Obe različici modela </w:t>
+      </w:r>
+      <w:proofErr w:type="spellStart"/>
+      <w:r>
+        <w:t>MoveNet</w:t>
+      </w:r>
+      <w:proofErr w:type="spellEnd"/>
+      <w:r>
+        <w:t xml:space="preserve"> prejmeta na vhod RGB sliko ali posnetek video toka, ki je predstavljen kot tenzor z obliko 192x192x3 za </w:t>
+      </w:r>
+      <w:proofErr w:type="spellStart"/>
+      <w:r>
+        <w:t>Lightning</w:t>
+      </w:r>
+      <w:proofErr w:type="spellEnd"/>
+      <w:r>
+        <w:t xml:space="preserve"> različico in 256x256x3 za </w:t>
+      </w:r>
+      <w:proofErr w:type="spellStart"/>
+      <w:r>
+        <w:t>Thunder</w:t>
+      </w:r>
+      <w:proofErr w:type="spellEnd"/>
+      <w:r>
+        <w:t xml:space="preserve"> različico.</w:t>
       </w:r>
       <w:r>
         <w:t xml:space="preserve"> Obe različici podata na izhodu 4D tenzor oblike [1, 1, 17, 3], kjer</w:t>
@@ -9997,7 +10655,15 @@
         <w:t xml:space="preserve"> Model napove 17 ključnih točk,</w:t>
       </w:r>
       <w:r>
-        <w:t xml:space="preserve"> ki so enake oblike kot pri izhodu modela PoseNet, predstavljene na</w:t>
+        <w:t xml:space="preserve"> ki so enake oblike kot pri izhodu modela </w:t>
+      </w:r>
+      <w:proofErr w:type="spellStart"/>
+      <w:r>
+        <w:t>PoseNet</w:t>
+      </w:r>
+      <w:proofErr w:type="spellEnd"/>
+      <w:r>
+        <w:t>, predstavljene na</w:t>
       </w:r>
       <w:r>
         <w:t xml:space="preserve"> </w:t>
@@ -10012,7 +10678,15 @@
         <w:fldChar w:fldCharType="separate"/>
       </w:r>
       <w:r>
-        <w:t>Slika 2.3: Shema sklepnih točk PoseNet modela</w:t>
+        <w:t xml:space="preserve">Slika 2.3: Shema sklepnih točk </w:t>
+      </w:r>
+      <w:proofErr w:type="spellStart"/>
+      <w:r>
+        <w:t>PoseNet</w:t>
+      </w:r>
+      <w:proofErr w:type="spellEnd"/>
+      <w:r>
+        <w:t xml:space="preserve"> modela</w:t>
       </w:r>
       <w:r>
         <w:fldChar w:fldCharType="end"/>
@@ -10027,7 +10701,15 @@
         <w:t xml:space="preserve">Model je privzeto naučen na že omenjeni COCO-pose učni množici in na </w:t>
       </w:r>
       <w:r>
-        <w:t xml:space="preserve">učni množici imenovani Active, ki je zgrajena iz </w:t>
+        <w:t xml:space="preserve">učni množici imenovani </w:t>
+      </w:r>
+      <w:proofErr w:type="spellStart"/>
+      <w:r>
+        <w:t>Active</w:t>
+      </w:r>
+      <w:proofErr w:type="spellEnd"/>
+      <w:r>
+        <w:t xml:space="preserve">, ki je zgrajena iz </w:t>
       </w:r>
       <w:r>
         <w:t xml:space="preserve">slik, </w:t>
@@ -10045,7 +10727,15 @@
         <w:t xml:space="preserve"> fitnesu, raztegovanje, ples, ...</w:t>
       </w:r>
       <w:r>
-        <w:t xml:space="preserve"> Privzeto učenje na učni množici Active ga razlikuje </w:t>
+        <w:t xml:space="preserve"> Privzeto učenje na učni množici </w:t>
+      </w:r>
+      <w:proofErr w:type="spellStart"/>
+      <w:r>
+        <w:t>Active</w:t>
+      </w:r>
+      <w:proofErr w:type="spellEnd"/>
+      <w:r>
+        <w:t xml:space="preserve"> ga razlikuje </w:t>
       </w:r>
       <w:r>
         <w:lastRenderedPageBreak/>
@@ -10055,7 +10745,15 @@
     <w:p/>
     <w:p>
       <w:r>
-        <w:t>Pri inicializaciji modela MoveNet je potrebno podati konfiguracijo, ki sestoji iz naslednjih parametrov:</w:t>
+        <w:t xml:space="preserve">Pri inicializaciji modela </w:t>
+      </w:r>
+      <w:proofErr w:type="spellStart"/>
+      <w:r>
+        <w:t>MoveNet</w:t>
+      </w:r>
+      <w:proofErr w:type="spellEnd"/>
+      <w:r>
+        <w:t xml:space="preserve"> je potrebno podati konfiguracijo, ki sestoji iz naslednjih parametrov:</w:t>
       </w:r>
     </w:p>
     <w:p>
@@ -10066,8 +10764,13 @@
           <w:numId w:val="16"/>
         </w:numPr>
       </w:pPr>
-      <w:r>
-        <w:t>modelType: izbira med SINGLEPOSE_LIGHTNING, SINGLEPOSE_THUNDER in MULTIPOSE_THUNDER tipi modela</w:t>
+      <w:proofErr w:type="spellStart"/>
+      <w:r>
+        <w:t>modelType</w:t>
+      </w:r>
+      <w:proofErr w:type="spellEnd"/>
+      <w:r>
+        <w:t>: izbira med SINGLEPOSE_LIGHTNING, SINGLEPOSE_THUNDER in MULTIPOSE_THUNDER tipi modela</w:t>
       </w:r>
       <w:r>
         <w:t>,</w:t>
@@ -10081,8 +10784,13 @@
           <w:numId w:val="16"/>
         </w:numPr>
       </w:pPr>
-      <w:r>
-        <w:t>modelUrl: niz, ki določa prilagojen URL-naslov modela</w:t>
+      <w:proofErr w:type="spellStart"/>
+      <w:r>
+        <w:t>modelUrl</w:t>
+      </w:r>
+      <w:proofErr w:type="spellEnd"/>
+      <w:r>
+        <w:t>: niz, ki določa prilagojen URL-naslov modela</w:t>
       </w:r>
       <w:r>
         <w:t>,</w:t>
@@ -10096,8 +10804,13 @@
           <w:numId w:val="16"/>
         </w:numPr>
       </w:pPr>
-      <w:r>
-        <w:t>enableSmoothing: logična vrednost, ki določa, ali naj se za glajenje napovedanih ključnih točk uporabi časovni filter</w:t>
+      <w:proofErr w:type="spellStart"/>
+      <w:r>
+        <w:t>enableSmoothing</w:t>
+      </w:r>
+      <w:proofErr w:type="spellEnd"/>
+      <w:r>
+        <w:t>: logična vrednost, ki določa, ali naj se za glajenje napovedanih ključnih točk uporabi časovni filter</w:t>
       </w:r>
       <w:r>
         <w:t>,</w:t>
@@ -10111,8 +10824,13 @@
           <w:numId w:val="16"/>
         </w:numPr>
       </w:pPr>
-      <w:r>
-        <w:t xml:space="preserve">minPoseScore: minimalna ocena zanesljivosti, ki jo mora imeti poza, da se </w:t>
+      <w:proofErr w:type="spellStart"/>
+      <w:r>
+        <w:t>minPoseScore</w:t>
+      </w:r>
+      <w:proofErr w:type="spellEnd"/>
+      <w:r>
+        <w:t xml:space="preserve">: minimalna ocena zanesljivosti, ki jo mora imeti poza, da se </w:t>
       </w:r>
       <w:r>
         <w:t>njena zaznava šteje za veljavno</w:t>
@@ -10129,8 +10847,13 @@
           <w:numId w:val="16"/>
         </w:numPr>
       </w:pPr>
-      <w:r>
-        <w:t>multiPoseMaxDimension: Največja dimenzija, ki se uporabi kot vhod za model za zaznavo več telesnih drž hkrati. Mora biti večkratnik števila 32, kot omenjeno pa je privzeta vrednost 256</w:t>
+      <w:proofErr w:type="spellStart"/>
+      <w:r>
+        <w:t>multiPoseMaxDimension</w:t>
+      </w:r>
+      <w:proofErr w:type="spellEnd"/>
+      <w:r>
+        <w:t>: Največja dimenzija, ki se uporabi kot vhod za model za zaznavo več telesnih drž hkrati. Mora biti večkratnik števila 32, kot omenjeno pa je privzeta vrednost 256</w:t>
       </w:r>
       <w:r>
         <w:t>,</w:t>
@@ -10144,8 +10867,21 @@
           <w:numId w:val="16"/>
         </w:numPr>
       </w:pPr>
-      <w:r>
-        <w:t xml:space="preserve">enableTracking: logična vrednost, ki se uporablja pri zaznavi večih oseb in določa, ali naj vsaka telesna drža vsebuje edinstveni identifikator, ki omogoča sledenju </w:t>
+      <w:proofErr w:type="spellStart"/>
+      <w:r>
+        <w:t>enableTracking</w:t>
+      </w:r>
+      <w:proofErr w:type="spellEnd"/>
+      <w:r>
+        <w:t xml:space="preserve">: logična vrednost, ki se uporablja pri zaznavi </w:t>
+      </w:r>
+      <w:proofErr w:type="spellStart"/>
+      <w:r>
+        <w:t>večih</w:t>
+      </w:r>
+      <w:proofErr w:type="spellEnd"/>
+      <w:r>
+        <w:t xml:space="preserve"> oseb in določa, ali naj vsaka telesna drža vsebuje edinstveni identifikator, ki omogoča sledenju </w:t>
       </w:r>
       <w:r>
         <w:t xml:space="preserve">telesni </w:t>
@@ -10165,8 +10901,21 @@
           <w:numId w:val="16"/>
         </w:numPr>
       </w:pPr>
-      <w:r>
-        <w:t>trackerType in trackerConfig: se uporabljata za tip in konfiguracijo načina sledenja telesni drži.</w:t>
+      <w:proofErr w:type="spellStart"/>
+      <w:r>
+        <w:t>trackerType</w:t>
+      </w:r>
+      <w:proofErr w:type="spellEnd"/>
+      <w:r>
+        <w:t xml:space="preserve"> in </w:t>
+      </w:r>
+      <w:proofErr w:type="spellStart"/>
+      <w:r>
+        <w:t>trackerConfig</w:t>
+      </w:r>
+      <w:proofErr w:type="spellEnd"/>
+      <w:r>
+        <w:t>: se uporabljata za tip in konfiguracijo načina sledenja telesni drži.</w:t>
       </w:r>
     </w:p>
     <w:p/>
@@ -10174,9 +10923,14 @@
       <w:pPr>
         <w:pStyle w:val="Heading3"/>
       </w:pPr>
-      <w:bookmarkStart w:id="28" w:name="_Toc230973868"/>
-      <w:r>
-        <w:t xml:space="preserve">BlazePose – Tensorflow.js </w:t>
+      <w:bookmarkStart w:id="28" w:name="_Toc231405445"/>
+      <w:proofErr w:type="spellStart"/>
+      <w:r>
+        <w:t>BlazePose</w:t>
+      </w:r>
+      <w:proofErr w:type="spellEnd"/>
+      <w:r>
+        <w:t xml:space="preserve"> – Tensorflow.js </w:t>
       </w:r>
       <w:sdt>
         <w:sdtPr>
@@ -10204,11 +10958,24 @@
       <w:bookmarkEnd w:id="28"/>
     </w:p>
     <w:p>
-      <w:r>
-        <w:t xml:space="preserve">BlazePose je </w:t>
-      </w:r>
-      <w:r>
-        <w:t>“lahka“ konvolucijska arhitektura nevronsk</w:t>
+      <w:proofErr w:type="spellStart"/>
+      <w:r>
+        <w:t>BlazePose</w:t>
+      </w:r>
+      <w:proofErr w:type="spellEnd"/>
+      <w:r>
+        <w:t xml:space="preserve"> je </w:t>
+      </w:r>
+      <w:r>
+        <w:t xml:space="preserve">“lahka“ </w:t>
+      </w:r>
+      <w:proofErr w:type="spellStart"/>
+      <w:r>
+        <w:t>konvolucijska</w:t>
+      </w:r>
+      <w:proofErr w:type="spellEnd"/>
+      <w:r>
+        <w:t xml:space="preserve"> arhitektura nevronsk</w:t>
       </w:r>
       <w:r>
         <w:t>e</w:t>
@@ -10217,16 +10984,85 @@
         <w:t xml:space="preserve"> mreže, namenjena </w:t>
       </w:r>
       <w:r>
-        <w:t>za realno-časovno zaznavanje drže, zasnovan za delovanje na robnih napravah, ki je namenjen za scenarije, kot so fitnes aplikacije. Podobno kot PoseNet in MoveNet, je tudi BlazePose v brskalniku dostopen preko knjižnice npm</w:t>
-      </w:r>
+        <w:t xml:space="preserve">za realno-časovno zaznavanje drže, zasnovan za delovanje na robnih napravah, ki je namenjen za scenarije, kot so fitnes aplikacije. Podobno kot </w:t>
+      </w:r>
+      <w:proofErr w:type="spellStart"/>
+      <w:r>
+        <w:t>PoseNet</w:t>
+      </w:r>
+      <w:proofErr w:type="spellEnd"/>
+      <w:r>
+        <w:t xml:space="preserve"> in </w:t>
+      </w:r>
+      <w:proofErr w:type="spellStart"/>
+      <w:r>
+        <w:t>MoveNet</w:t>
+      </w:r>
+      <w:proofErr w:type="spellEnd"/>
+      <w:r>
+        <w:t xml:space="preserve">, je tudi </w:t>
+      </w:r>
+      <w:proofErr w:type="spellStart"/>
+      <w:r>
+        <w:t>BlazePose</w:t>
+      </w:r>
+      <w:proofErr w:type="spellEnd"/>
+      <w:r>
+        <w:t xml:space="preserve"> v brskalniku dostopen preko knjižnice </w:t>
+      </w:r>
+      <w:proofErr w:type="spellStart"/>
+      <w:r>
+        <w:t>npm</w:t>
+      </w:r>
+      <w:proofErr w:type="spellEnd"/>
       <w:r>
         <w:t xml:space="preserve"> </w:t>
       </w:r>
       <w:r>
-        <w:t xml:space="preserve">“@tensorflow-models/pose-detection“ in se izvaja z uporabo knjižnice npm “@tensorflow-js“. </w:t>
-      </w:r>
-      <w:r>
-        <w:t xml:space="preserve">Implementacija arhitekture BlazePose je </w:t>
+        <w:t>“@</w:t>
+      </w:r>
+      <w:proofErr w:type="spellStart"/>
+      <w:r>
+        <w:t>tensorflow-models</w:t>
+      </w:r>
+      <w:proofErr w:type="spellEnd"/>
+      <w:r>
+        <w:t>/pose-</w:t>
+      </w:r>
+      <w:proofErr w:type="spellStart"/>
+      <w:r>
+        <w:t>detection</w:t>
+      </w:r>
+      <w:proofErr w:type="spellEnd"/>
+      <w:r>
+        <w:t xml:space="preserve">“ in se izvaja z uporabo knjižnice </w:t>
+      </w:r>
+      <w:proofErr w:type="spellStart"/>
+      <w:r>
+        <w:t>npm</w:t>
+      </w:r>
+      <w:proofErr w:type="spellEnd"/>
+      <w:r>
+        <w:t xml:space="preserve"> “@</w:t>
+      </w:r>
+      <w:proofErr w:type="spellStart"/>
+      <w:r>
+        <w:t>tensorflow-js</w:t>
+      </w:r>
+      <w:proofErr w:type="spellEnd"/>
+      <w:r>
+        <w:t xml:space="preserve">“. </w:t>
+      </w:r>
+      <w:r>
+        <w:t xml:space="preserve">Implementacija arhitekture </w:t>
+      </w:r>
+      <w:proofErr w:type="spellStart"/>
+      <w:r>
+        <w:t>BlazePose</w:t>
+      </w:r>
+      <w:proofErr w:type="spellEnd"/>
+      <w:r>
+        <w:t xml:space="preserve"> je </w:t>
       </w:r>
       <w:r>
         <w:t xml:space="preserve"> vključena tudi </w:t>
@@ -10237,20 +11073,32 @@
       <w:r>
         <w:t xml:space="preserve">uporabi </w:t>
       </w:r>
+      <w:proofErr w:type="spellStart"/>
       <w:r>
         <w:t>MediaPipe</w:t>
       </w:r>
+      <w:proofErr w:type="spellEnd"/>
       <w:r>
         <w:t>-ove</w:t>
       </w:r>
       <w:r>
         <w:t xml:space="preserve"> rešitve </w:t>
       </w:r>
+      <w:proofErr w:type="spellStart"/>
       <w:r>
         <w:t>PoseLandmarker</w:t>
       </w:r>
-      <w:r>
-        <w:t>, saj je BlazePose v spletnih aplikacijah mogoče uporabljati na dva načina</w:t>
+      <w:proofErr w:type="spellEnd"/>
+      <w:r>
+        <w:t xml:space="preserve">, saj je </w:t>
+      </w:r>
+      <w:proofErr w:type="spellStart"/>
+      <w:r>
+        <w:t>BlazePose</w:t>
+      </w:r>
+      <w:proofErr w:type="spellEnd"/>
+      <w:r>
+        <w:t xml:space="preserve"> v spletnih aplikacijah mogoče uporabljati na dva načina</w:t>
       </w:r>
       <w:r>
         <w:t xml:space="preserve"> preko</w:t>
@@ -10267,8 +11115,13 @@
           <w:numId w:val="17"/>
         </w:numPr>
       </w:pPr>
-      <w:r>
-        <w:t>MediaPipe implementacije</w:t>
+      <w:proofErr w:type="spellStart"/>
+      <w:r>
+        <w:t>MediaPipe</w:t>
+      </w:r>
+      <w:proofErr w:type="spellEnd"/>
+      <w:r>
+        <w:t xml:space="preserve"> implementacije</w:t>
       </w:r>
       <w:r>
         <w:t>,</w:t>
@@ -10296,7 +11149,31 @@
         <w:t xml:space="preserve">aktivnostmi. </w:t>
       </w:r>
       <w:r>
-        <w:t>Zato BlazePose, na vhodi RGB sliki ali posnetku video toka opravi zaznavo telesne drže in jo, podobno kot MediaPipe-ov model PoseLandmarker, predstavi v obliki 33 sklepnih točk</w:t>
+        <w:t xml:space="preserve">Zato </w:t>
+      </w:r>
+      <w:proofErr w:type="spellStart"/>
+      <w:r>
+        <w:t>BlazePose</w:t>
+      </w:r>
+      <w:proofErr w:type="spellEnd"/>
+      <w:r>
+        <w:t xml:space="preserve">, na vhodi RGB sliki ali posnetku video toka opravi zaznavo telesne drže in jo, podobno kot </w:t>
+      </w:r>
+      <w:proofErr w:type="spellStart"/>
+      <w:r>
+        <w:t>MediaPipe</w:t>
+      </w:r>
+      <w:proofErr w:type="spellEnd"/>
+      <w:r>
+        <w:t xml:space="preserve">-ov model </w:t>
+      </w:r>
+      <w:proofErr w:type="spellStart"/>
+      <w:r>
+        <w:t>PoseLandmarker</w:t>
+      </w:r>
+      <w:proofErr w:type="spellEnd"/>
+      <w:r>
+        <w:t>, predstavi v obliki 33 sklepnih točk</w:t>
       </w:r>
       <w:r>
         <w:t xml:space="preserve">, ki so prikazane na </w:t>
@@ -10311,7 +11188,23 @@
         <w:fldChar w:fldCharType="separate"/>
       </w:r>
       <w:r>
-        <w:t>Shema sklepnih točk modela MediaPipe Pose Landmarker (33 točk)</w:t>
+        <w:t xml:space="preserve">Shema sklepnih točk modela </w:t>
+      </w:r>
+      <w:proofErr w:type="spellStart"/>
+      <w:r>
+        <w:t>MediaPipe</w:t>
+      </w:r>
+      <w:proofErr w:type="spellEnd"/>
+      <w:r>
+        <w:t xml:space="preserve"> Pose </w:t>
+      </w:r>
+      <w:proofErr w:type="spellStart"/>
+      <w:r>
+        <w:t>Landmarker</w:t>
+      </w:r>
+      <w:proofErr w:type="spellEnd"/>
+      <w:r>
+        <w:t xml:space="preserve"> (33 točk)</w:t>
       </w:r>
       <w:r>
         <w:fldChar w:fldCharType="end"/>
@@ -10320,7 +11213,23 @@
         <w:t xml:space="preserve">. </w:t>
       </w:r>
       <w:r>
-        <w:t xml:space="preserve">Izhodi BlazePose modela so zelo podobni izhodom rešitvi PoseLandmarker, ki je opisana v </w:t>
+        <w:t xml:space="preserve">Izhodi </w:t>
+      </w:r>
+      <w:proofErr w:type="spellStart"/>
+      <w:r>
+        <w:t>BlazePose</w:t>
+      </w:r>
+      <w:proofErr w:type="spellEnd"/>
+      <w:r>
+        <w:t xml:space="preserve"> modela so zelo podobni izhodom rešitvi </w:t>
+      </w:r>
+      <w:proofErr w:type="spellStart"/>
+      <w:r>
+        <w:t>PoseLandmarker</w:t>
+      </w:r>
+      <w:proofErr w:type="spellEnd"/>
+      <w:r>
+        <w:t xml:space="preserve">, ki je opisana v </w:t>
       </w:r>
       <w:r>
         <w:fldChar w:fldCharType="begin"/>
@@ -10332,8 +11241,21 @@
         <w:fldChar w:fldCharType="separate"/>
       </w:r>
       <w:r>
-        <w:t>Pose Landmarker – Mediapipe</w:t>
-      </w:r>
+        <w:t xml:space="preserve">Pose </w:t>
+      </w:r>
+      <w:proofErr w:type="spellStart"/>
+      <w:r>
+        <w:t>Landmarker</w:t>
+      </w:r>
+      <w:proofErr w:type="spellEnd"/>
+      <w:r>
+        <w:t xml:space="preserve"> – </w:t>
+      </w:r>
+      <w:proofErr w:type="spellStart"/>
+      <w:r>
+        <w:t>Mediapipe</w:t>
+      </w:r>
+      <w:proofErr w:type="spellEnd"/>
       <w:r>
         <w:fldChar w:fldCharType="end"/>
       </w:r>
@@ -10341,13 +11263,61 @@
         <w:t>.</w:t>
       </w:r>
       <w:r>
-        <w:t xml:space="preserve"> Tudi različice modela BlazePose so enake različicam rešitve PoseLandmarker: Lite, Full in Heavy.</w:t>
+        <w:t xml:space="preserve"> Tudi različice modela </w:t>
+      </w:r>
+      <w:proofErr w:type="spellStart"/>
+      <w:r>
+        <w:t>BlazePose</w:t>
+      </w:r>
+      <w:proofErr w:type="spellEnd"/>
+      <w:r>
+        <w:t xml:space="preserve"> so enake različicam rešitve </w:t>
+      </w:r>
+      <w:proofErr w:type="spellStart"/>
+      <w:r>
+        <w:t>PoseLandmarker</w:t>
+      </w:r>
+      <w:proofErr w:type="spellEnd"/>
+      <w:r>
+        <w:t xml:space="preserve">: Lite, </w:t>
+      </w:r>
+      <w:proofErr w:type="spellStart"/>
+      <w:r>
+        <w:t>Full</w:t>
+      </w:r>
+      <w:proofErr w:type="spellEnd"/>
+      <w:r>
+        <w:t xml:space="preserve"> in </w:t>
+      </w:r>
+      <w:proofErr w:type="spellStart"/>
+      <w:r>
+        <w:t>Heavy</w:t>
+      </w:r>
+      <w:proofErr w:type="spellEnd"/>
+      <w:r>
+        <w:t>.</w:t>
       </w:r>
     </w:p>
     <w:p/>
     <w:p>
       <w:r>
-        <w:t xml:space="preserve">Razlika med pristopom zajemanja sklepnih točk ostalih opisanih modelov med BlazePose in PoseLandmarker pristopom je ta, </w:t>
+        <w:t xml:space="preserve">Razlika med pristopom zajemanja sklepnih točk ostalih opisanih modelov med </w:t>
+      </w:r>
+      <w:proofErr w:type="spellStart"/>
+      <w:r>
+        <w:t>BlazePose</w:t>
+      </w:r>
+      <w:proofErr w:type="spellEnd"/>
+      <w:r>
+        <w:t xml:space="preserve"> in </w:t>
+      </w:r>
+      <w:proofErr w:type="spellStart"/>
+      <w:r>
+        <w:t>PoseLandmarker</w:t>
+      </w:r>
+      <w:proofErr w:type="spellEnd"/>
+      <w:r>
+        <w:t xml:space="preserve"> pristopom je ta, </w:t>
       </w:r>
       <w:r>
         <w:t xml:space="preserve">da slednja na izhodu za vsako sklepno točko ob 2D koordinatah podata tudi tretjo, globinsko z-koordinato. </w:t>
@@ -10373,7 +11343,7 @@
       <w:pPr>
         <w:pStyle w:val="Heading2"/>
       </w:pPr>
-      <w:bookmarkStart w:id="29" w:name="_Toc230973869"/>
+      <w:bookmarkStart w:id="29" w:name="_Toc231405446"/>
       <w:r>
         <w:t>Razvoj in optimizacija izbranih modelov</w:t>
       </w:r>
@@ -10433,7 +11403,15 @@
     <w:p>
       <w:r>
         <w:lastRenderedPageBreak/>
-        <w:t>Učinkovita izvedba realno-časovnega zaznavanja drže v spletnem brskalniku na robnih napravah zahteva več kot zgolj izbiro ustreznega modela. Enako pomembna je tudi izbira izvajalnega zaledja (backend) kot tudi format modela, saj so od tega neposredno odvisni hitrost realno-časovnega zaznavanja, poraba virov</w:t>
+        <w:t>Učinkovita izvedba realno-časovnega zaznavanja drže v spletnem brskalniku na robnih napravah zahteva več kot zgolj izbiro ustreznega modela. Enako pomembna je tudi izbira izvajalnega zaledja (</w:t>
+      </w:r>
+      <w:proofErr w:type="spellStart"/>
+      <w:r>
+        <w:t>backend</w:t>
+      </w:r>
+      <w:proofErr w:type="spellEnd"/>
+      <w:r>
+        <w:t>) kot tudi format modela, saj so od tega neposredno odvisni hitrost realno-časovnega zaznavanja, poraba virov</w:t>
       </w:r>
       <w:r>
         <w:t xml:space="preserve"> ter prenosljivost rešitve med različnimi napravami in brskalniki.</w:t>
@@ -10449,7 +11427,23 @@
     </w:p>
     <w:p>
       <w:r>
-        <w:t>Modeli, ki se uporabljajo v razvoju spletnih aplikacij, se v brskalniku izvajajo preko izvajalnih okolji, kot sta Tensorflow.js ali ONNX Runtime Web, ta okolja pa za izvajanje uporabljajo spletne API-je.</w:t>
+        <w:t xml:space="preserve">Modeli, ki se uporabljajo v razvoju spletnih aplikacij, se v brskalniku izvajajo preko izvajalnih okolji, kot sta Tensorflow.js ali ONNX </w:t>
+      </w:r>
+      <w:proofErr w:type="spellStart"/>
+      <w:r>
+        <w:t>Runtime</w:t>
+      </w:r>
+      <w:proofErr w:type="spellEnd"/>
+      <w:r>
+        <w:t xml:space="preserve"> </w:t>
+      </w:r>
+      <w:proofErr w:type="spellStart"/>
+      <w:r>
+        <w:t>Web</w:t>
+      </w:r>
+      <w:proofErr w:type="spellEnd"/>
+      <w:r>
+        <w:t>, ta okolja pa za izvajanje uporabljajo spletne API-je.</w:t>
       </w:r>
       <w:r>
         <w:t xml:space="preserve"> Izvajanje v teh okoljih na koncu teče na:</w:t>
@@ -10464,14 +11458,24 @@
         </w:numPr>
       </w:pPr>
       <w:r>
-        <w:t xml:space="preserve">CPU prek JavaScripta ali </w:t>
+        <w:t xml:space="preserve">CPU prek </w:t>
+      </w:r>
+      <w:proofErr w:type="spellStart"/>
+      <w:r>
+        <w:t>JavaScripta</w:t>
+      </w:r>
+      <w:proofErr w:type="spellEnd"/>
+      <w:r>
+        <w:t xml:space="preserve"> ali </w:t>
       </w:r>
       <w:r>
         <w:t xml:space="preserve">zaledja </w:t>
       </w:r>
+      <w:proofErr w:type="spellStart"/>
       <w:r>
         <w:t>WebAssembly</w:t>
       </w:r>
+      <w:proofErr w:type="spellEnd"/>
       <w:r>
         <w:t>,</w:t>
       </w:r>
@@ -10490,19 +11494,31 @@
       <w:r>
         <w:t xml:space="preserve">zaledij </w:t>
       </w:r>
-      <w:r>
-        <w:t>WebGL ali WebGPU</w:t>
-      </w:r>
+      <w:proofErr w:type="spellStart"/>
+      <w:r>
+        <w:t>WebGL</w:t>
+      </w:r>
+      <w:proofErr w:type="spellEnd"/>
+      <w:r>
+        <w:t xml:space="preserve"> ali </w:t>
+      </w:r>
+      <w:proofErr w:type="spellStart"/>
+      <w:r>
+        <w:t>WebGPU</w:t>
+      </w:r>
+      <w:proofErr w:type="spellEnd"/>
     </w:p>
     <w:p/>
     <w:p>
       <w:pPr>
         <w:pStyle w:val="Heading3"/>
       </w:pPr>
-      <w:bookmarkStart w:id="30" w:name="_Toc230973870"/>
+      <w:bookmarkStart w:id="30" w:name="_Toc231405447"/>
+      <w:proofErr w:type="spellStart"/>
       <w:r>
         <w:t>WebAssembly</w:t>
       </w:r>
+      <w:proofErr w:type="spellEnd"/>
       <w:r>
         <w:t xml:space="preserve"> </w:t>
       </w:r>
@@ -10558,8 +11574,13 @@
       <w:bookmarkEnd w:id="30"/>
     </w:p>
     <w:p>
-      <w:r>
-        <w:t>WebAssembly (</w:t>
+      <w:proofErr w:type="spellStart"/>
+      <w:r>
+        <w:t>WebAssembly</w:t>
+      </w:r>
+      <w:proofErr w:type="spellEnd"/>
+      <w:r>
+        <w:t xml:space="preserve"> (</w:t>
       </w:r>
       <w:r>
         <w:t>WASM</w:t>
@@ -10586,7 +11607,15 @@
         <w:t xml:space="preserve"> koda.</w:t>
       </w:r>
       <w:r>
-        <w:t xml:space="preserve"> Glavni cilj WebAssembly je omogočiti visoko zmogljive aplikacije na spletnih straneh.</w:t>
+        <w:t xml:space="preserve"> Glavni cilj </w:t>
+      </w:r>
+      <w:proofErr w:type="spellStart"/>
+      <w:r>
+        <w:t>WebAssembly</w:t>
+      </w:r>
+      <w:proofErr w:type="spellEnd"/>
+      <w:r>
+        <w:t xml:space="preserve"> je omogočiti visoko zmogljive aplikacije na spletnih straneh.</w:t>
       </w:r>
       <w:r>
         <w:t xml:space="preserve"> </w:t>
@@ -10625,7 +11654,15 @@
         <w:t>med delovanjem izvajajo napovedi z umetno inteligenco</w:t>
       </w:r>
       <w:r>
-        <w:t>, uporablja WebAssembly za računske operacije na procesorski enoti kot za povezovanje s specializiranimi računalniškimi zmogljivostmi</w:t>
+        <w:t xml:space="preserve">, uporablja </w:t>
+      </w:r>
+      <w:proofErr w:type="spellStart"/>
+      <w:r>
+        <w:t>WebAssembly</w:t>
+      </w:r>
+      <w:proofErr w:type="spellEnd"/>
+      <w:r>
+        <w:t xml:space="preserve"> za računske operacije na procesorski enoti kot za povezovanje s specializiranimi računalniškimi zmogljivostmi</w:t>
       </w:r>
       <w:r>
         <w:t>. Kljub temu, da izvajanje računskih operacij na procesorski enoti ni najbolj zmogljiva izbira, so procesorji široko dostopni in bolj primerni za izvajanje manjše delovne obremenitve, kot so besedilne ali zvočne obremenitve.</w:t>
@@ -10645,19 +11682,71 @@
       <w:pPr>
         <w:pStyle w:val="Heading3"/>
       </w:pPr>
-      <w:bookmarkStart w:id="31" w:name="_Toc230973871"/>
+      <w:bookmarkStart w:id="31" w:name="_Toc231405448"/>
+      <w:proofErr w:type="spellStart"/>
       <w:r>
         <w:t>WebGL</w:t>
       </w:r>
       <w:bookmarkEnd w:id="31"/>
-    </w:p>
-    <w:p>
-      <w:r>
-        <w:t xml:space="preserve">WebGL (Web Graphics Library) je JavaScript-ov API, ki je bil prvotno namenjen za upodabljanje interaktivne 2D in 3D grafike. </w:t>
-      </w:r>
-      <w:r>
-        <w:t>Koda WebGL se izvaja na grafični procesorski enoti, kar omogoča hitrejše izvajanje strojnega učenja v primerjavi z uporabo WebAssembly</w:t>
-      </w:r>
+      <w:proofErr w:type="spellEnd"/>
+    </w:p>
+    <w:p>
+      <w:proofErr w:type="spellStart"/>
+      <w:r>
+        <w:t>WebGL</w:t>
+      </w:r>
+      <w:proofErr w:type="spellEnd"/>
+      <w:r>
+        <w:t xml:space="preserve"> (</w:t>
+      </w:r>
+      <w:proofErr w:type="spellStart"/>
+      <w:r>
+        <w:t>Web</w:t>
+      </w:r>
+      <w:proofErr w:type="spellEnd"/>
+      <w:r>
+        <w:t xml:space="preserve"> </w:t>
+      </w:r>
+      <w:proofErr w:type="spellStart"/>
+      <w:r>
+        <w:t>Graphics</w:t>
+      </w:r>
+      <w:proofErr w:type="spellEnd"/>
+      <w:r>
+        <w:t xml:space="preserve"> </w:t>
+      </w:r>
+      <w:proofErr w:type="spellStart"/>
+      <w:r>
+        <w:t>Library</w:t>
+      </w:r>
+      <w:proofErr w:type="spellEnd"/>
+      <w:r>
+        <w:t xml:space="preserve">) je </w:t>
+      </w:r>
+      <w:proofErr w:type="spellStart"/>
+      <w:r>
+        <w:t>JavaScript</w:t>
+      </w:r>
+      <w:proofErr w:type="spellEnd"/>
+      <w:r>
+        <w:t xml:space="preserve">-ov API, ki je bil prvotno namenjen za upodabljanje interaktivne 2D in 3D grafike. </w:t>
+      </w:r>
+      <w:r>
+        <w:t xml:space="preserve">Koda </w:t>
+      </w:r>
+      <w:proofErr w:type="spellStart"/>
+      <w:r>
+        <w:t>WebGL</w:t>
+      </w:r>
+      <w:proofErr w:type="spellEnd"/>
+      <w:r>
+        <w:t xml:space="preserve"> se izvaja na grafični procesorski enoti, kar omogoča hitrejše izvajanje strojnega učenja v primerjavi z uporabo </w:t>
+      </w:r>
+      <w:proofErr w:type="spellStart"/>
+      <w:r>
+        <w:t>WebAssembly</w:t>
+      </w:r>
+      <w:proofErr w:type="spellEnd"/>
       <w:r>
         <w:t xml:space="preserve"> zaledja</w:t>
       </w:r>
@@ -10667,8 +11756,29 @@
       <w:r>
         <w:t xml:space="preserve"> </w:t>
       </w:r>
-      <w:r>
-        <w:t>WebGL je zelo razširjen in dolgo časa veljal za standardno izbiro reševanja problemov izvajanja strojnega učenja v brskalniku. Leta 2024 se je začel razvijati nov grafični API, WebGPU, ki bo nadomestil WebGL.</w:t>
+      <w:proofErr w:type="spellStart"/>
+      <w:r>
+        <w:t>WebGL</w:t>
+      </w:r>
+      <w:proofErr w:type="spellEnd"/>
+      <w:r>
+        <w:t xml:space="preserve"> je zelo razširjen in dolgo časa veljal za standardno izbiro reševanja problemov izvajanja strojnega učenja v brskalniku. Leta 2024 se je začel razvijati nov grafični API, </w:t>
+      </w:r>
+      <w:proofErr w:type="spellStart"/>
+      <w:r>
+        <w:t>WebGPU</w:t>
+      </w:r>
+      <w:proofErr w:type="spellEnd"/>
+      <w:r>
+        <w:t xml:space="preserve">, ki bo nadomestil </w:t>
+      </w:r>
+      <w:proofErr w:type="spellStart"/>
+      <w:r>
+        <w:t>WebGL</w:t>
+      </w:r>
+      <w:proofErr w:type="spellEnd"/>
+      <w:r>
+        <w:t>.</w:t>
       </w:r>
     </w:p>
     <w:p/>
@@ -10676,15 +11786,30 @@
       <w:pPr>
         <w:pStyle w:val="Heading3"/>
       </w:pPr>
-      <w:bookmarkStart w:id="32" w:name="_Toc230973872"/>
+      <w:bookmarkStart w:id="32" w:name="_Toc231405449"/>
+      <w:proofErr w:type="spellStart"/>
       <w:r>
         <w:t>WebGPU</w:t>
       </w:r>
       <w:bookmarkEnd w:id="32"/>
-    </w:p>
-    <w:p>
-      <w:r>
-        <w:t xml:space="preserve">WebGPU API spletnim aplikacijam, ki uporabljajo JavaScript, omogoča učinkovit dostop do grafičnih procesorjev (GPU) na različnih platformah. </w:t>
+      <w:proofErr w:type="spellEnd"/>
+    </w:p>
+    <w:p>
+      <w:proofErr w:type="spellStart"/>
+      <w:r>
+        <w:t>WebGPU</w:t>
+      </w:r>
+      <w:proofErr w:type="spellEnd"/>
+      <w:r>
+        <w:t xml:space="preserve"> API spletnim aplikacijam, ki uporabljajo </w:t>
+      </w:r>
+      <w:proofErr w:type="spellStart"/>
+      <w:r>
+        <w:t>JavaScript</w:t>
+      </w:r>
+      <w:proofErr w:type="spellEnd"/>
+      <w:r>
+        <w:t xml:space="preserve">, omogoča učinkovit dostop do grafičnih procesorjev (GPU) na različnih platformah. </w:t>
       </w:r>
       <w:r>
         <w:t xml:space="preserve">Omogoča grafično obdelavo, igre in tudi izvajanje aplikacij, ki uporabljajo </w:t>
@@ -10696,16 +11821,69 @@
         <w:t>strojno učenje.</w:t>
       </w:r>
       <w:r>
-        <w:t xml:space="preserve"> WebGPU naj bi nadomestil starejši WebGL kot glavni grafični standard za splet.</w:t>
-      </w:r>
-      <w:r>
-        <w:t xml:space="preserve"> Prva izdaja podpore za WebGPU je bila izdana leta 2023 za brskalnika Google Chrome in Microsoft Edge</w:t>
-      </w:r>
-      <w:r>
-        <w:t>, leta 2025 pa sta podporo za WebGPU uvedla še Safari in Firefox.</w:t>
-      </w:r>
-      <w:r>
-        <w:t xml:space="preserve"> V primerjavi z WebGL ponuja razširjene zmogljivosti, sodobnejši vmesnik in neposreden dostop do grafičnega procesorja.</w:t>
+        <w:t xml:space="preserve"> </w:t>
+      </w:r>
+      <w:proofErr w:type="spellStart"/>
+      <w:r>
+        <w:t>WebGPU</w:t>
+      </w:r>
+      <w:proofErr w:type="spellEnd"/>
+      <w:r>
+        <w:t xml:space="preserve"> naj bi nadomestil starejši </w:t>
+      </w:r>
+      <w:proofErr w:type="spellStart"/>
+      <w:r>
+        <w:t>WebGL</w:t>
+      </w:r>
+      <w:proofErr w:type="spellEnd"/>
+      <w:r>
+        <w:t xml:space="preserve"> kot glavni grafični standard za splet.</w:t>
+      </w:r>
+      <w:r>
+        <w:t xml:space="preserve"> Prva izdaja podpore za </w:t>
+      </w:r>
+      <w:proofErr w:type="spellStart"/>
+      <w:r>
+        <w:t>WebGPU</w:t>
+      </w:r>
+      <w:proofErr w:type="spellEnd"/>
+      <w:r>
+        <w:t xml:space="preserve"> je bila izdana leta 2023 za brskalnika Google </w:t>
+      </w:r>
+      <w:proofErr w:type="spellStart"/>
+      <w:r>
+        <w:t>Chrome</w:t>
+      </w:r>
+      <w:proofErr w:type="spellEnd"/>
+      <w:r>
+        <w:t xml:space="preserve"> in Microsoft </w:t>
+      </w:r>
+      <w:proofErr w:type="spellStart"/>
+      <w:r>
+        <w:t>Edge</w:t>
+      </w:r>
+      <w:proofErr w:type="spellEnd"/>
+      <w:r>
+        <w:t xml:space="preserve">, leta 2025 pa sta podporo za </w:t>
+      </w:r>
+      <w:proofErr w:type="spellStart"/>
+      <w:r>
+        <w:t>WebGPU</w:t>
+      </w:r>
+      <w:proofErr w:type="spellEnd"/>
+      <w:r>
+        <w:t xml:space="preserve"> uvedla še Safari in Firefox.</w:t>
+      </w:r>
+      <w:r>
+        <w:t xml:space="preserve"> V primerjavi z </w:t>
+      </w:r>
+      <w:proofErr w:type="spellStart"/>
+      <w:r>
+        <w:t>WebGL</w:t>
+      </w:r>
+      <w:proofErr w:type="spellEnd"/>
+      <w:r>
+        <w:t xml:space="preserve"> ponuja razširjene zmogljivosti, sodobnejši vmesnik in neposreden dostop do grafičnega procesorja.</w:t>
       </w:r>
     </w:p>
     <w:p/>
@@ -10713,7 +11891,7 @@
       <w:pPr>
         <w:pStyle w:val="Heading3"/>
       </w:pPr>
-      <w:bookmarkStart w:id="33" w:name="_Toc230973873"/>
+      <w:bookmarkStart w:id="33" w:name="_Toc231405450"/>
       <w:r>
         <w:t>Izbira</w:t>
       </w:r>
@@ -10733,7 +11911,15 @@
     <w:p/>
     <w:p>
       <w:r>
-        <w:t>Uporaba TensorFlow.js knjižnice za strojno učenje v JavaScriptu ponuja uporabo opisanih zaledij. Hkrati je lahko aktivo le eno zaledje.</w:t>
+        <w:t xml:space="preserve">Uporaba TensorFlow.js knjižnice za strojno učenje v </w:t>
+      </w:r>
+      <w:proofErr w:type="spellStart"/>
+      <w:r>
+        <w:t>JavaScriptu</w:t>
+      </w:r>
+      <w:proofErr w:type="spellEnd"/>
+      <w:r>
+        <w:t xml:space="preserve"> ponuja uporabo opisanih zaledij. Hkrati je lahko aktivo le eno zaledje.</w:t>
       </w:r>
       <w:r>
         <w:t xml:space="preserve"> Primerjava med uporabo </w:t>
@@ -10744,9 +11930,14 @@
       <w:r>
         <w:t xml:space="preserve">in </w:t>
       </w:r>
+      <w:proofErr w:type="spellStart"/>
       <w:r>
         <w:lastRenderedPageBreak/>
-        <w:t>WebGL zaledij s TensorFlow.js knjižnico in izvajanjem na sami procesorski enoti je predstavljeno v naslednji</w:t>
+        <w:t>WebGL</w:t>
+      </w:r>
+      <w:proofErr w:type="spellEnd"/>
+      <w:r>
+        <w:t xml:space="preserve"> zaledij s TensorFlow.js knjižnico in izvajanjem na sami procesorski enoti je predstavljeno v naslednji</w:t>
       </w:r>
       <w:r>
         <w:t>h tabelah</w:t>
@@ -10850,9 +12041,11 @@
               <w:jc w:val="left"/>
               <w:cnfStyle w:val="100000000000" w:firstRow="1" w:lastRow="0" w:firstColumn="0" w:lastColumn="0" w:oddVBand="0" w:evenVBand="0" w:oddHBand="0" w:evenHBand="0" w:firstRowFirstColumn="0" w:firstRowLastColumn="0" w:lastRowFirstColumn="0" w:lastRowLastColumn="0"/>
             </w:pPr>
+            <w:proofErr w:type="spellStart"/>
             <w:r>
               <w:t>WebGL</w:t>
             </w:r>
+            <w:proofErr w:type="spellEnd"/>
           </w:p>
         </w:tc>
         <w:tc>
@@ -10915,6 +12108,7 @@
                 <w:bCs w:val="0"/>
               </w:rPr>
             </w:pPr>
+            <w:proofErr w:type="spellStart"/>
             <w:r>
               <w:rPr>
                 <w:b w:val="0"/>
@@ -10922,6 +12116,7 @@
               </w:rPr>
               <w:t>BlazeFace</w:t>
             </w:r>
+            <w:proofErr w:type="spellEnd"/>
           </w:p>
         </w:tc>
         <w:tc>
@@ -10995,6 +12190,7 @@
                 <w:bCs w:val="0"/>
               </w:rPr>
             </w:pPr>
+            <w:proofErr w:type="spellStart"/>
             <w:r>
               <w:rPr>
                 <w:b w:val="0"/>
@@ -11002,6 +12198,7 @@
               </w:rPr>
               <w:t>FaceMesh</w:t>
             </w:r>
+            <w:proofErr w:type="spellEnd"/>
           </w:p>
         </w:tc>
         <w:tc>
@@ -11084,7 +12281,15 @@
         <w:t>Tensorflow.js p</w:t>
       </w:r>
       <w:r>
-        <w:t>rimerjava hitrosti delovnaja in porabe pomnilnika večjih modelov</w:t>
+        <w:t xml:space="preserve">rimerjava hitrosti </w:t>
+      </w:r>
+      <w:proofErr w:type="spellStart"/>
+      <w:r>
+        <w:t>delovnaja</w:t>
+      </w:r>
+      <w:proofErr w:type="spellEnd"/>
+      <w:r>
+        <w:t xml:space="preserve"> in porabe pomnilnika večjih modelov</w:t>
       </w:r>
       <w:bookmarkEnd w:id="35"/>
     </w:p>
@@ -11131,9 +12336,11 @@
               <w:jc w:val="left"/>
               <w:cnfStyle w:val="100000000000" w:firstRow="1" w:lastRow="0" w:firstColumn="0" w:lastColumn="0" w:oddVBand="0" w:evenVBand="0" w:oddHBand="0" w:evenHBand="0" w:firstRowFirstColumn="0" w:firstRowLastColumn="0" w:lastRowFirstColumn="0" w:lastRowLastColumn="0"/>
             </w:pPr>
+            <w:proofErr w:type="spellStart"/>
             <w:r>
               <w:t>WebGL</w:t>
             </w:r>
+            <w:proofErr w:type="spellEnd"/>
           </w:p>
         </w:tc>
         <w:tc>
@@ -11196,6 +12403,7 @@
                 <w:bCs w:val="0"/>
               </w:rPr>
             </w:pPr>
+            <w:proofErr w:type="spellStart"/>
             <w:r>
               <w:rPr>
                 <w:b w:val="0"/>
@@ -11203,6 +12411,7 @@
               </w:rPr>
               <w:t>PoseNet</w:t>
             </w:r>
+            <w:proofErr w:type="spellEnd"/>
           </w:p>
         </w:tc>
         <w:tc>
@@ -11276,6 +12485,7 @@
                 <w:bCs w:val="0"/>
               </w:rPr>
             </w:pPr>
+            <w:proofErr w:type="spellStart"/>
             <w:r>
               <w:rPr>
                 <w:b w:val="0"/>
@@ -11283,6 +12493,7 @@
               </w:rPr>
               <w:t>BodyPix</w:t>
             </w:r>
+            <w:proofErr w:type="spellEnd"/>
           </w:p>
         </w:tc>
         <w:tc>
@@ -11356,12 +12567,21 @@
                 <w:bCs w:val="0"/>
               </w:rPr>
             </w:pPr>
+            <w:proofErr w:type="spellStart"/>
             <w:r>
               <w:rPr>
                 <w:b w:val="0"/>
                 <w:bCs w:val="0"/>
               </w:rPr>
-              <w:t>MobileNet v2</w:t>
+              <w:t>MobileNet</w:t>
+            </w:r>
+            <w:proofErr w:type="spellEnd"/>
+            <w:r>
+              <w:rPr>
+                <w:b w:val="0"/>
+                <w:bCs w:val="0"/>
+              </w:rPr>
+              <w:t xml:space="preserve"> v2</w:t>
             </w:r>
           </w:p>
         </w:tc>
@@ -11432,13 +12652,53 @@
         <w:t xml:space="preserve">WASM </w:t>
       </w:r>
       <w:r>
-        <w:t xml:space="preserve">pri vseh modelih 10 do 30-krat hitrejši od navadnega JavaScript CPU zaledja in konkurenčen WebGL-u pri manjših modelih, kot je BlazeFace, ki je zelo lahek model, kajti uporaba WebGL ima fiksne stroške na izvedbo operacije, kar pojasnjuje, zakaj je </w:t>
+        <w:t xml:space="preserve">pri vseh modelih 10 do 30-krat hitrejši od navadnega </w:t>
+      </w:r>
+      <w:proofErr w:type="spellStart"/>
+      <w:r>
+        <w:t>JavaScript</w:t>
+      </w:r>
+      <w:proofErr w:type="spellEnd"/>
+      <w:r>
+        <w:t xml:space="preserve"> CPU zaledja in konkurenčen </w:t>
+      </w:r>
+      <w:proofErr w:type="spellStart"/>
+      <w:r>
+        <w:t>WebGL</w:t>
+      </w:r>
+      <w:proofErr w:type="spellEnd"/>
+      <w:r>
+        <w:t xml:space="preserve">-u pri manjših modelih, kot je </w:t>
+      </w:r>
+      <w:proofErr w:type="spellStart"/>
+      <w:r>
+        <w:t>BlazeFace</w:t>
+      </w:r>
+      <w:proofErr w:type="spellEnd"/>
+      <w:r>
+        <w:t xml:space="preserve">, ki je zelo lahek model, kajti uporaba </w:t>
+      </w:r>
+      <w:proofErr w:type="spellStart"/>
+      <w:r>
+        <w:t>WebGL</w:t>
+      </w:r>
+      <w:proofErr w:type="spellEnd"/>
+      <w:r>
+        <w:t xml:space="preserve"> ima fiksne stroške na izvedbo operacije, kar pojasnjuje, zakaj je </w:t>
       </w:r>
       <w:r>
         <w:t>izvajanje</w:t>
       </w:r>
       <w:r>
-        <w:t xml:space="preserve"> lažjih modelov, kot je BlazeFace, hitrejše na </w:t>
+        <w:t xml:space="preserve"> lažjih modelov, kot je </w:t>
+      </w:r>
+      <w:proofErr w:type="spellStart"/>
+      <w:r>
+        <w:t>BlazeFace</w:t>
+      </w:r>
+      <w:proofErr w:type="spellEnd"/>
+      <w:r>
+        <w:t xml:space="preserve">, hitrejše na </w:t>
       </w:r>
       <w:r>
         <w:t>WASM</w:t>
@@ -11484,7 +12744,7 @@
           <w:lang w:val="sl-SI"/>
         </w:rPr>
       </w:pPr>
-      <w:bookmarkStart w:id="36" w:name="_Toc230973874"/>
+      <w:bookmarkStart w:id="36" w:name="_Toc231405451"/>
       <w:r>
         <w:rPr>
           <w:b/>
@@ -11528,7 +12788,7 @@
       <w:pPr>
         <w:pStyle w:val="Heading2"/>
       </w:pPr>
-      <w:bookmarkStart w:id="37" w:name="_Toc230973875"/>
+      <w:bookmarkStart w:id="37" w:name="_Toc231405452"/>
       <w:r>
         <w:t xml:space="preserve">Merila </w:t>
       </w:r>
@@ -11553,7 +12813,7 @@
       <w:pPr>
         <w:pStyle w:val="Heading3"/>
       </w:pPr>
-      <w:bookmarkStart w:id="38" w:name="_Toc230973876"/>
+      <w:bookmarkStart w:id="38" w:name="_Toc231405453"/>
       <w:r>
         <w:t>Zmogljivost izvajanja</w:t>
       </w:r>
@@ -11607,7 +12867,7 @@
       <w:pPr>
         <w:pStyle w:val="Heading3"/>
       </w:pPr>
-      <w:bookmarkStart w:id="39" w:name="_Toc230973877"/>
+      <w:bookmarkStart w:id="39" w:name="_Toc231405454"/>
       <w:r>
         <w:t>Poraba sistemskih virov</w:t>
       </w:r>
@@ -11872,7 +13132,7 @@
       <w:pPr>
         <w:pStyle w:val="Heading3"/>
       </w:pPr>
-      <w:bookmarkStart w:id="40" w:name="_Toc230973878"/>
+      <w:bookmarkStart w:id="40" w:name="_Toc231405455"/>
       <w:r>
         <w:t>Kakovost zaznave sklepnih točk</w:t>
       </w:r>
@@ -11982,9 +13242,11 @@
       <w:r>
         <w:t>“</w:t>
       </w:r>
+      <w:proofErr w:type="spellStart"/>
       <w:r>
         <w:t>jitter</w:t>
       </w:r>
+      <w:proofErr w:type="spellEnd"/>
       <w:r>
         <w:t>“</w:t>
       </w:r>
@@ -12181,7 +13443,39 @@
         </w:numPr>
       </w:pPr>
       <w:r>
-        <w:t>MPJPE (Mean Per Joint Position Error): povprečna evklidska razdalja med napovedan</w:t>
+        <w:t>MPJPE (</w:t>
+      </w:r>
+      <w:proofErr w:type="spellStart"/>
+      <w:r>
+        <w:t>Mean</w:t>
+      </w:r>
+      <w:proofErr w:type="spellEnd"/>
+      <w:r>
+        <w:t xml:space="preserve"> Per </w:t>
+      </w:r>
+      <w:proofErr w:type="spellStart"/>
+      <w:r>
+        <w:t>Joint</w:t>
+      </w:r>
+      <w:proofErr w:type="spellEnd"/>
+      <w:r>
+        <w:t xml:space="preserve"> </w:t>
+      </w:r>
+      <w:proofErr w:type="spellStart"/>
+      <w:r>
+        <w:t>Position</w:t>
+      </w:r>
+      <w:proofErr w:type="spellEnd"/>
+      <w:r>
+        <w:t xml:space="preserve"> </w:t>
+      </w:r>
+      <w:proofErr w:type="spellStart"/>
+      <w:r>
+        <w:t>Error</w:t>
+      </w:r>
+      <w:proofErr w:type="spellEnd"/>
+      <w:r>
+        <w:t>): povprečna evklidska razdalja med napovedan</w:t>
       </w:r>
       <w:r>
         <w:t>o</w:t>
@@ -12205,7 +13499,39 @@
         </w:numPr>
       </w:pPr>
       <w:r>
-        <w:t>PCK (Percentage of Correct Keypoints): napoved sklepne točke je pravilna, če je njena napaka</w:t>
+        <w:t>PCK (</w:t>
+      </w:r>
+      <w:proofErr w:type="spellStart"/>
+      <w:r>
+        <w:t>Percentage</w:t>
+      </w:r>
+      <w:proofErr w:type="spellEnd"/>
+      <w:r>
+        <w:t xml:space="preserve"> </w:t>
+      </w:r>
+      <w:proofErr w:type="spellStart"/>
+      <w:r>
+        <w:t>of</w:t>
+      </w:r>
+      <w:proofErr w:type="spellEnd"/>
+      <w:r>
+        <w:t xml:space="preserve"> </w:t>
+      </w:r>
+      <w:proofErr w:type="spellStart"/>
+      <w:r>
+        <w:t>Correct</w:t>
+      </w:r>
+      <w:proofErr w:type="spellEnd"/>
+      <w:r>
+        <w:t xml:space="preserve"> </w:t>
+      </w:r>
+      <w:proofErr w:type="spellStart"/>
+      <w:r>
+        <w:t>Keypoints</w:t>
+      </w:r>
+      <w:proofErr w:type="spellEnd"/>
+      <w:r>
+        <w:t>): napoved sklepne točke je pravilna, če je njena napaka</w:t>
       </w:r>
       <w:r>
         <w:t xml:space="preserve"> (razlika </w:t>
@@ -12247,7 +13573,7 @@
       <w:pPr>
         <w:pStyle w:val="Heading2"/>
       </w:pPr>
-      <w:bookmarkStart w:id="41" w:name="_Toc230973879"/>
+      <w:bookmarkStart w:id="41" w:name="_Toc231405456"/>
       <w:r>
         <w:t xml:space="preserve">Primerjava hitrosti delovanja </w:t>
       </w:r>
@@ -12375,8 +13701,13 @@
               <w:ind w:left="113" w:right="113"/>
               <w:jc w:val="left"/>
             </w:pPr>
+            <w:proofErr w:type="spellStart"/>
             <w:r>
-              <w:t>Mediappe Lite</w:t>
+              <w:t>Mediappe</w:t>
+            </w:r>
+            <w:proofErr w:type="spellEnd"/>
+            <w:r>
+              <w:t xml:space="preserve"> Lite</w:t>
             </w:r>
           </w:p>
         </w:tc>
@@ -12391,9 +13722,19 @@
               <w:ind w:left="113" w:right="113"/>
               <w:jc w:val="left"/>
             </w:pPr>
+            <w:proofErr w:type="spellStart"/>
             <w:r>
-              <w:t>Mediapipe Full</w:t>
+              <w:t>Mediapipe</w:t>
             </w:r>
+            <w:proofErr w:type="spellEnd"/>
+            <w:r>
+              <w:t xml:space="preserve"> </w:t>
+            </w:r>
+            <w:proofErr w:type="spellStart"/>
+            <w:r>
+              <w:t>Full</w:t>
+            </w:r>
+            <w:proofErr w:type="spellEnd"/>
           </w:p>
         </w:tc>
         <w:tc>
@@ -12407,9 +13748,19 @@
               <w:ind w:left="113" w:right="113"/>
               <w:jc w:val="left"/>
             </w:pPr>
+            <w:proofErr w:type="spellStart"/>
             <w:r>
-              <w:t>Mediapipe Heavy</w:t>
+              <w:t>Mediapipe</w:t>
             </w:r>
+            <w:proofErr w:type="spellEnd"/>
+            <w:r>
+              <w:t xml:space="preserve"> </w:t>
+            </w:r>
+            <w:proofErr w:type="spellStart"/>
+            <w:r>
+              <w:t>Heavy</w:t>
+            </w:r>
+            <w:proofErr w:type="spellEnd"/>
           </w:p>
         </w:tc>
         <w:tc>
@@ -12476,9 +13827,19 @@
               <w:ind w:left="113" w:right="113"/>
               <w:jc w:val="left"/>
             </w:pPr>
+            <w:proofErr w:type="spellStart"/>
             <w:r>
-              <w:t>PoseNet MobileNet</w:t>
+              <w:t>PoseNet</w:t>
             </w:r>
+            <w:proofErr w:type="spellEnd"/>
+            <w:r>
+              <w:t xml:space="preserve"> </w:t>
+            </w:r>
+            <w:proofErr w:type="spellStart"/>
+            <w:r>
+              <w:t>MobileNet</w:t>
+            </w:r>
+            <w:proofErr w:type="spellEnd"/>
           </w:p>
         </w:tc>
         <w:tc>
@@ -12492,9 +13853,19 @@
               <w:ind w:left="113" w:right="113"/>
               <w:jc w:val="left"/>
             </w:pPr>
+            <w:proofErr w:type="spellStart"/>
             <w:r>
-              <w:t>PoseNet ResNet</w:t>
+              <w:t>PoseNet</w:t>
             </w:r>
+            <w:proofErr w:type="spellEnd"/>
+            <w:r>
+              <w:t xml:space="preserve"> </w:t>
+            </w:r>
+            <w:proofErr w:type="spellStart"/>
+            <w:r>
+              <w:t>ResNet</w:t>
+            </w:r>
+            <w:proofErr w:type="spellEnd"/>
           </w:p>
         </w:tc>
         <w:tc>
@@ -12508,9 +13879,19 @@
               <w:ind w:left="113" w:right="113"/>
               <w:jc w:val="left"/>
             </w:pPr>
+            <w:proofErr w:type="spellStart"/>
             <w:r>
-              <w:t>Movenet Lightning</w:t>
+              <w:t>Movenet</w:t>
             </w:r>
+            <w:proofErr w:type="spellEnd"/>
+            <w:r>
+              <w:t xml:space="preserve"> </w:t>
+            </w:r>
+            <w:proofErr w:type="spellStart"/>
+            <w:r>
+              <w:t>Lightning</w:t>
+            </w:r>
+            <w:proofErr w:type="spellEnd"/>
           </w:p>
         </w:tc>
         <w:tc>
@@ -12524,9 +13905,19 @@
               <w:ind w:left="113" w:right="113"/>
               <w:jc w:val="left"/>
             </w:pPr>
+            <w:proofErr w:type="spellStart"/>
             <w:r>
-              <w:t>Movenet Thunder</w:t>
+              <w:t>Movenet</w:t>
             </w:r>
+            <w:proofErr w:type="spellEnd"/>
+            <w:r>
+              <w:t xml:space="preserve"> </w:t>
+            </w:r>
+            <w:proofErr w:type="spellStart"/>
+            <w:r>
+              <w:t>Thunder</w:t>
+            </w:r>
+            <w:proofErr w:type="spellEnd"/>
           </w:p>
         </w:tc>
         <w:tc>
@@ -12540,9 +13931,19 @@
               <w:ind w:left="113" w:right="113"/>
               <w:jc w:val="left"/>
             </w:pPr>
+            <w:proofErr w:type="spellStart"/>
             <w:r>
-              <w:t>BlazePose LIte</w:t>
+              <w:t>BlazePose</w:t>
             </w:r>
+            <w:proofErr w:type="spellEnd"/>
+            <w:r>
+              <w:t xml:space="preserve"> </w:t>
+            </w:r>
+            <w:proofErr w:type="spellStart"/>
+            <w:r>
+              <w:t>LIte</w:t>
+            </w:r>
+            <w:proofErr w:type="spellEnd"/>
           </w:p>
         </w:tc>
         <w:tc>
@@ -12556,9 +13957,19 @@
               <w:ind w:left="113" w:right="113"/>
               <w:jc w:val="left"/>
             </w:pPr>
+            <w:proofErr w:type="spellStart"/>
             <w:r>
-              <w:t>BlazePose Full</w:t>
+              <w:t>BlazePose</w:t>
             </w:r>
+            <w:proofErr w:type="spellEnd"/>
+            <w:r>
+              <w:t xml:space="preserve"> </w:t>
+            </w:r>
+            <w:proofErr w:type="spellStart"/>
+            <w:r>
+              <w:t>Full</w:t>
+            </w:r>
+            <w:proofErr w:type="spellEnd"/>
           </w:p>
         </w:tc>
         <w:tc>
@@ -12572,9 +13983,19 @@
               <w:ind w:left="113" w:right="113"/>
               <w:jc w:val="left"/>
             </w:pPr>
+            <w:proofErr w:type="spellStart"/>
             <w:r>
-              <w:t>BlazePose Heavy</w:t>
+              <w:t>BlazePose</w:t>
             </w:r>
+            <w:proofErr w:type="spellEnd"/>
+            <w:r>
+              <w:t xml:space="preserve"> </w:t>
+            </w:r>
+            <w:proofErr w:type="spellStart"/>
+            <w:r>
+              <w:t>Heavy</w:t>
+            </w:r>
+            <w:proofErr w:type="spellEnd"/>
           </w:p>
         </w:tc>
       </w:tr>
@@ -12587,8 +14008,13 @@
             <w:tcW w:w="1092" w:type="dxa"/>
           </w:tcPr>
           <w:p>
+            <w:proofErr w:type="spellStart"/>
             <w:r>
-              <w:t>iPhone 17 Pro</w:t>
+              <w:t>iPhone</w:t>
+            </w:r>
+            <w:proofErr w:type="spellEnd"/>
+            <w:r>
+              <w:t xml:space="preserve"> 17 Pro</w:t>
             </w:r>
           </w:p>
         </w:tc>
@@ -12722,8 +14148,13 @@
             <w:tcW w:w="1092" w:type="dxa"/>
           </w:tcPr>
           <w:p>
+            <w:proofErr w:type="spellStart"/>
             <w:r>
-              <w:t>iPhone 16 Pro</w:t>
+              <w:t>iPhone</w:t>
+            </w:r>
+            <w:proofErr w:type="spellEnd"/>
+            <w:r>
+              <w:t xml:space="preserve"> 16 Pro</w:t>
             </w:r>
           </w:p>
         </w:tc>
@@ -12857,8 +14288,13 @@
             <w:tcW w:w="1092" w:type="dxa"/>
           </w:tcPr>
           <w:p>
+            <w:proofErr w:type="spellStart"/>
             <w:r>
-              <w:t>iPhone 15 Pro</w:t>
+              <w:t>iPhone</w:t>
+            </w:r>
+            <w:proofErr w:type="spellEnd"/>
+            <w:r>
+              <w:t xml:space="preserve"> 15 Pro</w:t>
             </w:r>
           </w:p>
         </w:tc>
@@ -12992,8 +14428,13 @@
             <w:tcW w:w="1092" w:type="dxa"/>
           </w:tcPr>
           <w:p>
+            <w:proofErr w:type="spellStart"/>
             <w:r>
-              <w:t>iPhone 15</w:t>
+              <w:t>iPhone</w:t>
+            </w:r>
+            <w:proofErr w:type="spellEnd"/>
+            <w:r>
+              <w:t xml:space="preserve"> 15</w:t>
             </w:r>
           </w:p>
         </w:tc>
@@ -13128,7 +14569,15 @@
           </w:tcPr>
           <w:p>
             <w:r>
-              <w:t>Samsung Galaxy A55</w:t>
+              <w:t xml:space="preserve">Samsung </w:t>
+            </w:r>
+            <w:proofErr w:type="spellStart"/>
+            <w:r>
+              <w:t>Galaxy</w:t>
+            </w:r>
+            <w:proofErr w:type="spellEnd"/>
+            <w:r>
+              <w:t xml:space="preserve"> A55</w:t>
             </w:r>
           </w:p>
         </w:tc>
@@ -13260,7 +14709,7 @@
       <w:pPr>
         <w:pStyle w:val="Heading2"/>
       </w:pPr>
-      <w:bookmarkStart w:id="43" w:name="_Toc230973880"/>
+      <w:bookmarkStart w:id="43" w:name="_Toc231405457"/>
       <w:r>
         <w:lastRenderedPageBreak/>
         <w:t>Primerjava učinkovitosti delovanja izbranih modelov</w:t>
@@ -13316,7 +14765,23 @@
         <w:t xml:space="preserve">Glavni izziv primerjave uspešnosti med modeli predstavlja določitev </w:t>
       </w:r>
       <w:r>
-        <w:t xml:space="preserve">referenčne resnice (ground truth). Ročno generiranje referenčne resnice za vsako sliko posebej je zelo časovno zamudno, uporaba specializiranih merilnih sistemov za pa je preveč zahtevno. </w:t>
+        <w:t>referenčne resnice (</w:t>
+      </w:r>
+      <w:proofErr w:type="spellStart"/>
+      <w:r>
+        <w:t>ground</w:t>
+      </w:r>
+      <w:proofErr w:type="spellEnd"/>
+      <w:r>
+        <w:t xml:space="preserve"> </w:t>
+      </w:r>
+      <w:proofErr w:type="spellStart"/>
+      <w:r>
+        <w:t>truth</w:t>
+      </w:r>
+      <w:proofErr w:type="spellEnd"/>
+      <w:r>
+        <w:t xml:space="preserve">). Ročno generiranje referenčne resnice za vsako sliko posebej je zelo časovno zamudno, uporaba specializiranih merilnih sistemov za pa je preveč zahtevno. </w:t>
       </w:r>
       <w:r>
         <w:t>Zaradi navedenih omejitev je kot približek referenčne resnice uporabljena napoved visokozmogljivega modela za prepoznavo drže RTMO-X, ki služi kot referenčni “učitelj“ za določitev napake izbranih modelov.</w:t>
@@ -13350,12 +14815,44 @@
       <w:pPr>
         <w:pStyle w:val="Heading3"/>
       </w:pPr>
-      <w:bookmarkStart w:id="44" w:name="_Toc230973881"/>
+      <w:bookmarkStart w:id="44" w:name="_Toc231405458"/>
       <w:r>
         <w:t>MPJPE</w:t>
       </w:r>
       <w:r>
-        <w:t xml:space="preserve"> (Mean Per Joint Position Error)</w:t>
+        <w:t xml:space="preserve"> (</w:t>
+      </w:r>
+      <w:proofErr w:type="spellStart"/>
+      <w:r>
+        <w:t>Mean</w:t>
+      </w:r>
+      <w:proofErr w:type="spellEnd"/>
+      <w:r>
+        <w:t xml:space="preserve"> Per </w:t>
+      </w:r>
+      <w:proofErr w:type="spellStart"/>
+      <w:r>
+        <w:t>Joint</w:t>
+      </w:r>
+      <w:proofErr w:type="spellEnd"/>
+      <w:r>
+        <w:t xml:space="preserve"> </w:t>
+      </w:r>
+      <w:proofErr w:type="spellStart"/>
+      <w:r>
+        <w:t>Position</w:t>
+      </w:r>
+      <w:proofErr w:type="spellEnd"/>
+      <w:r>
+        <w:t xml:space="preserve"> </w:t>
+      </w:r>
+      <w:proofErr w:type="spellStart"/>
+      <w:r>
+        <w:t>Error</w:t>
+      </w:r>
+      <w:proofErr w:type="spellEnd"/>
+      <w:r>
+        <w:t>)</w:t>
       </w:r>
       <w:bookmarkEnd w:id="44"/>
     </w:p>
@@ -14155,7 +15652,23 @@
     <w:p/>
     <w:p>
       <w:r>
-        <w:t>Iz grafa je razvidno, da so napovedi družine modelov Mediapipe Pose Landmarker v povprečju najman</w:t>
+        <w:t xml:space="preserve">Iz grafa je razvidno, da so napovedi družine modelov </w:t>
+      </w:r>
+      <w:proofErr w:type="spellStart"/>
+      <w:r>
+        <w:t>Mediapipe</w:t>
+      </w:r>
+      <w:proofErr w:type="spellEnd"/>
+      <w:r>
+        <w:t xml:space="preserve"> Pose </w:t>
+      </w:r>
+      <w:proofErr w:type="spellStart"/>
+      <w:r>
+        <w:t>Landmarker</w:t>
+      </w:r>
+      <w:proofErr w:type="spellEnd"/>
+      <w:r>
+        <w:t xml:space="preserve"> v povprečju najman</w:t>
       </w:r>
       <w:r>
         <w:t>j</w:t>
@@ -14170,7 +15683,23 @@
         <w:t xml:space="preserve"> od napovedi modela RTMO-X</w:t>
       </w:r>
       <w:r>
-        <w:t>. Razlike med znotraj družine modelov so pričakovane: Heavy je najbolj natančen, Full srednje natančen</w:t>
+        <w:t xml:space="preserve">. Razlike med znotraj družine modelov so pričakovane: </w:t>
+      </w:r>
+      <w:proofErr w:type="spellStart"/>
+      <w:r>
+        <w:t>Heavy</w:t>
+      </w:r>
+      <w:proofErr w:type="spellEnd"/>
+      <w:r>
+        <w:t xml:space="preserve"> je najbolj natančen, </w:t>
+      </w:r>
+      <w:proofErr w:type="spellStart"/>
+      <w:r>
+        <w:t>Full</w:t>
+      </w:r>
+      <w:proofErr w:type="spellEnd"/>
+      <w:r>
+        <w:t xml:space="preserve"> srednje natančen</w:t>
       </w:r>
       <w:r>
         <w:t xml:space="preserve"> in Lite najmanj natančen</w:t>
@@ -14179,19 +15708,59 @@
         <w:t>.</w:t>
       </w:r>
       <w:r>
-        <w:t xml:space="preserve"> Z največjim odstopanjem izstopata PoseNet modela.</w:t>
+        <w:t xml:space="preserve"> Z največjim odstopanjem izstopata </w:t>
+      </w:r>
+      <w:proofErr w:type="spellStart"/>
+      <w:r>
+        <w:t>PoseNet</w:t>
+      </w:r>
+      <w:proofErr w:type="spellEnd"/>
+      <w:r>
+        <w:t xml:space="preserve"> modela.</w:t>
       </w:r>
     </w:p>
     <w:p>
       <w:pPr>
         <w:pStyle w:val="Heading3"/>
       </w:pPr>
-      <w:bookmarkStart w:id="51" w:name="_Toc230973882"/>
+      <w:bookmarkStart w:id="51" w:name="_Toc231405459"/>
       <w:r>
         <w:t>PCK</w:t>
       </w:r>
       <w:r>
-        <w:t xml:space="preserve"> (Percentage of Correct Keypoints)</w:t>
+        <w:t xml:space="preserve"> (</w:t>
+      </w:r>
+      <w:proofErr w:type="spellStart"/>
+      <w:r>
+        <w:t>Percentage</w:t>
+      </w:r>
+      <w:proofErr w:type="spellEnd"/>
+      <w:r>
+        <w:t xml:space="preserve"> </w:t>
+      </w:r>
+      <w:proofErr w:type="spellStart"/>
+      <w:r>
+        <w:t>of</w:t>
+      </w:r>
+      <w:proofErr w:type="spellEnd"/>
+      <w:r>
+        <w:t xml:space="preserve"> </w:t>
+      </w:r>
+      <w:proofErr w:type="spellStart"/>
+      <w:r>
+        <w:t>Correct</w:t>
+      </w:r>
+      <w:proofErr w:type="spellEnd"/>
+      <w:r>
+        <w:t xml:space="preserve"> </w:t>
+      </w:r>
+      <w:proofErr w:type="spellStart"/>
+      <w:r>
+        <w:t>Keypoints</w:t>
+      </w:r>
+      <w:proofErr w:type="spellEnd"/>
+      <w:r>
+        <w:t>)</w:t>
       </w:r>
       <w:bookmarkEnd w:id="51"/>
     </w:p>
@@ -14939,10 +16508,98 @@
     <w:p/>
     <w:p>
       <w:r>
-        <w:t xml:space="preserve">Rezultatov metrike PCK nad različnimi pragi so dokaj konstantni – Mediapipe Pose Landmarker Heavy je vedno najboljše ocenjen model, PoseNet MobileNet pa je vedno najslabše ocenjen model. </w:t>
-      </w:r>
-      <w:r>
-        <w:t>Zanimiv je rezultat modela MoveNet SinglePose Thunder, ki se pri pragu 0.01 najbolj približa modelu Mediapipe Pose Landmarker Heavy, pri pragu 0.04 pa predstavlja povpreč</w:t>
+        <w:t xml:space="preserve">Rezultatov metrike PCK nad različnimi pragi so dokaj konstantni – </w:t>
+      </w:r>
+      <w:proofErr w:type="spellStart"/>
+      <w:r>
+        <w:t>Mediapipe</w:t>
+      </w:r>
+      <w:proofErr w:type="spellEnd"/>
+      <w:r>
+        <w:t xml:space="preserve"> Pose </w:t>
+      </w:r>
+      <w:proofErr w:type="spellStart"/>
+      <w:r>
+        <w:t>Landmarker</w:t>
+      </w:r>
+      <w:proofErr w:type="spellEnd"/>
+      <w:r>
+        <w:t xml:space="preserve"> </w:t>
+      </w:r>
+      <w:proofErr w:type="spellStart"/>
+      <w:r>
+        <w:t>Heavy</w:t>
+      </w:r>
+      <w:proofErr w:type="spellEnd"/>
+      <w:r>
+        <w:t xml:space="preserve"> je vedno najboljše ocenjen model, </w:t>
+      </w:r>
+      <w:proofErr w:type="spellStart"/>
+      <w:r>
+        <w:t>PoseNet</w:t>
+      </w:r>
+      <w:proofErr w:type="spellEnd"/>
+      <w:r>
+        <w:t xml:space="preserve"> </w:t>
+      </w:r>
+      <w:proofErr w:type="spellStart"/>
+      <w:r>
+        <w:t>MobileNet</w:t>
+      </w:r>
+      <w:proofErr w:type="spellEnd"/>
+      <w:r>
+        <w:t xml:space="preserve"> pa je vedno najslabše ocenjen model. </w:t>
+      </w:r>
+      <w:r>
+        <w:t xml:space="preserve">Zanimiv je rezultat modela </w:t>
+      </w:r>
+      <w:proofErr w:type="spellStart"/>
+      <w:r>
+        <w:t>MoveNet</w:t>
+      </w:r>
+      <w:proofErr w:type="spellEnd"/>
+      <w:r>
+        <w:t xml:space="preserve"> </w:t>
+      </w:r>
+      <w:proofErr w:type="spellStart"/>
+      <w:r>
+        <w:t>SinglePose</w:t>
+      </w:r>
+      <w:proofErr w:type="spellEnd"/>
+      <w:r>
+        <w:t xml:space="preserve"> </w:t>
+      </w:r>
+      <w:proofErr w:type="spellStart"/>
+      <w:r>
+        <w:t>Thunder</w:t>
+      </w:r>
+      <w:proofErr w:type="spellEnd"/>
+      <w:r>
+        <w:t xml:space="preserve">, ki se pri pragu 0.01 najbolj približa modelu </w:t>
+      </w:r>
+      <w:proofErr w:type="spellStart"/>
+      <w:r>
+        <w:t>Mediapipe</w:t>
+      </w:r>
+      <w:proofErr w:type="spellEnd"/>
+      <w:r>
+        <w:t xml:space="preserve"> Pose </w:t>
+      </w:r>
+      <w:proofErr w:type="spellStart"/>
+      <w:r>
+        <w:t>Landmarker</w:t>
+      </w:r>
+      <w:proofErr w:type="spellEnd"/>
+      <w:r>
+        <w:t xml:space="preserve"> </w:t>
+      </w:r>
+      <w:proofErr w:type="spellStart"/>
+      <w:r>
+        <w:t>Heavy</w:t>
+      </w:r>
+      <w:proofErr w:type="spellEnd"/>
+      <w:r>
+        <w:t>, pri pragu 0.04 pa predstavlja povpreč</w:t>
       </w:r>
       <w:r>
         <w:t>en model</w:t>
@@ -14956,7 +16613,7 @@
       <w:pPr>
         <w:pStyle w:val="Heading3"/>
       </w:pPr>
-      <w:bookmarkStart w:id="61" w:name="_Toc230973883"/>
+      <w:bookmarkStart w:id="61" w:name="_Toc231405460"/>
       <w:r>
         <w:t>Primerjava napak sklepnih točk</w:t>
       </w:r>
@@ -15001,10 +16658,47 @@
         <w:t xml:space="preserve">. </w:t>
       </w:r>
       <w:r>
-        <w:t>Pri obeh sta najboljše in najslabše ocenjena modela enaka, najboljši je Mediapipe Pose Landmarker Heavy</w:t>
-      </w:r>
-      <w:r>
-        <w:t>, najslabši pa PoseNet MobineNet.</w:t>
+        <w:t xml:space="preserve">Pri obeh sta najboljše in najslabše ocenjena modela enaka, najboljši je </w:t>
+      </w:r>
+      <w:proofErr w:type="spellStart"/>
+      <w:r>
+        <w:t>Mediapipe</w:t>
+      </w:r>
+      <w:proofErr w:type="spellEnd"/>
+      <w:r>
+        <w:t xml:space="preserve"> Pose </w:t>
+      </w:r>
+      <w:proofErr w:type="spellStart"/>
+      <w:r>
+        <w:t>Landmarker</w:t>
+      </w:r>
+      <w:proofErr w:type="spellEnd"/>
+      <w:r>
+        <w:t xml:space="preserve"> </w:t>
+      </w:r>
+      <w:proofErr w:type="spellStart"/>
+      <w:r>
+        <w:t>Heavy</w:t>
+      </w:r>
+      <w:proofErr w:type="spellEnd"/>
+      <w:r>
+        <w:t xml:space="preserve">, najslabši pa </w:t>
+      </w:r>
+      <w:proofErr w:type="spellStart"/>
+      <w:r>
+        <w:t>PoseNet</w:t>
+      </w:r>
+      <w:proofErr w:type="spellEnd"/>
+      <w:r>
+        <w:t xml:space="preserve"> </w:t>
+      </w:r>
+      <w:proofErr w:type="spellStart"/>
+      <w:r>
+        <w:t>MobineNet</w:t>
+      </w:r>
+      <w:proofErr w:type="spellEnd"/>
+      <w:r>
+        <w:t>.</w:t>
       </w:r>
     </w:p>
     <w:p>
@@ -15066,9 +16760,30 @@
         </w:r>
       </w:fldSimple>
       <w:r>
-        <w:t>: Primerjava med napovedmi sklepnih točk za model Mediapipe Pose Landmarker Heavy</w:t>
+        <w:t xml:space="preserve">: Primerjava med napovedmi sklepnih točk za model </w:t>
+      </w:r>
+      <w:proofErr w:type="spellStart"/>
+      <w:r>
+        <w:t>Mediapipe</w:t>
+      </w:r>
+      <w:proofErr w:type="spellEnd"/>
+      <w:r>
+        <w:t xml:space="preserve"> Pose </w:t>
+      </w:r>
+      <w:proofErr w:type="spellStart"/>
+      <w:r>
+        <w:t>Landmarker</w:t>
+      </w:r>
+      <w:proofErr w:type="spellEnd"/>
+      <w:r>
+        <w:t xml:space="preserve"> </w:t>
+      </w:r>
+      <w:proofErr w:type="spellStart"/>
+      <w:r>
+        <w:t>Heavy</w:t>
       </w:r>
       <w:bookmarkEnd w:id="62"/>
+      <w:proofErr w:type="spellEnd"/>
     </w:p>
     <w:p>
       <w:pPr>
@@ -15129,25 +16844,78 @@
         </w:r>
       </w:fldSimple>
       <w:r>
-        <w:t>: Primerjava med napovedmi sklepnih točk za model PoseNet MobileNet</w:t>
+        <w:t xml:space="preserve">: Primerjava med napovedmi sklepnih točk za model </w:t>
+      </w:r>
+      <w:proofErr w:type="spellStart"/>
+      <w:r>
+        <w:t>PoseNet</w:t>
+      </w:r>
+      <w:proofErr w:type="spellEnd"/>
+      <w:r>
+        <w:t xml:space="preserve"> </w:t>
+      </w:r>
+      <w:proofErr w:type="spellStart"/>
+      <w:r>
+        <w:t>MobileNet</w:t>
       </w:r>
       <w:bookmarkEnd w:id="63"/>
+      <w:proofErr w:type="spellEnd"/>
     </w:p>
     <w:p/>
     <w:p>
       <w:r>
         <w:lastRenderedPageBreak/>
-        <w:t>Rezultati sklepnih točk za model Mediapipe Pose Landmarker Heavy so zelo konstantn</w:t>
+        <w:t xml:space="preserve">Rezultati sklepnih točk za model </w:t>
+      </w:r>
+      <w:proofErr w:type="spellStart"/>
+      <w:r>
+        <w:t>Mediapipe</w:t>
+      </w:r>
+      <w:proofErr w:type="spellEnd"/>
+      <w:r>
+        <w:t xml:space="preserve"> Pose </w:t>
+      </w:r>
+      <w:proofErr w:type="spellStart"/>
+      <w:r>
+        <w:t>Landmarker</w:t>
+      </w:r>
+      <w:proofErr w:type="spellEnd"/>
+      <w:r>
+        <w:t xml:space="preserve"> </w:t>
+      </w:r>
+      <w:proofErr w:type="spellStart"/>
+      <w:r>
+        <w:t>Heavy</w:t>
+      </w:r>
+      <w:proofErr w:type="spellEnd"/>
+      <w:r>
+        <w:t xml:space="preserve"> so zelo konstantn</w:t>
       </w:r>
       <w:r>
         <w:t>i</w:t>
       </w:r>
       <w:r>
-        <w:t>, medtem ko se natančnost sklepnih točk spodnjega dela telesa pri modelu PoseNet MobileNet v primerjavi z natančnostjo sklepnih točk zgornjega dela telesa</w:t>
-      </w:r>
+        <w:t xml:space="preserve">, medtem ko se natančnost sklepnih točk spodnjega dela telesa pri modelu </w:t>
+      </w:r>
+      <w:proofErr w:type="spellStart"/>
+      <w:r>
+        <w:t>PoseNet</w:t>
+      </w:r>
+      <w:proofErr w:type="spellEnd"/>
       <w:r>
         <w:t xml:space="preserve"> </w:t>
       </w:r>
+      <w:proofErr w:type="spellStart"/>
+      <w:r>
+        <w:t>MobileNet</w:t>
+      </w:r>
+      <w:proofErr w:type="spellEnd"/>
+      <w:r>
+        <w:t xml:space="preserve"> v primerjavi z natančnostjo sklepnih točk zgornjega dela telesa</w:t>
+      </w:r>
+      <w:r>
+        <w:t xml:space="preserve"> </w:t>
+      </w:r>
       <w:r>
         <w:t>zelo poslabša.</w:t>
       </w:r>
@@ -15157,7 +16925,7 @@
       <w:pPr>
         <w:pStyle w:val="Heading2"/>
       </w:pPr>
-      <w:bookmarkStart w:id="64" w:name="_Toc230973884"/>
+      <w:bookmarkStart w:id="64" w:name="_Toc231405461"/>
       <w:r>
         <w:t>Končna evaluacija uspešnosti modelov</w:t>
       </w:r>
@@ -15211,7 +16979,7 @@
       <w:pPr>
         <w:pStyle w:val="Heading3"/>
       </w:pPr>
-      <w:bookmarkStart w:id="65" w:name="_Toc230973885"/>
+      <w:bookmarkStart w:id="65" w:name="_Toc231405462"/>
       <w:r>
         <w:t>Kakovost zaznave: MPJPE in PCK</w:t>
       </w:r>
@@ -15240,8 +17008,21 @@
         <w:t xml:space="preserve"> pokažejo</w:t>
       </w:r>
       <w:r>
-        <w:t>, da so se med izbranimi modeli najbolje odrezale vse tri različice MediaPipe PoseLandmarker</w:t>
-      </w:r>
+        <w:t xml:space="preserve">, da so se med izbranimi modeli najbolje odrezale vse tri različice </w:t>
+      </w:r>
+      <w:proofErr w:type="spellStart"/>
+      <w:r>
+        <w:t>MediaPipe</w:t>
+      </w:r>
+      <w:proofErr w:type="spellEnd"/>
+      <w:r>
+        <w:t xml:space="preserve"> </w:t>
+      </w:r>
+      <w:proofErr w:type="spellStart"/>
+      <w:r>
+        <w:t>PoseLandmarker</w:t>
+      </w:r>
+      <w:proofErr w:type="spellEnd"/>
       <w:r>
         <w:t>:</w:t>
       </w:r>
@@ -15254,8 +17035,21 @@
           <w:numId w:val="40"/>
         </w:numPr>
       </w:pPr>
-      <w:r>
-        <w:t>PoseLandmarker Heavy doseže najnižji MPJPE (najboljše ujemanje z RTMO-X)</w:t>
+      <w:proofErr w:type="spellStart"/>
+      <w:r>
+        <w:t>PoseLandmarker</w:t>
+      </w:r>
+      <w:proofErr w:type="spellEnd"/>
+      <w:r>
+        <w:t xml:space="preserve"> </w:t>
+      </w:r>
+      <w:proofErr w:type="spellStart"/>
+      <w:r>
+        <w:t>Heavy</w:t>
+      </w:r>
+      <w:proofErr w:type="spellEnd"/>
+      <w:r>
+        <w:t xml:space="preserve"> doseže najnižji MPJPE (najboljše ujemanje z RTMO-X)</w:t>
       </w:r>
       <w:r>
         <w:t>,</w:t>
@@ -15273,8 +17067,21 @@
         <w:t>s</w:t>
       </w:r>
       <w:r>
-        <w:t>ledi PoseLandmarker Full</w:t>
-      </w:r>
+        <w:t xml:space="preserve">ledi </w:t>
+      </w:r>
+      <w:proofErr w:type="spellStart"/>
+      <w:r>
+        <w:t>PoseLandmarker</w:t>
+      </w:r>
+      <w:proofErr w:type="spellEnd"/>
+      <w:r>
+        <w:t xml:space="preserve"> </w:t>
+      </w:r>
+      <w:proofErr w:type="spellStart"/>
+      <w:r>
+        <w:t>Full</w:t>
+      </w:r>
+      <w:proofErr w:type="spellEnd"/>
       <w:r>
         <w:t>,</w:t>
       </w:r>
@@ -15291,7 +17098,15 @@
         <w:t>n</w:t>
       </w:r>
       <w:r>
-        <w:t>ato PoseLandmarker Lite</w:t>
+        <w:t xml:space="preserve">ato </w:t>
+      </w:r>
+      <w:proofErr w:type="spellStart"/>
+      <w:r>
+        <w:t>PoseLandmarker</w:t>
+      </w:r>
+      <w:proofErr w:type="spellEnd"/>
+      <w:r>
+        <w:t xml:space="preserve"> Lite</w:t>
       </w:r>
       <w:r>
         <w:t>.</w:t>
@@ -15300,7 +17115,31 @@
     <w:p/>
     <w:p>
       <w:r>
-        <w:t>Zmerno uspešni so še BlazePose ter YOLO11n-pose, medtem ko MoveNet modela kažeta nekoliko večje odstopanje. Največjo napako izkazujeta PoseNet različici.</w:t>
+        <w:t xml:space="preserve">Zmerno uspešni so še </w:t>
+      </w:r>
+      <w:proofErr w:type="spellStart"/>
+      <w:r>
+        <w:t>BlazePose</w:t>
+      </w:r>
+      <w:proofErr w:type="spellEnd"/>
+      <w:r>
+        <w:t xml:space="preserve"> ter YOLO11n-pose, medtem ko </w:t>
+      </w:r>
+      <w:proofErr w:type="spellStart"/>
+      <w:r>
+        <w:t>MoveNet</w:t>
+      </w:r>
+      <w:proofErr w:type="spellEnd"/>
+      <w:r>
+        <w:t xml:space="preserve"> modela kažeta nekoliko večje odstopanje. Največjo napako izkazujeta </w:t>
+      </w:r>
+      <w:proofErr w:type="spellStart"/>
+      <w:r>
+        <w:t>PoseNet</w:t>
+      </w:r>
+      <w:proofErr w:type="spellEnd"/>
+      <w:r>
+        <w:t xml:space="preserve"> različici.</w:t>
       </w:r>
     </w:p>
     <w:p/>
@@ -15321,7 +17160,15 @@
         <w:t xml:space="preserve">Pri strožjih pragih (npr. </w:t>
       </w:r>
       <w:r>
-        <w:t xml:space="preserve">τ = 0.02) PoseLandmarker različice dosegajo najvišje PCK </w:t>
+        <w:t xml:space="preserve">τ = 0.02) </w:t>
+      </w:r>
+      <w:proofErr w:type="spellStart"/>
+      <w:r>
+        <w:t>PoseLandmarker</w:t>
+      </w:r>
+      <w:proofErr w:type="spellEnd"/>
+      <w:r>
+        <w:t xml:space="preserve"> različice dosegajo najvišje PCK </w:t>
       </w:r>
       <w:r>
         <w:t>vrednosti</w:t>
@@ -15350,8 +17197,13 @@
       <w:r>
         <w:t xml:space="preserve">različice </w:t>
       </w:r>
-      <w:r>
-        <w:t>PoseLandmarker še vedno ostaja</w:t>
+      <w:proofErr w:type="spellStart"/>
+      <w:r>
+        <w:t>PoseLandmarker</w:t>
+      </w:r>
+      <w:proofErr w:type="spellEnd"/>
+      <w:r>
+        <w:t xml:space="preserve"> še vedno ostaja</w:t>
       </w:r>
       <w:r>
         <w:t>jo</w:t>
@@ -15368,7 +17220,7 @@
       <w:pPr>
         <w:pStyle w:val="Heading3"/>
       </w:pPr>
-      <w:bookmarkStart w:id="66" w:name="_Toc230973886"/>
+      <w:bookmarkStart w:id="66" w:name="_Toc231405463"/>
       <w:r>
         <w:lastRenderedPageBreak/>
         <w:t>Analiza napak po posameznih sklepnih točkah</w:t>
@@ -15377,13 +17229,45 @@
     </w:p>
     <w:p>
       <w:r>
-        <w:t>Pri modelu z največjo natančnostjo po metrikah kakovosti zaznave (PoseLandmarker Heavy) so napake po sklepih relativno enakomerno nizke. Višje napake se pojavijo predvsem pri delih telesa, kjer je zakritost pogostejša ali kjer je napoved geometrijsko zahtevnejša (npr. ušesa in gležnji).</w:t>
+        <w:t>Pri modelu z največjo natančnostjo po metrikah kakovosti zaznave (</w:t>
+      </w:r>
+      <w:proofErr w:type="spellStart"/>
+      <w:r>
+        <w:t>PoseLandmarker</w:t>
+      </w:r>
+      <w:proofErr w:type="spellEnd"/>
+      <w:r>
+        <w:t xml:space="preserve"> </w:t>
+      </w:r>
+      <w:proofErr w:type="spellStart"/>
+      <w:r>
+        <w:t>Heavy</w:t>
+      </w:r>
+      <w:proofErr w:type="spellEnd"/>
+      <w:r>
+        <w:t>) so napake po sklepih relativno enakomerno nizke. Višje napake se pojavijo predvsem pri delih telesa, kjer je zakritost pogostejša ali kjer je napoved geometrijsko zahtevnejša (npr. ušesa in gležnji).</w:t>
       </w:r>
     </w:p>
     <w:p/>
     <w:p>
       <w:r>
-        <w:t>Pri modelu z najmanjšo natančnostjo po metrikah kakovosti zaznave (PoseNet MobileNet) je razlika pri natančnosti zaznave posameznih sklepov občutno večja</w:t>
+        <w:t>Pri modelu z najmanjšo natančnostjo po metrikah kakovosti zaznave (</w:t>
+      </w:r>
+      <w:proofErr w:type="spellStart"/>
+      <w:r>
+        <w:t>PoseNet</w:t>
+      </w:r>
+      <w:proofErr w:type="spellEnd"/>
+      <w:r>
+        <w:t xml:space="preserve"> </w:t>
+      </w:r>
+      <w:proofErr w:type="spellStart"/>
+      <w:r>
+        <w:t>MobileNet</w:t>
+      </w:r>
+      <w:proofErr w:type="spellEnd"/>
+      <w:r>
+        <w:t>) je razlika pri natančnosti zaznave posameznih sklepov občutno večja</w:t>
       </w:r>
       <w:r>
         <w:t>, najmanj natančna je zaznava robnih</w:t>
@@ -15412,7 +17296,7 @@
       <w:pPr>
         <w:pStyle w:val="Heading3"/>
       </w:pPr>
-      <w:bookmarkStart w:id="67" w:name="_Toc230973887"/>
+      <w:bookmarkStart w:id="67" w:name="_Toc231405464"/>
       <w:r>
         <w:t>Zmogljivost izvajanja: FPS na robnih napravah</w:t>
       </w:r>
@@ -15431,8 +17315,37 @@
           <w:numId w:val="42"/>
         </w:numPr>
       </w:pPr>
-      <w:r>
-        <w:t>PoseLandmarker Lite in PoseLandmarker Full dosegata zelo visoke FPS na zmogljivejših telefonih (npr. iPhone Pro modeli)</w:t>
+      <w:proofErr w:type="spellStart"/>
+      <w:r>
+        <w:t>PoseLandmarker</w:t>
+      </w:r>
+      <w:proofErr w:type="spellEnd"/>
+      <w:r>
+        <w:t xml:space="preserve"> Lite in </w:t>
+      </w:r>
+      <w:proofErr w:type="spellStart"/>
+      <w:r>
+        <w:t>PoseLandmarker</w:t>
+      </w:r>
+      <w:proofErr w:type="spellEnd"/>
+      <w:r>
+        <w:t xml:space="preserve"> </w:t>
+      </w:r>
+      <w:proofErr w:type="spellStart"/>
+      <w:r>
+        <w:t>Full</w:t>
+      </w:r>
+      <w:proofErr w:type="spellEnd"/>
+      <w:r>
+        <w:t xml:space="preserve"> dosegata zelo visoke FPS na zmogljivejših telefonih (npr. </w:t>
+      </w:r>
+      <w:proofErr w:type="spellStart"/>
+      <w:r>
+        <w:t>iPhone</w:t>
+      </w:r>
+      <w:proofErr w:type="spellEnd"/>
+      <w:r>
+        <w:t xml:space="preserve"> Pro modeli)</w:t>
       </w:r>
       <w:r>
         <w:t>.</w:t>
@@ -15446,8 +17359,21 @@
           <w:numId w:val="42"/>
         </w:numPr>
       </w:pPr>
-      <w:r>
-        <w:t>PoseLandmarker Heavy je opazno počasnejši, vendar na zmogljivejših napravah še vedno dosega vrednosti FPS, ki so primerne za realno-časovno delovanje</w:t>
+      <w:proofErr w:type="spellStart"/>
+      <w:r>
+        <w:t>PoseLandmarker</w:t>
+      </w:r>
+      <w:proofErr w:type="spellEnd"/>
+      <w:r>
+        <w:t xml:space="preserve"> </w:t>
+      </w:r>
+      <w:proofErr w:type="spellStart"/>
+      <w:r>
+        <w:t>Heavy</w:t>
+      </w:r>
+      <w:proofErr w:type="spellEnd"/>
+      <w:r>
+        <w:t xml:space="preserve"> je opazno počasnejši, vendar na zmogljivejših napravah še vedno dosega vrednosti FPS, ki so primerne za realno-časovno delovanje</w:t>
       </w:r>
       <w:r>
         <w:t>, medtem ko pa na šibkejših napravah FPS pade do točke, ki je kritična za realno-časovno delovanje</w:t>
@@ -15464,8 +17390,29 @@
           <w:numId w:val="42"/>
         </w:numPr>
       </w:pPr>
-      <w:r>
-        <w:t>MoveNet Lightning je praviloma zelo hiter in stabilen kandidat za realno-časovno uporabo, vendar po metrikah kakovosti zaostaja za PoseLandmarker družino</w:t>
+      <w:proofErr w:type="spellStart"/>
+      <w:r>
+        <w:t>MoveNet</w:t>
+      </w:r>
+      <w:proofErr w:type="spellEnd"/>
+      <w:r>
+        <w:t xml:space="preserve"> </w:t>
+      </w:r>
+      <w:proofErr w:type="spellStart"/>
+      <w:r>
+        <w:t>Lightning</w:t>
+      </w:r>
+      <w:proofErr w:type="spellEnd"/>
+      <w:r>
+        <w:t xml:space="preserve"> je praviloma zelo hiter in stabilen kandidat za realno-časovno uporabo, vendar po metrikah kakovosti zaostaja za </w:t>
+      </w:r>
+      <w:proofErr w:type="spellStart"/>
+      <w:r>
+        <w:t>PoseLandmarker</w:t>
+      </w:r>
+      <w:proofErr w:type="spellEnd"/>
+      <w:r>
+        <w:t xml:space="preserve"> družino</w:t>
       </w:r>
       <w:r>
         <w:t>.</w:t>
@@ -15491,8 +17438,29 @@
           <w:numId w:val="42"/>
         </w:numPr>
       </w:pPr>
-      <w:r>
-        <w:t>PoseNet ResNet in MobileNet modela sta po primerjavi FPS najmanj primerna za končno uporabo.</w:t>
+      <w:proofErr w:type="spellStart"/>
+      <w:r>
+        <w:t>PoseNet</w:t>
+      </w:r>
+      <w:proofErr w:type="spellEnd"/>
+      <w:r>
+        <w:t xml:space="preserve"> </w:t>
+      </w:r>
+      <w:proofErr w:type="spellStart"/>
+      <w:r>
+        <w:t>ResNet</w:t>
+      </w:r>
+      <w:proofErr w:type="spellEnd"/>
+      <w:r>
+        <w:t xml:space="preserve"> in </w:t>
+      </w:r>
+      <w:proofErr w:type="spellStart"/>
+      <w:r>
+        <w:t>MobileNet</w:t>
+      </w:r>
+      <w:proofErr w:type="spellEnd"/>
+      <w:r>
+        <w:t xml:space="preserve"> modela sta po primerjavi FPS najmanj primerna za končno uporabo.</w:t>
       </w:r>
     </w:p>
     <w:p/>
@@ -15500,7 +17468,7 @@
       <w:pPr>
         <w:pStyle w:val="Heading3"/>
       </w:pPr>
-      <w:bookmarkStart w:id="68" w:name="_Toc230973888"/>
+      <w:bookmarkStart w:id="68" w:name="_Toc231405465"/>
       <w:r>
         <w:lastRenderedPageBreak/>
         <w:t>Končna evaluacija rezultatov</w:t>
@@ -15509,10 +17477,42 @@
     </w:p>
     <w:p>
       <w:r>
-        <w:t xml:space="preserve">Na podlagi metrik kakovosti (MPJPE in PCK), analize napak po posameznih sklepih in meritev FPS se družina modelov MediaPipe PoseLandmarker med izbranimi modeli izkaže kot zmagovalec. </w:t>
-      </w:r>
-      <w:r>
-        <w:t>Vse tri različice (Lite, Full, Heavy) med izbranimi modeli dosegajo najboljše rezultate, razlika med njimi pa je predvsem v kompromisu hitrosti in kakovosti.</w:t>
+        <w:t xml:space="preserve">Na podlagi metrik kakovosti (MPJPE in PCK), analize napak po posameznih sklepih in meritev FPS se družina modelov </w:t>
+      </w:r>
+      <w:proofErr w:type="spellStart"/>
+      <w:r>
+        <w:t>MediaPipe</w:t>
+      </w:r>
+      <w:proofErr w:type="spellEnd"/>
+      <w:r>
+        <w:t xml:space="preserve"> </w:t>
+      </w:r>
+      <w:proofErr w:type="spellStart"/>
+      <w:r>
+        <w:t>PoseLandmarker</w:t>
+      </w:r>
+      <w:proofErr w:type="spellEnd"/>
+      <w:r>
+        <w:t xml:space="preserve"> med izbranimi modeli izkaže kot zmagovalec. </w:t>
+      </w:r>
+      <w:r>
+        <w:t xml:space="preserve">Vse tri različice (Lite, </w:t>
+      </w:r>
+      <w:proofErr w:type="spellStart"/>
+      <w:r>
+        <w:t>Full</w:t>
+      </w:r>
+      <w:proofErr w:type="spellEnd"/>
+      <w:r>
+        <w:t xml:space="preserve">, </w:t>
+      </w:r>
+      <w:proofErr w:type="spellStart"/>
+      <w:r>
+        <w:t>Heavy</w:t>
+      </w:r>
+      <w:proofErr w:type="spellEnd"/>
+      <w:r>
+        <w:t>) med izbranimi modeli dosegajo najboljše rezultate, razlika med njimi pa je predvsem v kompromisu hitrosti in kakovosti.</w:t>
       </w:r>
     </w:p>
     <w:p/>
@@ -15529,8 +17529,13 @@
           <w:numId w:val="43"/>
         </w:numPr>
       </w:pPr>
-      <w:r>
-        <w:t>PoseLandmarker Lite je najprimernejši za strojno šibkejše naprave, kjer tekoča uporabniška izkušnja večjega pomena kot pa malenkost slabša kakovost v primerjavi z ostalima različicama</w:t>
+      <w:proofErr w:type="spellStart"/>
+      <w:r>
+        <w:t>PoseLandmarker</w:t>
+      </w:r>
+      <w:proofErr w:type="spellEnd"/>
+      <w:r>
+        <w:t xml:space="preserve"> Lite je najprimernejši za strojno šibkejše naprave, kjer tekoča uporabniška izkušnja večjega pomena kot pa malenkost slabša kakovost v primerjavi z ostalima različicama</w:t>
       </w:r>
       <w:r>
         <w:t>.</w:t>
@@ -15544,8 +17549,21 @@
           <w:numId w:val="43"/>
         </w:numPr>
       </w:pPr>
-      <w:r>
-        <w:t>PoseLandmarker Full je najbolj uravnotežena izbira, saj ponuja zelo dobro kakovost napovedi sklepnih točk ob še vedno visoki hitrosti. Primeren za večino naprav</w:t>
+      <w:proofErr w:type="spellStart"/>
+      <w:r>
+        <w:t>PoseLandmarker</w:t>
+      </w:r>
+      <w:proofErr w:type="spellEnd"/>
+      <w:r>
+        <w:t xml:space="preserve"> </w:t>
+      </w:r>
+      <w:proofErr w:type="spellStart"/>
+      <w:r>
+        <w:t>Full</w:t>
+      </w:r>
+      <w:proofErr w:type="spellEnd"/>
+      <w:r>
+        <w:t xml:space="preserve"> je najbolj uravnotežena izbira, saj ponuja zelo dobro kakovost napovedi sklepnih točk ob še vedno visoki hitrosti. Primeren za večino naprav</w:t>
       </w:r>
       <w:r>
         <w:t>.</w:t>
@@ -15559,8 +17577,21 @@
           <w:numId w:val="43"/>
         </w:numPr>
       </w:pPr>
-      <w:r>
-        <w:t>PoseLandmarker Heavy je najprimernejši za zmogljivejše naprave, saj ponuja najboljšo kakovost zaznavo sklepnih točk, FPS pa ostane dovolj visok za realno-časovno delovanje. Na šibkejših napravah se izkaže kot neuporaben za realno-časovno delovanje</w:t>
+      <w:proofErr w:type="spellStart"/>
+      <w:r>
+        <w:t>PoseLandmarker</w:t>
+      </w:r>
+      <w:proofErr w:type="spellEnd"/>
+      <w:r>
+        <w:t xml:space="preserve"> </w:t>
+      </w:r>
+      <w:proofErr w:type="spellStart"/>
+      <w:r>
+        <w:t>Heavy</w:t>
+      </w:r>
+      <w:proofErr w:type="spellEnd"/>
+      <w:r>
+        <w:t xml:space="preserve"> je najprimernejši za zmogljivejše naprave, saj ponuja najboljšo kakovost zaznavo sklepnih točk, FPS pa ostane dovolj visok za realno-časovno delovanje. Na šibkejših napravah se izkaže kot neuporaben za realno-časovno delovanje</w:t>
       </w:r>
       <w:r>
         <w:t>.</w:t>
@@ -15589,7 +17620,7 @@
         </w:rPr>
       </w:pPr>
       <w:bookmarkStart w:id="69" w:name="_Ref227322707"/>
-      <w:bookmarkStart w:id="70" w:name="_Toc230973889"/>
+      <w:bookmarkStart w:id="70" w:name="_Toc231405466"/>
       <w:r>
         <w:rPr>
           <w:b/>
@@ -15622,7 +17653,7 @@
       <w:pPr>
         <w:pStyle w:val="Heading2"/>
       </w:pPr>
-      <w:bookmarkStart w:id="71" w:name="_Toc230973890"/>
+      <w:bookmarkStart w:id="71" w:name="_Toc231405467"/>
       <w:r>
         <w:t>Zajem učnih podatkov</w:t>
       </w:r>
@@ -15707,7 +17738,7 @@
       <w:pPr>
         <w:pStyle w:val="Heading2"/>
       </w:pPr>
-      <w:bookmarkStart w:id="72" w:name="_Toc230973891"/>
+      <w:bookmarkStart w:id="72" w:name="_Toc231405468"/>
       <w:r>
         <w:t>Označevanje učnih podatkov</w:t>
       </w:r>
@@ -15763,7 +17794,7 @@
       <w:pPr>
         <w:pStyle w:val="Heading2"/>
       </w:pPr>
-      <w:bookmarkStart w:id="73" w:name="_Toc230973892"/>
+      <w:bookmarkStart w:id="73" w:name="_Toc231405469"/>
       <w:r>
         <w:t>Čiščenje učne množice</w:t>
       </w:r>
@@ -15875,7 +17906,7 @@
       <w:pPr>
         <w:pStyle w:val="Heading2"/>
       </w:pPr>
-      <w:bookmarkStart w:id="74" w:name="_Toc230973893"/>
+      <w:bookmarkStart w:id="74" w:name="_Toc231405470"/>
       <w:r>
         <w:t>Pregled in analiza učne množice</w:t>
       </w:r>
@@ -15890,7 +17921,7 @@
       <w:pPr>
         <w:pStyle w:val="Heading3"/>
       </w:pPr>
-      <w:bookmarkStart w:id="75" w:name="_Toc230973894"/>
+      <w:bookmarkStart w:id="75" w:name="_Toc231405471"/>
       <w:r>
         <w:t>Delitev učne množice</w:t>
       </w:r>
@@ -15913,7 +17944,15 @@
         <w:t>u</w:t>
       </w:r>
       <w:r>
-        <w:t>čni del (train): 80%</w:t>
+        <w:t>čni del (</w:t>
+      </w:r>
+      <w:proofErr w:type="spellStart"/>
+      <w:r>
+        <w:t>train</w:t>
+      </w:r>
+      <w:proofErr w:type="spellEnd"/>
+      <w:r>
+        <w:t>): 80%</w:t>
       </w:r>
       <w:r>
         <w:t>,</w:t>
@@ -15927,11 +17966,16 @@
           <w:numId w:val="27"/>
         </w:numPr>
       </w:pPr>
+      <w:proofErr w:type="spellStart"/>
       <w:r>
         <w:t>v</w:t>
       </w:r>
       <w:r>
-        <w:t>alidacijski del (val): 10%</w:t>
+        <w:t>alidacijski</w:t>
+      </w:r>
+      <w:proofErr w:type="spellEnd"/>
+      <w:r>
+        <w:t xml:space="preserve"> del (val): 10%</w:t>
       </w:r>
       <w:r>
         <w:t>,</w:t>
@@ -15958,14 +18002,22 @@
     <w:p/>
     <w:p>
       <w:r>
-        <w:t>Takšna delitev omogoča učenje modela na večini podatkov, sprotno spremljanje učenja in izbiro parametrov na validacijski množici, ter končno oceno uspešnosti na testnem delu.</w:t>
+        <w:t xml:space="preserve">Takšna delitev omogoča učenje modela na večini podatkov, sprotno spremljanje učenja in izbiro parametrov na </w:t>
+      </w:r>
+      <w:proofErr w:type="spellStart"/>
+      <w:r>
+        <w:t>validacijski</w:t>
+      </w:r>
+      <w:proofErr w:type="spellEnd"/>
+      <w:r>
+        <w:t xml:space="preserve"> množici, ter končno oceno uspešnosti na testnem delu.</w:t>
       </w:r>
     </w:p>
     <w:p>
       <w:pPr>
         <w:pStyle w:val="Heading3"/>
       </w:pPr>
-      <w:bookmarkStart w:id="76" w:name="_Toc230973895"/>
+      <w:bookmarkStart w:id="76" w:name="_Toc231405472"/>
       <w:r>
         <w:lastRenderedPageBreak/>
         <w:t>Zastopanost posameznih vaj</w:t>
@@ -16044,7 +18096,7 @@
       <w:pPr>
         <w:pStyle w:val="Heading3"/>
       </w:pPr>
-      <w:bookmarkStart w:id="78" w:name="_Toc230973896"/>
+      <w:bookmarkStart w:id="78" w:name="_Toc231405473"/>
       <w:r>
         <w:t>Primeri iz učne množice</w:t>
       </w:r>
@@ -16703,7 +18755,7 @@
           <w:lang w:val="sl-SI"/>
         </w:rPr>
       </w:pPr>
-      <w:bookmarkStart w:id="85" w:name="_Toc230973897"/>
+      <w:bookmarkStart w:id="85" w:name="_Toc231405474"/>
       <w:r>
         <w:rPr>
           <w:b/>
@@ -16734,7 +18786,7 @@
       <w:pPr>
         <w:pStyle w:val="Heading2"/>
       </w:pPr>
-      <w:bookmarkStart w:id="86" w:name="_Toc230973898"/>
+      <w:bookmarkStart w:id="86" w:name="_Toc231405475"/>
       <w:r>
         <w:t>Izbira modela za učenje</w:t>
       </w:r>
@@ -16767,7 +18819,7 @@
       <w:pPr>
         <w:pStyle w:val="Heading3"/>
       </w:pPr>
-      <w:bookmarkStart w:id="87" w:name="_Toc230973899"/>
+      <w:bookmarkStart w:id="87" w:name="_Toc231405476"/>
       <w:r>
         <w:t xml:space="preserve">Prilagoditev </w:t>
       </w:r>
@@ -16901,7 +18953,7 @@
       <w:pPr>
         <w:pStyle w:val="Heading3"/>
       </w:pPr>
-      <w:bookmarkStart w:id="88" w:name="_Toc230973900"/>
+      <w:bookmarkStart w:id="88" w:name="_Toc231405477"/>
       <w:r>
         <w:t>Predpriprava in konfiguracija učenja</w:t>
       </w:r>
@@ -16909,7 +18961,15 @@
     </w:p>
     <w:p>
       <w:r>
-        <w:t xml:space="preserve">Vsak del učne množice (učni, validacijski, testni) mora biti </w:t>
+        <w:t xml:space="preserve">Vsak del učne množice (učni, </w:t>
+      </w:r>
+      <w:proofErr w:type="spellStart"/>
+      <w:r>
+        <w:t>validacijski</w:t>
+      </w:r>
+      <w:proofErr w:type="spellEnd"/>
+      <w:r>
+        <w:t xml:space="preserve">, testni) mora biti </w:t>
       </w:r>
       <w:r>
         <w:t xml:space="preserve">ločen </w:t>
@@ -16921,7 +18981,15 @@
         <w:t xml:space="preserve">. Potrebno je pripraviti tudi datoteko s konfiguracijo učenja, imenovano </w:t>
       </w:r>
       <w:r>
-        <w:t>“data.yaml“, ki mora vsebovati:</w:t>
+        <w:t>“</w:t>
+      </w:r>
+      <w:proofErr w:type="spellStart"/>
+      <w:r>
+        <w:t>data.yaml</w:t>
+      </w:r>
+      <w:proofErr w:type="spellEnd"/>
+      <w:r>
+        <w:t>“, ki mora vsebovati:</w:t>
       </w:r>
     </w:p>
     <w:p>
@@ -16936,7 +19004,15 @@
         <w:t>p</w:t>
       </w:r>
       <w:r>
-        <w:t>ot do direktorija, v katerem so slike in tekstovne datoteke učnega, validacijskega in testnega dela učne množice</w:t>
+        <w:t xml:space="preserve">ot do direktorija, v katerem so slike in tekstovne datoteke učnega, </w:t>
+      </w:r>
+      <w:proofErr w:type="spellStart"/>
+      <w:r>
+        <w:t>validacijskega</w:t>
+      </w:r>
+      <w:proofErr w:type="spellEnd"/>
+      <w:r>
+        <w:t xml:space="preserve"> in testnega dela učne množice</w:t>
       </w:r>
       <w:r>
         <w:t>,</w:t>
@@ -16955,7 +19031,15 @@
         <w:t>r</w:t>
       </w:r>
       <w:r>
-        <w:t>elativno pot znotraj zgoraj navedenega direktorija za učne, validacijske in teste slike</w:t>
+        <w:t xml:space="preserve">elativno pot znotraj zgoraj navedenega direktorija za učne, </w:t>
+      </w:r>
+      <w:proofErr w:type="spellStart"/>
+      <w:r>
+        <w:t>validacijske</w:t>
+      </w:r>
+      <w:proofErr w:type="spellEnd"/>
+      <w:r>
+        <w:t xml:space="preserve"> in teste slike</w:t>
       </w:r>
       <w:r>
         <w:t>,</w:t>
@@ -17033,7 +19117,7 @@
       <w:pPr>
         <w:pStyle w:val="Heading2"/>
       </w:pPr>
-      <w:bookmarkStart w:id="89" w:name="_Toc230973901"/>
+      <w:bookmarkStart w:id="89" w:name="_Toc231405478"/>
       <w:r>
         <w:t>Potek učenja modela</w:t>
       </w:r>
@@ -17043,7 +19127,7 @@
       <w:pPr>
         <w:pStyle w:val="Heading3"/>
       </w:pPr>
-      <w:bookmarkStart w:id="90" w:name="_Toc230973902"/>
+      <w:bookmarkStart w:id="90" w:name="_Toc231405479"/>
       <w:r>
         <w:t>Priprava na učenje in nastavitve</w:t>
       </w:r>
@@ -17051,11 +19135,21 @@
     </w:p>
     <w:p>
       <w:r>
-        <w:t>Učenje je potekalo v okolju Python</w:t>
-      </w:r>
-      <w:r>
-        <w:t xml:space="preserve"> z uporabo knjižnice “ultralytics</w:t>
-      </w:r>
+        <w:t xml:space="preserve">Učenje je potekalo v okolju </w:t>
+      </w:r>
+      <w:proofErr w:type="spellStart"/>
+      <w:r>
+        <w:t>Python</w:t>
+      </w:r>
+      <w:proofErr w:type="spellEnd"/>
+      <w:r>
+        <w:t xml:space="preserve"> z uporabo knjižnice “</w:t>
+      </w:r>
+      <w:proofErr w:type="spellStart"/>
+      <w:r>
+        <w:t>ultralytics</w:t>
+      </w:r>
+      <w:proofErr w:type="spellEnd"/>
       <w:r>
         <w:t>“</w:t>
       </w:r>
@@ -17105,7 +19199,15 @@
         <w:t>d</w:t>
       </w:r>
       <w:r>
-        <w:t>atoteka s konfiguracijo učenja: “data.yaml“, opisana v prejšnjem poglavju</w:t>
+        <w:t>atoteka s konfiguracijo učenja: “</w:t>
+      </w:r>
+      <w:proofErr w:type="spellStart"/>
+      <w:r>
+        <w:t>data.yaml</w:t>
+      </w:r>
+      <w:proofErr w:type="spellEnd"/>
+      <w:r>
+        <w:t>“, opisana v prejšnjem poglavju</w:t>
       </w:r>
       <w:r>
         <w:t>,</w:t>
@@ -17170,7 +19272,7 @@
       <w:pPr>
         <w:pStyle w:val="Heading3"/>
       </w:pPr>
-      <w:bookmarkStart w:id="91" w:name="_Toc230973903"/>
+      <w:bookmarkStart w:id="91" w:name="_Toc231405480"/>
       <w:r>
         <w:t>Metrike in izgube učenja</w:t>
       </w:r>
@@ -17178,7 +19280,15 @@
     </w:p>
     <w:p>
       <w:r>
-        <w:t>Pri učenju modela YOLO11n-pose z uporabo knjižnice “ultralytics“ se pri vsaki epohi izpisujejo podatki o izgubah in metrikah. Izgube delimo na izgube na podatkih za učenje in na izgube na podatkih za validacijo.</w:t>
+        <w:t>Pri učenju modela YOLO11n-pose z uporabo knjižnice “</w:t>
+      </w:r>
+      <w:proofErr w:type="spellStart"/>
+      <w:r>
+        <w:t>ultralytics</w:t>
+      </w:r>
+      <w:proofErr w:type="spellEnd"/>
+      <w:r>
+        <w:t>“ se pri vsaki epohi izpisujejo podatki o izgubah in metrikah. Izgube delimo na izgube na podatkih za učenje in na izgube na podatkih za validacijo.</w:t>
       </w:r>
       <w:r>
         <w:t xml:space="preserve"> Izgube na učnih podatkih so naslednje:</w:t>
@@ -17192,8 +19302,37 @@
           <w:numId w:val="30"/>
         </w:numPr>
       </w:pPr>
-      <w:r>
-        <w:t>train/box_loss – izguba za omejitveni pravokotnik (“bounding box“) pri detekciji osebe</w:t>
+      <w:proofErr w:type="spellStart"/>
+      <w:r>
+        <w:t>train</w:t>
+      </w:r>
+      <w:proofErr w:type="spellEnd"/>
+      <w:r>
+        <w:t>/</w:t>
+      </w:r>
+      <w:proofErr w:type="spellStart"/>
+      <w:r>
+        <w:t>box_loss</w:t>
+      </w:r>
+      <w:proofErr w:type="spellEnd"/>
+      <w:r>
+        <w:t xml:space="preserve"> – izguba za omejitveni pravokotnik (“</w:t>
+      </w:r>
+      <w:proofErr w:type="spellStart"/>
+      <w:r>
+        <w:t>bounding</w:t>
+      </w:r>
+      <w:proofErr w:type="spellEnd"/>
+      <w:r>
+        <w:t xml:space="preserve"> </w:t>
+      </w:r>
+      <w:proofErr w:type="spellStart"/>
+      <w:r>
+        <w:t>box</w:t>
+      </w:r>
+      <w:proofErr w:type="spellEnd"/>
+      <w:r>
+        <w:t>“) pri detekciji osebe</w:t>
       </w:r>
       <w:r>
         <w:t>.</w:t>
@@ -17207,8 +19346,21 @@
           <w:numId w:val="30"/>
         </w:numPr>
       </w:pPr>
-      <w:r>
-        <w:t>train/pose_loss – glavna izguba za sklepne točke, meri kako močno se napovedane sklepne točke razlikujejo od oznak</w:t>
+      <w:proofErr w:type="spellStart"/>
+      <w:r>
+        <w:t>train</w:t>
+      </w:r>
+      <w:proofErr w:type="spellEnd"/>
+      <w:r>
+        <w:t>/</w:t>
+      </w:r>
+      <w:proofErr w:type="spellStart"/>
+      <w:r>
+        <w:t>pose_loss</w:t>
+      </w:r>
+      <w:proofErr w:type="spellEnd"/>
+      <w:r>
+        <w:t xml:space="preserve"> – glavna izguba za sklepne točke, meri kako močno se napovedane sklepne točke razlikujejo od oznak</w:t>
       </w:r>
       <w:r>
         <w:t>.</w:t>
@@ -17222,8 +19374,21 @@
           <w:numId w:val="30"/>
         </w:numPr>
       </w:pPr>
-      <w:r>
-        <w:t>train/cls_loss – izguba za klasifikacijo razreda. Pri učenju pose modelov je razred pogosto samo eden – oseba</w:t>
+      <w:proofErr w:type="spellStart"/>
+      <w:r>
+        <w:t>train</w:t>
+      </w:r>
+      <w:proofErr w:type="spellEnd"/>
+      <w:r>
+        <w:t>/</w:t>
+      </w:r>
+      <w:proofErr w:type="spellStart"/>
+      <w:r>
+        <w:t>cls_loss</w:t>
+      </w:r>
+      <w:proofErr w:type="spellEnd"/>
+      <w:r>
+        <w:t xml:space="preserve"> – izguba za klasifikacijo razreda. Pri učenju pose modelov je razred pogosto samo eden – oseba</w:t>
       </w:r>
       <w:r>
         <w:t>.</w:t>
@@ -17237,8 +19402,21 @@
           <w:numId w:val="30"/>
         </w:numPr>
       </w:pPr>
-      <w:r>
-        <w:t xml:space="preserve">train/dfl_loss – </w:t>
+      <w:proofErr w:type="spellStart"/>
+      <w:r>
+        <w:t>train</w:t>
+      </w:r>
+      <w:proofErr w:type="spellEnd"/>
+      <w:r>
+        <w:t>/</w:t>
+      </w:r>
+      <w:proofErr w:type="spellStart"/>
+      <w:r>
+        <w:t>dfl_loss</w:t>
+      </w:r>
+      <w:proofErr w:type="spellEnd"/>
+      <w:r>
+        <w:t xml:space="preserve"> – </w:t>
       </w:r>
       <w:r>
         <w:t>služi natančnejši in podrobni zaznavi omejitvenega pravokotnika</w:t>
@@ -17251,7 +19429,15 @@
     <w:p>
       <w:r>
         <w:lastRenderedPageBreak/>
-        <w:t>Izgube na validacijskih podatkih imajo enak pomen kot izgube na učnih podatkih:</w:t>
+        <w:t xml:space="preserve">Izgube na </w:t>
+      </w:r>
+      <w:proofErr w:type="spellStart"/>
+      <w:r>
+        <w:t>validacijskih</w:t>
+      </w:r>
+      <w:proofErr w:type="spellEnd"/>
+      <w:r>
+        <w:t xml:space="preserve"> podatkih imajo enak pomen kot izgube na učnih podatkih:</w:t>
       </w:r>
     </w:p>
     <w:p>
@@ -17263,7 +19449,15 @@
         </w:numPr>
       </w:pPr>
       <w:r>
-        <w:t>val/box_loss,</w:t>
+        <w:t>val/</w:t>
+      </w:r>
+      <w:proofErr w:type="spellStart"/>
+      <w:r>
+        <w:t>box_loss</w:t>
+      </w:r>
+      <w:proofErr w:type="spellEnd"/>
+      <w:r>
+        <w:t>,</w:t>
       </w:r>
     </w:p>
     <w:p>
@@ -17275,7 +19469,15 @@
         </w:numPr>
       </w:pPr>
       <w:r>
-        <w:t>val/pose_loss,</w:t>
+        <w:t>val/</w:t>
+      </w:r>
+      <w:proofErr w:type="spellStart"/>
+      <w:r>
+        <w:t>pose_loss</w:t>
+      </w:r>
+      <w:proofErr w:type="spellEnd"/>
+      <w:r>
+        <w:t>,</w:t>
       </w:r>
     </w:p>
     <w:p>
@@ -17287,7 +19489,15 @@
         </w:numPr>
       </w:pPr>
       <w:r>
-        <w:t>val/cls_loss,</w:t>
+        <w:t>val/</w:t>
+      </w:r>
+      <w:proofErr w:type="spellStart"/>
+      <w:r>
+        <w:t>cls_loss</w:t>
+      </w:r>
+      <w:proofErr w:type="spellEnd"/>
+      <w:r>
+        <w:t>,</w:t>
       </w:r>
     </w:p>
     <w:p>
@@ -17299,13 +19509,26 @@
         </w:numPr>
       </w:pPr>
       <w:r>
-        <w:t>val/dfl_loss</w:t>
-      </w:r>
+        <w:t>val/</w:t>
+      </w:r>
+      <w:proofErr w:type="spellStart"/>
+      <w:r>
+        <w:t>dfl_loss</w:t>
+      </w:r>
+      <w:proofErr w:type="spellEnd"/>
     </w:p>
     <w:p/>
     <w:p>
       <w:r>
-        <w:t>Metrike učenja se uporabljajo le na validacijski množici in se delijo na dva sklopa – detekcija omejitvenih pravokotnikov (B) in detekcija sklepnih točk (P)</w:t>
+        <w:t xml:space="preserve">Metrike učenja se uporabljajo le na </w:t>
+      </w:r>
+      <w:proofErr w:type="spellStart"/>
+      <w:r>
+        <w:t>validacijski</w:t>
+      </w:r>
+      <w:proofErr w:type="spellEnd"/>
+      <w:r>
+        <w:t xml:space="preserve"> množici in se delijo na dva sklopa – detekcija omejitvenih pravokotnikov (B) in detekcija sklepnih točk (P)</w:t>
       </w:r>
       <w:r>
         <w:t>.</w:t>
@@ -17322,8 +19545,21 @@
           <w:numId w:val="32"/>
         </w:numPr>
       </w:pPr>
-      <w:r>
-        <w:t xml:space="preserve">metrics/precision(B) – natančnost detekcije oseb (med vsemi detekcijami </w:t>
+      <w:proofErr w:type="spellStart"/>
+      <w:r>
+        <w:t>metrics</w:t>
+      </w:r>
+      <w:proofErr w:type="spellEnd"/>
+      <w:r>
+        <w:t>/</w:t>
+      </w:r>
+      <w:proofErr w:type="spellStart"/>
+      <w:r>
+        <w:t>precision</w:t>
+      </w:r>
+      <w:proofErr w:type="spellEnd"/>
+      <w:r>
+        <w:t xml:space="preserve">(B) – natančnost detekcije oseb (med vsemi detekcijami </w:t>
       </w:r>
       <w:r>
         <w:t xml:space="preserve">oseb </w:t>
@@ -17343,8 +19579,21 @@
           <w:numId w:val="32"/>
         </w:numPr>
       </w:pPr>
-      <w:r>
-        <w:t>metrics/recall(B) – priklic (med vsemi pravimi osebami</w:t>
+      <w:proofErr w:type="spellStart"/>
+      <w:r>
+        <w:t>metrics</w:t>
+      </w:r>
+      <w:proofErr w:type="spellEnd"/>
+      <w:r>
+        <w:t>/</w:t>
+      </w:r>
+      <w:proofErr w:type="spellStart"/>
+      <w:r>
+        <w:t>recall</w:t>
+      </w:r>
+      <w:proofErr w:type="spellEnd"/>
+      <w:r>
+        <w:t>(B) – priklic (med vsemi pravimi osebami</w:t>
       </w:r>
       <w:r>
         <w:t xml:space="preserve"> pove</w:t>
@@ -17364,8 +19613,13 @@
           <w:numId w:val="32"/>
         </w:numPr>
       </w:pPr>
-      <w:r>
-        <w:t xml:space="preserve">metrics/mAP50(B) – </w:t>
+      <w:proofErr w:type="spellStart"/>
+      <w:r>
+        <w:t>metrics</w:t>
+      </w:r>
+      <w:proofErr w:type="spellEnd"/>
+      <w:r>
+        <w:t xml:space="preserve">/mAP50(B) – </w:t>
       </w:r>
       <w:r>
         <w:t xml:space="preserve">metrika, ki </w:t>
@@ -17383,7 +19637,15 @@
         <w:t xml:space="preserve">za detekcijo oseb </w:t>
       </w:r>
       <w:r>
-        <w:t>pri pragu IoU 0.5</w:t>
+        <w:t xml:space="preserve">pri pragu </w:t>
+      </w:r>
+      <w:proofErr w:type="spellStart"/>
+      <w:r>
+        <w:t>IoU</w:t>
+      </w:r>
+      <w:proofErr w:type="spellEnd"/>
+      <w:r>
+        <w:t xml:space="preserve"> 0.5</w:t>
       </w:r>
       <w:r>
         <w:t xml:space="preserve">, “m“ pa označuje povprečje vseh razredov, ki </w:t>
@@ -17401,7 +19663,15 @@
         <w:t>– oseba.</w:t>
       </w:r>
       <w:r>
-        <w:t xml:space="preserve"> Prag IoU </w:t>
+        <w:t xml:space="preserve"> Prag </w:t>
+      </w:r>
+      <w:proofErr w:type="spellStart"/>
+      <w:r>
+        <w:t>IoU</w:t>
+      </w:r>
+      <w:proofErr w:type="spellEnd"/>
+      <w:r>
+        <w:t xml:space="preserve"> </w:t>
       </w:r>
       <w:r>
         <w:t>predstavlja</w:t>
@@ -17410,7 +19680,15 @@
         <w:t xml:space="preserve"> prekrivanje med napovedanim in dejanskim omejitvenim pravokotnikom. </w:t>
       </w:r>
       <w:r>
-        <w:t>Vrednost IoU 1 pomeni</w:t>
+        <w:t xml:space="preserve">Vrednost </w:t>
+      </w:r>
+      <w:proofErr w:type="spellStart"/>
+      <w:r>
+        <w:t>IoU</w:t>
+      </w:r>
+      <w:proofErr w:type="spellEnd"/>
+      <w:r>
+        <w:t xml:space="preserve"> 1 pomeni</w:t>
       </w:r>
       <w:r>
         <w:t xml:space="preserve"> popolno prekrivanje pravokotnikov, </w:t>
@@ -17419,7 +19697,15 @@
         <w:t>vrednost 0 pa pomeni, da se pravokotnika sploh ne prekrivata.</w:t>
       </w:r>
       <w:r>
-        <w:t xml:space="preserve"> Metrika mAP50 napoved označi kot pravilno, če je IoU </w:t>
+        <w:t xml:space="preserve"> Metrika mAP50 napoved označi kot pravilno, če je </w:t>
+      </w:r>
+      <w:proofErr w:type="spellStart"/>
+      <w:r>
+        <w:t>IoU</w:t>
+      </w:r>
+      <w:proofErr w:type="spellEnd"/>
+      <w:r>
+        <w:t xml:space="preserve"> </w:t>
       </w:r>
       <m:oMath>
         <m:r>
@@ -17453,11 +19739,32 @@
           <w:numId w:val="32"/>
         </w:numPr>
       </w:pPr>
-      <w:r>
-        <w:t>metrics/mAP50-95(B)</w:t>
-      </w:r>
-      <w:r>
-        <w:t xml:space="preserve"> – razširjena metrika mAP50, ki uporablja več različnih pragov IoU, in sicer od 0.50 do 0.95 s korakom 0.05. Ta metrika je strožja od mAP50, saj upošteva tudi višje vrednosti IoU, </w:t>
+      <w:proofErr w:type="spellStart"/>
+      <w:r>
+        <w:t>metrics</w:t>
+      </w:r>
+      <w:proofErr w:type="spellEnd"/>
+      <w:r>
+        <w:t>/mAP50-95(B)</w:t>
+      </w:r>
+      <w:r>
+        <w:t xml:space="preserve"> – razširjena metrika mAP50, ki uporablja več različnih pragov </w:t>
+      </w:r>
+      <w:proofErr w:type="spellStart"/>
+      <w:r>
+        <w:t>IoU</w:t>
+      </w:r>
+      <w:proofErr w:type="spellEnd"/>
+      <w:r>
+        <w:t xml:space="preserve">, in sicer od 0.50 do 0.95 s korakom 0.05. Ta metrika je strožja od mAP50, saj upošteva tudi višje vrednosti </w:t>
+      </w:r>
+      <w:proofErr w:type="spellStart"/>
+      <w:r>
+        <w:t>IoU</w:t>
+      </w:r>
+      <w:proofErr w:type="spellEnd"/>
+      <w:r>
+        <w:t xml:space="preserve">, </w:t>
       </w:r>
       <w:r>
         <w:t>kjer mora biti napovedani pravokotnik zelo natančen, da se šteje kot pravilen.</w:t>
@@ -17471,8 +19778,21 @@
           <w:numId w:val="32"/>
         </w:numPr>
       </w:pPr>
-      <w:r>
-        <w:t>metrics/precision(P) – natančnost detekcije sklepnih točk (med vsemi detekcijami sklepnih točk pove, koliko je pravilnih)</w:t>
+      <w:proofErr w:type="spellStart"/>
+      <w:r>
+        <w:t>metrics</w:t>
+      </w:r>
+      <w:proofErr w:type="spellEnd"/>
+      <w:r>
+        <w:t>/</w:t>
+      </w:r>
+      <w:proofErr w:type="spellStart"/>
+      <w:r>
+        <w:t>precision</w:t>
+      </w:r>
+      <w:proofErr w:type="spellEnd"/>
+      <w:r>
+        <w:t>(P) – natančnost detekcije sklepnih točk (med vsemi detekcijami sklepnih točk pove, koliko je pravilnih)</w:t>
       </w:r>
       <w:r>
         <w:t>.</w:t>
@@ -17486,8 +19806,21 @@
           <w:numId w:val="32"/>
         </w:numPr>
       </w:pPr>
-      <w:r>
-        <w:t>metrics/recall(P) – priklic (med vsemi pravimi sklepnimi točkami pove, koliko jih je model našel)</w:t>
+      <w:proofErr w:type="spellStart"/>
+      <w:r>
+        <w:t>metrics</w:t>
+      </w:r>
+      <w:proofErr w:type="spellEnd"/>
+      <w:r>
+        <w:t>/</w:t>
+      </w:r>
+      <w:proofErr w:type="spellStart"/>
+      <w:r>
+        <w:t>recall</w:t>
+      </w:r>
+      <w:proofErr w:type="spellEnd"/>
+      <w:r>
+        <w:t>(P) – priklic (med vsemi pravimi sklepnimi točkami pove, koliko jih je model našel)</w:t>
       </w:r>
       <w:r>
         <w:t>.</w:t>
@@ -17501,8 +19834,13 @@
           <w:numId w:val="32"/>
         </w:numPr>
       </w:pPr>
-      <w:r>
-        <w:t>metrics/mAP50(P) – enako kot pri detekciji za omejitveni pravokotnik osebe, le da so v tem primeru pomembni pravokotniki sklepnih točk</w:t>
+      <w:proofErr w:type="spellStart"/>
+      <w:r>
+        <w:t>metrics</w:t>
+      </w:r>
+      <w:proofErr w:type="spellEnd"/>
+      <w:r>
+        <w:t>/mAP50(P) – enako kot pri detekciji za omejitveni pravokotnik osebe, le da so v tem primeru pomembni pravokotniki sklepnih točk</w:t>
       </w:r>
       <w:r>
         <w:t>.</w:t>
@@ -17516,8 +19854,13 @@
           <w:numId w:val="32"/>
         </w:numPr>
       </w:pPr>
-      <w:r>
-        <w:t>metrics/mAP50-95(P) - enako kot pri detekciji za omejitveni pravokotnik osebe, le da so v tem primeru pomembni pravokotniki sklepnih točk</w:t>
+      <w:proofErr w:type="spellStart"/>
+      <w:r>
+        <w:t>metrics</w:t>
+      </w:r>
+      <w:proofErr w:type="spellEnd"/>
+      <w:r>
+        <w:t>/mAP50-95(P) - enako kot pri detekciji za omejitveni pravokotnik osebe, le da so v tem primeru pomembni pravokotniki sklepnih točk</w:t>
       </w:r>
       <w:r>
         <w:t>.</w:t>
@@ -17528,7 +19871,7 @@
       <w:pPr>
         <w:pStyle w:val="Heading3"/>
       </w:pPr>
-      <w:bookmarkStart w:id="92" w:name="_Toc230973904"/>
+      <w:bookmarkStart w:id="92" w:name="_Toc231405481"/>
       <w:r>
         <w:lastRenderedPageBreak/>
         <w:t>Potek učenja</w:t>
@@ -17555,7 +19898,31 @@
         <w:fldChar w:fldCharType="end"/>
       </w:r>
       <w:r>
-        <w:t xml:space="preserve"> je prikaza potek vrednosti pose izgube na učni in validacijski množici skozi epohe učenja. Po hitrem izboljšanju v prvih parih epohah, se hitrost padanja izgube postopoma zmanjšuje. Validacijska izguba je skozi celoten potek učenja nižja od učne izgube, ključno pa je to, da validacijska izguba ne kaže naraščanja proti koncu učenja, zato iz grafa ni razvidnega tipičnega znaka za prekomerno prileganje.</w:t>
+        <w:t xml:space="preserve"> je prikaza potek vrednosti pose izgube na učni in </w:t>
+      </w:r>
+      <w:proofErr w:type="spellStart"/>
+      <w:r>
+        <w:t>validacijski</w:t>
+      </w:r>
+      <w:proofErr w:type="spellEnd"/>
+      <w:r>
+        <w:t xml:space="preserve"> množici skozi epohe učenja. Po hitrem izboljšanju v prvih parih epohah, se hitrost padanja izgube postopoma zmanjšuje. </w:t>
+      </w:r>
+      <w:proofErr w:type="spellStart"/>
+      <w:r>
+        <w:t>Validacijska</w:t>
+      </w:r>
+      <w:proofErr w:type="spellEnd"/>
+      <w:r>
+        <w:t xml:space="preserve"> izguba je skozi celoten potek učenja nižja od učne izgube, ključno pa je to, da </w:t>
+      </w:r>
+      <w:proofErr w:type="spellStart"/>
+      <w:r>
+        <w:t>validacijska</w:t>
+      </w:r>
+      <w:proofErr w:type="spellEnd"/>
+      <w:r>
+        <w:t xml:space="preserve"> izguba ne kaže naraščanja proti koncu učenja, zato iz grafa ni razvidnega tipičnega znaka za prekomerno prileganje.</w:t>
       </w:r>
     </w:p>
     <w:p>
@@ -17643,7 +20010,15 @@
         <w:fldChar w:fldCharType="end"/>
       </w:r>
       <w:r>
-        <w:t xml:space="preserve"> prikazuje razvoj metrik mAP50(P) in mAP50-95(P) na validacijski množici.</w:t>
+        <w:t xml:space="preserve"> prikazuje razvoj metrik mAP50(P) in mAP50-95(P) na </w:t>
+      </w:r>
+      <w:proofErr w:type="spellStart"/>
+      <w:r>
+        <w:t>validacijski</w:t>
+      </w:r>
+      <w:proofErr w:type="spellEnd"/>
+      <w:r>
+        <w:t xml:space="preserve"> množici.</w:t>
       </w:r>
       <w:r>
         <w:t xml:space="preserve"> Obe krivulji zelo hitro narasteta v začetnem delu učenja, kar nakazuje, da se je model že v prvih epohah naučil osnovnih vzorcev.</w:t>
@@ -17721,7 +20096,7 @@
       <w:pPr>
         <w:pStyle w:val="Heading3"/>
       </w:pPr>
-      <w:bookmarkStart w:id="97" w:name="_Toc230973905"/>
+      <w:bookmarkStart w:id="97" w:name="_Toc231405482"/>
       <w:r>
         <w:lastRenderedPageBreak/>
         <w:t>Učinkovitost delovanja po učenju</w:t>
@@ -18043,7 +20418,7 @@
           <w:lang w:val="sl-SI"/>
         </w:rPr>
       </w:pPr>
-      <w:bookmarkStart w:id="103" w:name="_Toc230973906"/>
+      <w:bookmarkStart w:id="103" w:name="_Toc231405483"/>
       <w:r>
         <w:rPr>
           <w:b/>
@@ -18100,7 +20475,7 @@
           <w:tab w:val="num" w:pos="567"/>
         </w:tabs>
       </w:pPr>
-      <w:bookmarkStart w:id="104" w:name="_Toc230973907"/>
+      <w:bookmarkStart w:id="104" w:name="_Toc231405484"/>
       <w:r>
         <w:t>Arhitekturni potek analize serije</w:t>
       </w:r>
@@ -18108,11 +20483,27 @@
     </w:p>
     <w:p>
       <w:r>
-        <w:t>Realno-časovna analiza vadbe zahteva stabilen in ponovljiv potek obdelave, saj se sistem izvaja v nepredvidljivih pogojih (različne naprave, osvetlitev, ozadje, delna zakritost telesa, nihanje FPS). Da bi zagotovili, da analiza poteka šele, ko so vhodni podatki dovolj zanesljivi, sistem uporablja determinističen vzorec vodenja, primerljiv s pristopom končnega avtomata (state machine).</w:t>
-      </w:r>
+        <w:t>Realno-časovna analiza vadbe zahteva stabilen in ponovljiv potek obdelave, saj se sistem izvaja v nepredvidljivih pogojih (različne naprave, osvetlitev, ozadje, delna zakritost telesa, nihanje FPS). Da bi zagotovili, da analiza poteka šele, ko so vhodni podatki dovolj zanesljivi, sistem uporablja determinističen vzorec vodenja, primerljiv s pristopom končnega avtomata (</w:t>
+      </w:r>
+      <w:proofErr w:type="spellStart"/>
+      <w:r>
+        <w:t>state</w:t>
+      </w:r>
+      <w:proofErr w:type="spellEnd"/>
       <w:r>
         <w:t xml:space="preserve"> </w:t>
       </w:r>
+      <w:proofErr w:type="spellStart"/>
+      <w:r>
+        <w:t>machine</w:t>
+      </w:r>
+      <w:proofErr w:type="spellEnd"/>
+      <w:r>
+        <w:t>).</w:t>
+      </w:r>
+      <w:r>
+        <w:t xml:space="preserve"> </w:t>
+      </w:r>
       <w:r>
         <w:t>Na konceptualni ravni potek analize serije razdelimo v tri glavne faze</w:t>
       </w:r>
@@ -18124,7 +20515,7 @@
       <w:pPr>
         <w:pStyle w:val="Heading3"/>
       </w:pPr>
-      <w:bookmarkStart w:id="105" w:name="_Toc230973908"/>
+      <w:bookmarkStart w:id="105" w:name="_Toc231405485"/>
       <w:r>
         <w:t>Pripravljalna faza</w:t>
       </w:r>
@@ -18139,7 +20530,7 @@
       <w:pPr>
         <w:pStyle w:val="Heading3"/>
       </w:pPr>
-      <w:bookmarkStart w:id="106" w:name="_Toc230973909"/>
+      <w:bookmarkStart w:id="106" w:name="_Toc231405486"/>
       <w:r>
         <w:lastRenderedPageBreak/>
         <w:t>Izvedbena faza (zajem in analiza serije)</w:t>
@@ -18155,7 +20546,7 @@
       <w:pPr>
         <w:pStyle w:val="Heading3"/>
       </w:pPr>
-      <w:bookmarkStart w:id="107" w:name="_Toc230973910"/>
+      <w:bookmarkStart w:id="107" w:name="_Toc231405487"/>
       <w:r>
         <w:t>Zaključna faza</w:t>
       </w:r>
@@ -18177,7 +20568,7 @@
       <w:pPr>
         <w:pStyle w:val="Heading2"/>
       </w:pPr>
-      <w:bookmarkStart w:id="108" w:name="_Toc230973911"/>
+      <w:bookmarkStart w:id="108" w:name="_Toc231405488"/>
       <w:r>
         <w:t>Segmentacija gibanja in faze ponovitve</w:t>
       </w:r>
@@ -18250,9 +20641,11 @@
       <w:r>
         <w:t>“</w:t>
       </w:r>
+      <w:proofErr w:type="spellStart"/>
       <w:r>
         <w:t>jitter</w:t>
       </w:r>
+      <w:proofErr w:type="spellEnd"/>
       <w:r>
         <w:t>“</w:t>
       </w:r>
@@ -18269,7 +20662,7 @@
       <w:pPr>
         <w:pStyle w:val="Heading2"/>
       </w:pPr>
-      <w:bookmarkStart w:id="109" w:name="_Toc230973912"/>
+      <w:bookmarkStart w:id="109" w:name="_Toc231405489"/>
       <w:r>
         <w:t xml:space="preserve">Merjene metrike na ravni </w:t>
       </w:r>
@@ -18290,7 +20683,7 @@
       <w:pPr>
         <w:pStyle w:val="Heading3"/>
       </w:pPr>
-      <w:bookmarkStart w:id="110" w:name="_Toc230973913"/>
+      <w:bookmarkStart w:id="110" w:name="_Toc231405490"/>
       <w:r>
         <w:t>Časovne metrike</w:t>
       </w:r>
@@ -18305,7 +20698,7 @@
       <w:pPr>
         <w:pStyle w:val="Heading3"/>
       </w:pPr>
-      <w:bookmarkStart w:id="111" w:name="_Toc230973914"/>
+      <w:bookmarkStart w:id="111" w:name="_Toc231405491"/>
       <w:r>
         <w:t>Prostorske metrike</w:t>
       </w:r>
@@ -18320,7 +20713,7 @@
       <w:pPr>
         <w:pStyle w:val="Heading3"/>
       </w:pPr>
-      <w:bookmarkStart w:id="112" w:name="_Toc230973915"/>
+      <w:bookmarkStart w:id="112" w:name="_Toc231405492"/>
       <w:r>
         <w:t>Hitrostne metrike</w:t>
       </w:r>
@@ -18342,7 +20735,7 @@
       <w:pPr>
         <w:pStyle w:val="Heading2"/>
       </w:pPr>
-      <w:bookmarkStart w:id="113" w:name="_Toc230973916"/>
+      <w:bookmarkStart w:id="113" w:name="_Toc231405493"/>
       <w:r>
         <w:t>Povratne informacije</w:t>
       </w:r>
@@ -18397,7 +20790,7 @@
       <w:pPr>
         <w:pStyle w:val="Heading3"/>
       </w:pPr>
-      <w:bookmarkStart w:id="114" w:name="_Toc230973917"/>
+      <w:bookmarkStart w:id="114" w:name="_Toc231405494"/>
       <w:r>
         <w:t>Sprotne povratne informacije</w:t>
       </w:r>
@@ -18412,7 +20805,7 @@
       <w:pPr>
         <w:pStyle w:val="Heading3"/>
       </w:pPr>
-      <w:bookmarkStart w:id="115" w:name="_Toc230973918"/>
+      <w:bookmarkStart w:id="115" w:name="_Toc231405495"/>
       <w:r>
         <w:t>Tehnične napake</w:t>
       </w:r>
@@ -18469,7 +20862,7 @@
       <w:pPr>
         <w:pStyle w:val="Heading3"/>
       </w:pPr>
-      <w:bookmarkStart w:id="116" w:name="_Toc230973919"/>
+      <w:bookmarkStart w:id="116" w:name="_Toc231405496"/>
       <w:r>
         <w:t>Odstopanje od predpisa vadbe (tempo in ROM)</w:t>
       </w:r>
@@ -18503,7 +20896,7 @@
       <w:pPr>
         <w:pStyle w:val="Heading2"/>
       </w:pPr>
-      <w:bookmarkStart w:id="117" w:name="_Toc230973920"/>
+      <w:bookmarkStart w:id="117" w:name="_Toc231405497"/>
       <w:r>
         <w:t>Kalibracija uporabnika</w:t>
       </w:r>
@@ -18513,11 +20906,16 @@
       <w:r>
         <w:t xml:space="preserve">Ker so sklepi zaznani v slikovnih koordinatah, je za metrične analize (razdalja, hitrost v m/s, primerljivost med napravami) potrebna pretvorba v realne enote. Sistem zato uporablja postopek kalibracije, ki temelji na referenčni </w:t>
       </w:r>
+      <w:proofErr w:type="spellStart"/>
       <w:r>
         <w:t>antropomet</w:t>
       </w:r>
       <w:r>
-        <w:t xml:space="preserve">riji uporabnika </w:t>
+        <w:t>riji</w:t>
+      </w:r>
+      <w:proofErr w:type="spellEnd"/>
+      <w:r>
+        <w:t xml:space="preserve"> uporabnika </w:t>
       </w:r>
       <w:r>
         <w:t>(npr. telesni višini) in stabilnem referenčnem položaju.</w:t>
@@ -18526,7 +20924,15 @@
     <w:p/>
     <w:p>
       <w:r>
-        <w:t>Cilj kalibracije ni popolna biomehanska rekonstrukcija v 3D prostoru, temveč dovolj dobra pretvorba, ki omogoča:</w:t>
+        <w:t xml:space="preserve">Cilj kalibracije ni popolna </w:t>
+      </w:r>
+      <w:proofErr w:type="spellStart"/>
+      <w:r>
+        <w:t>biomehanska</w:t>
+      </w:r>
+      <w:proofErr w:type="spellEnd"/>
+      <w:r>
+        <w:t xml:space="preserve"> rekonstrukcija v 3D prostoru, temveč dovolj dobra pretvorba, ki omogoča:</w:t>
       </w:r>
     </w:p>
     <w:p>
@@ -18576,7 +20982,7 @@
       <w:pPr>
         <w:pStyle w:val="Heading2"/>
       </w:pPr>
-      <w:bookmarkStart w:id="118" w:name="_Toc230973921"/>
+      <w:bookmarkStart w:id="118" w:name="_Toc231405498"/>
       <w:r>
         <w:t xml:space="preserve">Merjenje </w:t>
       </w:r>
@@ -18595,9 +21001,27 @@
       <w:r>
         <w:t>“</w:t>
       </w:r>
-      <w:r>
-        <w:t>counter movement jump</w:t>
-      </w:r>
+      <w:proofErr w:type="spellStart"/>
+      <w:r>
+        <w:t>counter</w:t>
+      </w:r>
+      <w:proofErr w:type="spellEnd"/>
+      <w:r>
+        <w:t xml:space="preserve"> </w:t>
+      </w:r>
+      <w:proofErr w:type="spellStart"/>
+      <w:r>
+        <w:t>movement</w:t>
+      </w:r>
+      <w:proofErr w:type="spellEnd"/>
+      <w:r>
+        <w:t xml:space="preserve"> </w:t>
+      </w:r>
+      <w:proofErr w:type="spellStart"/>
+      <w:r>
+        <w:t>jump</w:t>
+      </w:r>
+      <w:proofErr w:type="spellEnd"/>
       <w:r>
         <w:t>“</w:t>
       </w:r>
@@ -18623,7 +21047,7 @@
         <w:br w:type="page"/>
       </w:r>
     </w:p>
-    <w:bookmarkStart w:id="119" w:name="_Toc230973922" w:displacedByCustomXml="next"/>
+    <w:bookmarkStart w:id="119" w:name="_Toc231405499" w:displacedByCustomXml="next"/>
     <w:sdt>
       <w:sdtPr>
         <w:rPr>
@@ -19377,7 +21801,13 @@
       <w:rPr>
         <w:lang w:val="sl-SI"/>
       </w:rPr>
-      <w:t>18</w:t>
+      <w:t>1</w:t>
+    </w:r>
+    <w:r>
+      <w:rPr>
+        <w:lang w:val="sl-SI"/>
+      </w:rPr>
+      <w:t>8</w:t>
     </w:r>
     <w:r>
       <w:rPr>
@@ -19483,8 +21913,8 @@
       </w:rPr>
       <w:t xml:space="preserve">Navodila za izdelavo diplomskih </w:t>
     </w:r>
-    <w:smartTag w:uri="urn:schemas-microsoft-com:office:smarttags" w:element="place">
-      <w:smartTag w:uri="urn:schemas-microsoft-com:office:smarttags" w:element="State">
+    <w:smartTag w:uri="urn:schemas-microsoft-com:office:smarttags" w:element="State">
+      <w:smartTag w:uri="urn:schemas-microsoft-com:office:smarttags" w:element="place">
         <w:r>
           <w:rPr>
             <w:lang w:val="sl-SI"/>
